--- a/STUDIO_LEGALE_AI_MANUALE_IT.docx
+++ b/STUDIO_LEGALE_AI_MANUALE_IT.docx
@@ -11247,7 +11247,7 @@
               <w:jc w:val="left"/>
             </w:pPr>
             <w:r>
-              <w:t xml:space="preserve">Consenti i popup per localhost:8506</w:t>
+              <w:t xml:space="preserve">Consenti i popup per localhost:8506 (o studio-legale.geneforge.eu se online)</w:t>
             </w:r>
           </w:p>
         </w:tc>

--- a/STUDIO_LEGALE_AI_MANUALE_IT.docx
+++ b/STUDIO_LEGALE_AI_MANUALE_IT.docx
@@ -1428,7 +1428,7 @@
         <w:t xml:space="preserve"> </w:t>
       </w:r>
       <w:r>
-        <w:t xml:space="preserve">Scrivi a supporto@geneforge.eu</w:t>
+        <w:t xml:space="preserve">Scrivi a marco.saba@geneforge.eu</w:t>
       </w:r>
     </w:p>
     <w:p>

--- a/STUDIO_LEGALE_AI_MANUALE_IT.docx
+++ b/STUDIO_LEGALE_AI_MANUALE_IT.docx
@@ -2,7 +2,7 @@
 <file path=word/document.xml><?xml version="1.0" encoding="utf-8"?>
 <w:document xmlns:w="http://schemas.openxmlformats.org/wordprocessingml/2006/main" xmlns:m="http://schemas.openxmlformats.org/officeDocument/2006/math" xmlns:r="http://schemas.openxmlformats.org/officeDocument/2006/relationships" xmlns:o="urn:schemas-microsoft-com:office:office" xmlns:v="urn:schemas-microsoft-com:vml" xmlns:w10="urn:schemas-microsoft-com:office:word" xmlns:a="http://schemas.openxmlformats.org/drawingml/2006/main" xmlns:pic="http://schemas.openxmlformats.org/drawingml/2006/picture" xmlns:wp="http://schemas.openxmlformats.org/drawingml/2006/wordprocessingDrawing">
   <w:body>
-    <w:bookmarkStart w:id="117" w:name="studio-legale-ai-manuale-utente"/>
+    <w:bookmarkStart w:id="115" w:name="studio-legale-ai-manuale-utente"/>
     <w:p>
       <w:pPr>
         <w:pStyle w:val="Heading1"/>
@@ -26,7 +26,7 @@
         <w:t xml:space="preserve"> </w:t>
       </w:r>
       <w:r>
-        <w:t xml:space="preserve">2.2</w:t>
+        <w:t xml:space="preserve">2.1</w:t>
       </w:r>
       <w:r>
         <w:br/>
@@ -42,7 +42,7 @@
         <w:t xml:space="preserve"> </w:t>
       </w:r>
       <w:r>
-        <w:t xml:space="preserve">6 Luglio 2026</w:t>
+        <w:t xml:space="preserve">2 Maggio 2026</w:t>
       </w:r>
       <w:r>
         <w:br/>
@@ -3298,7 +3298,7 @@
     </w:p>
     <w:bookmarkEnd w:id="40"/>
     <w:bookmarkEnd w:id="41"/>
-    <w:bookmarkStart w:id="58" w:name="generazione-documenti"/>
+    <w:bookmarkStart w:id="55" w:name="generazione-documenti"/>
     <w:p>
       <w:pPr>
         <w:pStyle w:val="Heading2"/>
@@ -5705,787 +5705,6 @@
         <w:t xml:space="preserve">database/documents/</w:t>
       </w:r>
     </w:p>
-    <w:bookmarkEnd w:id="54"/>
-    <w:bookmarkStart w:id="55" w:name="formulario-forense"/>
-    <w:p>
-      <w:pPr>
-        <w:pStyle w:val="Heading3"/>
-      </w:pPr>
-      <w:r>
-        <w:t xml:space="preserve">📋 Formulario Forense</w:t>
-      </w:r>
-    </w:p>
-    <w:p>
-      <w:pPr>
-        <w:pStyle w:val="FirstParagraph"/>
-      </w:pPr>
-      <w:r>
-        <w:t xml:space="preserve">Il modulo</w:t>
-      </w:r>
-      <w:r>
-        <w:t xml:space="preserve"> </w:t>
-      </w:r>
-      <w:r>
-        <w:rPr>
-          <w:bCs/>
-          <w:b/>
-        </w:rPr>
-        <w:t xml:space="preserve">Formulario</w:t>
-      </w:r>
-      <w:r>
-        <w:t xml:space="preserve"> </w:t>
-      </w:r>
-      <w:r>
-        <w:t xml:space="preserve">raccoglie modelli giuridici pronti all’uso, organizzati per area:</w:t>
-      </w:r>
-    </w:p>
-    <w:tbl>
-      <w:tblPr>
-        <w:tblStyle w:val="Table"/>
-        <w:tblW w:type="auto" w:w="0"/>
-        <w:tblLook w:firstRow="1" w:lastRow="0" w:firstColumn="0" w:lastColumn="0" w:noHBand="0" w:noVBand="0" w:val="0020"/>
-        <w:jc w:val="start"/>
-      </w:tblPr>
-      <w:tblGrid>
-        <w:gridCol w:w="2640"/>
-        <w:gridCol w:w="2640"/>
-        <w:gridCol w:w="2640"/>
-      </w:tblGrid>
-      <w:tr>
-        <w:trPr>
-          <w:tblHeader w:val="true"/>
-        </w:trPr>
-        <w:tc>
-          <w:tcPr/>
-          <w:p>
-            <w:pPr>
-              <w:pStyle w:val="Compact"/>
-              <w:jc w:val="left"/>
-            </w:pPr>
-            <w:r>
-              <w:t xml:space="preserve">Area</w:t>
-            </w:r>
-          </w:p>
-        </w:tc>
-        <w:tc>
-          <w:tcPr/>
-          <w:p>
-            <w:pPr>
-              <w:pStyle w:val="Compact"/>
-              <w:jc w:val="left"/>
-            </w:pPr>
-            <w:r>
-              <w:t xml:space="preserve">Moduli pronti</w:t>
-            </w:r>
-          </w:p>
-        </w:tc>
-        <w:tc>
-          <w:tcPr/>
-          <w:p>
-            <w:pPr>
-              <w:pStyle w:val="Compact"/>
-              <w:jc w:val="left"/>
-            </w:pPr>
-            <w:r>
-              <w:t xml:space="preserve">Moduli in arrivo</w:t>
-            </w:r>
-          </w:p>
-        </w:tc>
-      </w:tr>
-      <w:tr>
-        <w:tc>
-          <w:tcPr/>
-          <w:p>
-            <w:pPr>
-              <w:pStyle w:val="Compact"/>
-              <w:jc w:val="left"/>
-            </w:pPr>
-            <w:r>
-              <w:rPr>
-                <w:bCs/>
-                <w:b/>
-              </w:rPr>
-              <w:t xml:space="preserve">Diritto Civile</w:t>
-            </w:r>
-          </w:p>
-        </w:tc>
-        <w:tc>
-          <w:tcPr/>
-          <w:p>
-            <w:pPr>
-              <w:pStyle w:val="Compact"/>
-              <w:jc w:val="left"/>
-            </w:pPr>
-            <w:r>
-              <w:t xml:space="preserve">150+</w:t>
-            </w:r>
-          </w:p>
-        </w:tc>
-        <w:tc>
-          <w:tcPr/>
-          <w:p>
-            <w:pPr>
-              <w:pStyle w:val="Compact"/>
-              <w:jc w:val="left"/>
-            </w:pPr>
-            <w:r>
-              <w:t xml:space="preserve">in continuo aggiornamento</w:t>
-            </w:r>
-          </w:p>
-        </w:tc>
-      </w:tr>
-      <w:tr>
-        <w:tc>
-          <w:tcPr/>
-          <w:p>
-            <w:pPr>
-              <w:pStyle w:val="Compact"/>
-              <w:jc w:val="left"/>
-            </w:pPr>
-            <w:r>
-              <w:rPr>
-                <w:bCs/>
-                <w:b/>
-              </w:rPr>
-              <w:t xml:space="preserve">Diritto Penale</w:t>
-            </w:r>
-          </w:p>
-        </w:tc>
-        <w:tc>
-          <w:tcPr/>
-          <w:p>
-            <w:pPr>
-              <w:pStyle w:val="Compact"/>
-              <w:jc w:val="left"/>
-            </w:pPr>
-            <w:r>
-              <w:t xml:space="preserve">100</w:t>
-            </w:r>
-          </w:p>
-        </w:tc>
-        <w:tc>
-          <w:tcPr/>
-          <w:p>
-            <w:pPr>
-              <w:pStyle w:val="Compact"/>
-              <w:jc w:val="left"/>
-            </w:pPr>
-            <w:r>
-              <w:t xml:space="preserve">in continuo aggiornamento</w:t>
-            </w:r>
-          </w:p>
-        </w:tc>
-      </w:tr>
-      <w:tr>
-        <w:tc>
-          <w:tcPr/>
-          <w:p>
-            <w:pPr>
-              <w:pStyle w:val="Compact"/>
-              <w:jc w:val="left"/>
-            </w:pPr>
-            <w:r>
-              <w:rPr>
-                <w:bCs/>
-                <w:b/>
-              </w:rPr>
-              <w:t xml:space="preserve">Diritto Tributario</w:t>
-            </w:r>
-          </w:p>
-        </w:tc>
-        <w:tc>
-          <w:tcPr/>
-          <w:p>
-            <w:pPr>
-              <w:pStyle w:val="Compact"/>
-              <w:jc w:val="left"/>
-            </w:pPr>
-            <w:r>
-              <w:t xml:space="preserve">90</w:t>
-            </w:r>
-          </w:p>
-        </w:tc>
-        <w:tc>
-          <w:tcPr/>
-          <w:p>
-            <w:pPr>
-              <w:pStyle w:val="Compact"/>
-              <w:jc w:val="left"/>
-            </w:pPr>
-            <w:r>
-              <w:t xml:space="preserve">in continuo aggiornamento</w:t>
-            </w:r>
-          </w:p>
-        </w:tc>
-      </w:tr>
-      <w:tr>
-        <w:tc>
-          <w:tcPr/>
-          <w:p>
-            <w:pPr>
-              <w:pStyle w:val="Compact"/>
-              <w:jc w:val="left"/>
-            </w:pPr>
-            <w:r>
-              <w:rPr>
-                <w:bCs/>
-                <w:b/>
-              </w:rPr>
-              <w:t xml:space="preserve">Diritto Amministrativo</w:t>
-            </w:r>
-          </w:p>
-        </w:tc>
-        <w:tc>
-          <w:tcPr/>
-          <w:p>
-            <w:pPr>
-              <w:pStyle w:val="Compact"/>
-              <w:jc w:val="left"/>
-            </w:pPr>
-            <w:r>
-              <w:t xml:space="preserve">80</w:t>
-            </w:r>
-          </w:p>
-        </w:tc>
-        <w:tc>
-          <w:tcPr/>
-          <w:p>
-            <w:pPr>
-              <w:pStyle w:val="Compact"/>
-              <w:jc w:val="left"/>
-            </w:pPr>
-            <w:r>
-              <w:t xml:space="preserve">in continuo aggiornamento</w:t>
-            </w:r>
-          </w:p>
-        </w:tc>
-      </w:tr>
-      <w:tr>
-        <w:tc>
-          <w:tcPr/>
-          <w:p>
-            <w:pPr>
-              <w:pStyle w:val="Compact"/>
-              <w:jc w:val="left"/>
-            </w:pPr>
-            <w:r>
-              <w:rPr>
-                <w:bCs/>
-                <w:b/>
-              </w:rPr>
-              <w:t xml:space="preserve">Diritto del Lavoro</w:t>
-            </w:r>
-          </w:p>
-        </w:tc>
-        <w:tc>
-          <w:tcPr/>
-          <w:p>
-            <w:pPr>
-              <w:pStyle w:val="Compact"/>
-              <w:jc w:val="left"/>
-            </w:pPr>
-            <w:r>
-              <w:t xml:space="preserve">80</w:t>
-            </w:r>
-          </w:p>
-        </w:tc>
-        <w:tc>
-          <w:tcPr/>
-          <w:p>
-            <w:pPr>
-              <w:pStyle w:val="Compact"/>
-              <w:jc w:val="left"/>
-            </w:pPr>
-            <w:r>
-              <w:t xml:space="preserve">in continuo aggiornamento</w:t>
-            </w:r>
-          </w:p>
-        </w:tc>
-      </w:tr>
-      <w:tr>
-        <w:tc>
-          <w:tcPr/>
-          <w:p>
-            <w:pPr>
-              <w:pStyle w:val="Compact"/>
-              <w:jc w:val="left"/>
-            </w:pPr>
-            <w:r>
-              <w:rPr>
-                <w:bCs/>
-                <w:b/>
-              </w:rPr>
-              <w:t xml:space="preserve">Diritto Europeo</w:t>
-            </w:r>
-          </w:p>
-        </w:tc>
-        <w:tc>
-          <w:tcPr/>
-          <w:p>
-            <w:pPr>
-              <w:pStyle w:val="Compact"/>
-              <w:jc w:val="left"/>
-            </w:pPr>
-            <w:r>
-              <w:t xml:space="preserve">60</w:t>
-            </w:r>
-          </w:p>
-        </w:tc>
-        <w:tc>
-          <w:tcPr/>
-          <w:p>
-            <w:pPr>
-              <w:pStyle w:val="Compact"/>
-              <w:jc w:val="left"/>
-            </w:pPr>
-            <w:r>
-              <w:t xml:space="preserve">0</w:t>
-            </w:r>
-          </w:p>
-        </w:tc>
-      </w:tr>
-    </w:tbl>
-    <w:p>
-      <w:pPr>
-        <w:pStyle w:val="BodyText"/>
-      </w:pPr>
-      <w:r>
-        <w:t xml:space="preserve">Ogni modulo include:</w:t>
-      </w:r>
-      <w:r>
-        <w:t xml:space="preserve"> </w:t>
-      </w:r>
-      <w:r>
-        <w:t xml:space="preserve">-</w:t>
-      </w:r>
-      <w:r>
-        <w:t xml:space="preserve"> </w:t>
-      </w:r>
-      <w:r>
-        <w:rPr>
-          <w:bCs/>
-          <w:b/>
-        </w:rPr>
-        <w:t xml:space="preserve">Finalità</w:t>
-      </w:r>
-      <w:r>
-        <w:t xml:space="preserve"> </w:t>
-      </w:r>
-      <w:r>
-        <w:t xml:space="preserve">e categoria giuridica</w:t>
-      </w:r>
-      <w:r>
-        <w:t xml:space="preserve"> </w:t>
-      </w:r>
-      <w:r>
-        <w:t xml:space="preserve">-</w:t>
-      </w:r>
-      <w:r>
-        <w:t xml:space="preserve"> </w:t>
-      </w:r>
-      <w:r>
-        <w:rPr>
-          <w:bCs/>
-          <w:b/>
-        </w:rPr>
-        <w:t xml:space="preserve">Formula base</w:t>
-      </w:r>
-      <w:r>
-        <w:t xml:space="preserve"> </w:t>
-      </w:r>
-      <w:r>
-        <w:t xml:space="preserve">con placeholder personalizzabili</w:t>
-      </w:r>
-      <w:r>
-        <w:t xml:space="preserve"> </w:t>
-      </w:r>
-      <w:r>
-        <w:t xml:space="preserve">-</w:t>
-      </w:r>
-      <w:r>
-        <w:t xml:space="preserve"> </w:t>
-      </w:r>
-      <w:r>
-        <w:rPr>
-          <w:bCs/>
-          <w:b/>
-        </w:rPr>
-        <w:t xml:space="preserve">Campi da compilare</w:t>
-      </w:r>
-      <w:r>
-        <w:t xml:space="preserve"> </w:t>
-      </w:r>
-      <w:r>
-        <w:t xml:space="preserve">generati automaticamente</w:t>
-      </w:r>
-      <w:r>
-        <w:t xml:space="preserve"> </w:t>
-      </w:r>
-      <w:r>
-        <w:t xml:space="preserve">-</w:t>
-      </w:r>
-      <w:r>
-        <w:t xml:space="preserve"> </w:t>
-      </w:r>
-      <w:r>
-        <w:rPr>
-          <w:bCs/>
-          <w:b/>
-        </w:rPr>
-        <w:t xml:space="preserve">Note</w:t>
-      </w:r>
-      <w:r>
-        <w:t xml:space="preserve"> </w:t>
-      </w:r>
-      <w:r>
-        <w:t xml:space="preserve">di uso pratico</w:t>
-      </w:r>
-    </w:p>
-    <w:p>
-      <w:pPr>
-        <w:pStyle w:val="BlockText"/>
-      </w:pPr>
-      <w:r>
-        <w:t xml:space="preserve">🇪🇺 I moduli di Diritto Europeo coprono ricorsi CJEU, reclami di infrazione ex art. 258 TFUE, rinvii pregiudiziali ex art. 267 TFUE, accesso agli atti UE, procedure CEDU, concorrenza, ambiente, protezione dati e molte altre ipotesi.</w:t>
-      </w:r>
-    </w:p>
-    <w:bookmarkEnd w:id="55"/>
-    <w:bookmarkStart w:id="56" w:name="tool-cjeu-ue-rapidi"/>
-    <w:p>
-      <w:pPr>
-        <w:pStyle w:val="Heading3"/>
-      </w:pPr>
-      <w:r>
-        <w:t xml:space="preserve">🇪🇺 Tool CJEU / UE rapidi</w:t>
-      </w:r>
-    </w:p>
-    <w:p>
-      <w:pPr>
-        <w:pStyle w:val="FirstParagraph"/>
-      </w:pPr>
-      <w:r>
-        <w:t xml:space="preserve">Nella pagina</w:t>
-      </w:r>
-      <w:r>
-        <w:t xml:space="preserve"> </w:t>
-      </w:r>
-      <w:r>
-        <w:rPr>
-          <w:bCs/>
-          <w:b/>
-        </w:rPr>
-        <w:t xml:space="preserve">Formulario</w:t>
-      </w:r>
-      <w:r>
-        <w:t xml:space="preserve"> </w:t>
-      </w:r>
-      <w:r>
-        <w:t xml:space="preserve">è disponibile una card</w:t>
-      </w:r>
-      <w:r>
-        <w:t xml:space="preserve"> </w:t>
-      </w:r>
-      <w:r>
-        <w:t xml:space="preserve">“</w:t>
-      </w:r>
-      <w:r>
-        <w:t xml:space="preserve">Tool CJEU / UE</w:t>
-      </w:r>
-      <w:r>
-        <w:t xml:space="preserve">”</w:t>
-      </w:r>
-      <w:r>
-        <w:t xml:space="preserve"> </w:t>
-      </w:r>
-      <w:r>
-        <w:t xml:space="preserve">che permette di:</w:t>
-      </w:r>
-    </w:p>
-    <w:p>
-      <w:pPr>
-        <w:numPr>
-          <w:ilvl w:val="0"/>
-          <w:numId w:val="1023"/>
-        </w:numPr>
-        <w:pStyle w:val="Compact"/>
-      </w:pPr>
-      <w:r>
-        <w:rPr>
-          <w:bCs/>
-          <w:b/>
-        </w:rPr>
-        <w:t xml:space="preserve">Validare il numero di causa</w:t>
-      </w:r>
-      <w:r>
-        <w:t xml:space="preserve"> </w:t>
-      </w:r>
-      <w:r>
-        <w:t xml:space="preserve">CJEU (es.</w:t>
-      </w:r>
-      <w:r>
-        <w:t xml:space="preserve"> </w:t>
-      </w:r>
-      <w:r>
-        <w:rPr>
-          <w:rStyle w:val="VerbatimChar"/>
-        </w:rPr>
-        <w:t xml:space="preserve">C-123/14</w:t>
-      </w:r>
-      <w:r>
-        <w:t xml:space="preserve">,</w:t>
-      </w:r>
-      <w:r>
-        <w:t xml:space="preserve"> </w:t>
-      </w:r>
-      <w:r>
-        <w:rPr>
-          <w:rStyle w:val="VerbatimChar"/>
-        </w:rPr>
-        <w:t xml:space="preserve">T-456/17</w:t>
-      </w:r>
-      <w:r>
-        <w:t xml:space="preserve">).</w:t>
-      </w:r>
-    </w:p>
-    <w:p>
-      <w:pPr>
-        <w:numPr>
-          <w:ilvl w:val="0"/>
-          <w:numId w:val="1023"/>
-        </w:numPr>
-        <w:pStyle w:val="Compact"/>
-      </w:pPr>
-      <w:r>
-        <w:rPr>
-          <w:bCs/>
-          <w:b/>
-        </w:rPr>
-        <w:t xml:space="preserve">Verificare il termine processuale</w:t>
-      </w:r>
-      <w:r>
-        <w:t xml:space="preserve"> </w:t>
-      </w:r>
-      <w:r>
-        <w:t xml:space="preserve">per ricorso di annullamento, appello, misure cautelari, accesso agli atti, osservazioni pregiudiziali.</w:t>
-      </w:r>
-    </w:p>
-    <w:p>
-      <w:pPr>
-        <w:numPr>
-          <w:ilvl w:val="0"/>
-          <w:numId w:val="1023"/>
-        </w:numPr>
-        <w:pStyle w:val="Compact"/>
-      </w:pPr>
-      <w:r>
-        <w:rPr>
-          <w:bCs/>
-          <w:b/>
-        </w:rPr>
-        <w:t xml:space="preserve">Calcolare la scadenza</w:t>
-      </w:r>
-      <w:r>
-        <w:t xml:space="preserve"> </w:t>
-      </w:r>
-      <w:r>
-        <w:t xml:space="preserve">a partire dalla data evento e dalla tipologia di procedura.</w:t>
-      </w:r>
-    </w:p>
-    <w:bookmarkEnd w:id="56"/>
-    <w:bookmarkStart w:id="57" w:name="tipologie-documento-ue"/>
-    <w:p>
-      <w:pPr>
-        <w:pStyle w:val="Heading3"/>
-      </w:pPr>
-      <w:r>
-        <w:t xml:space="preserve">📄 Tipologie documento UE</w:t>
-      </w:r>
-    </w:p>
-    <w:p>
-      <w:pPr>
-        <w:pStyle w:val="FirstParagraph"/>
-      </w:pPr>
-      <w:r>
-        <w:t xml:space="preserve">Nella pagina</w:t>
-      </w:r>
-      <w:r>
-        <w:t xml:space="preserve"> </w:t>
-      </w:r>
-      <w:r>
-        <w:rPr>
-          <w:bCs/>
-          <w:b/>
-        </w:rPr>
-        <w:t xml:space="preserve">Documenti</w:t>
-      </w:r>
-      <w:r>
-        <w:t xml:space="preserve"> </w:t>
-      </w:r>
-      <w:r>
-        <w:t xml:space="preserve">sono disponibili quattro tipologie dedicate al diritto europeo:</w:t>
-      </w:r>
-    </w:p>
-    <w:tbl>
-      <w:tblPr>
-        <w:tblStyle w:val="Table"/>
-        <w:tblW w:type="pct" w:w="5000"/>
-        <w:tblLook w:firstRow="1" w:lastRow="0" w:firstColumn="0" w:lastColumn="0" w:noHBand="0" w:noVBand="0" w:val="0020"/>
-        <w:jc w:val="start"/>
-      </w:tblPr>
-      <w:tblGrid>
-        <w:gridCol w:w="3350"/>
-        <w:gridCol w:w="4569"/>
-      </w:tblGrid>
-      <w:tr>
-        <w:trPr>
-          <w:tblHeader w:val="true"/>
-        </w:trPr>
-        <w:tc>
-          <w:tcPr/>
-          <w:p>
-            <w:pPr>
-              <w:pStyle w:val="Compact"/>
-              <w:jc w:val="left"/>
-            </w:pPr>
-            <w:r>
-              <w:t xml:space="preserve">Tipologia</w:t>
-            </w:r>
-          </w:p>
-        </w:tc>
-        <w:tc>
-          <w:tcPr/>
-          <w:p>
-            <w:pPr>
-              <w:pStyle w:val="Compact"/>
-              <w:jc w:val="left"/>
-            </w:pPr>
-            <w:r>
-              <w:t xml:space="preserve">Quando usarla</w:t>
-            </w:r>
-          </w:p>
-        </w:tc>
-      </w:tr>
-      <w:tr>
-        <w:tc>
-          <w:tcPr/>
-          <w:p>
-            <w:pPr>
-              <w:pStyle w:val="Compact"/>
-              <w:jc w:val="left"/>
-            </w:pPr>
-            <w:r>
-              <w:rPr>
-                <w:bCs/>
-                <w:b/>
-              </w:rPr>
-              <w:t xml:space="preserve">Ricorso UE (art. 263 TFUE)</w:t>
-            </w:r>
-          </w:p>
-        </w:tc>
-        <w:tc>
-          <w:tcPr/>
-          <w:p>
-            <w:pPr>
-              <w:pStyle w:val="Compact"/>
-              <w:jc w:val="left"/>
-            </w:pPr>
-            <w:r>
-              <w:t xml:space="preserve">Impugnare un atto dell’Unione Europea dinanzi alla CJEU</w:t>
-            </w:r>
-          </w:p>
-        </w:tc>
-      </w:tr>
-      <w:tr>
-        <w:tc>
-          <w:tcPr/>
-          <w:p>
-            <w:pPr>
-              <w:pStyle w:val="Compact"/>
-              <w:jc w:val="left"/>
-            </w:pPr>
-            <w:r>
-              <w:rPr>
-                <w:bCs/>
-                <w:b/>
-              </w:rPr>
-              <w:t xml:space="preserve">Osservazioni pregiudiziali UE (art. 267 TFUE)</w:t>
-            </w:r>
-          </w:p>
-        </w:tc>
-        <w:tc>
-          <w:tcPr/>
-          <w:p>
-            <w:pPr>
-              <w:pStyle w:val="Compact"/>
-              <w:jc w:val="left"/>
-            </w:pPr>
-            <w:r>
-              <w:t xml:space="preserve">Rispondere a un rinvio pregiudiziale del giudice nazionale</w:t>
-            </w:r>
-          </w:p>
-        </w:tc>
-      </w:tr>
-      <w:tr>
-        <w:tc>
-          <w:tcPr/>
-          <w:p>
-            <w:pPr>
-              <w:pStyle w:val="Compact"/>
-              <w:jc w:val="left"/>
-            </w:pPr>
-            <w:r>
-              <w:rPr>
-                <w:bCs/>
-                <w:b/>
-              </w:rPr>
-              <w:t xml:space="preserve">Reclamo infrazione UE (art. 258 TFUE)</w:t>
-            </w:r>
-          </w:p>
-        </w:tc>
-        <w:tc>
-          <w:tcPr/>
-          <w:p>
-            <w:pPr>
-              <w:pStyle w:val="Compact"/>
-              <w:jc w:val="left"/>
-            </w:pPr>
-            <w:r>
-              <w:t xml:space="preserve">Segnalare alla Commissione una violazione del diritto UE da uno Stato membro</w:t>
-            </w:r>
-          </w:p>
-        </w:tc>
-      </w:tr>
-      <w:tr>
-        <w:tc>
-          <w:tcPr/>
-          <w:p>
-            <w:pPr>
-              <w:pStyle w:val="Compact"/>
-              <w:jc w:val="left"/>
-            </w:pPr>
-            <w:r>
-              <w:rPr>
-                <w:bCs/>
-                <w:b/>
-              </w:rPr>
-              <w:t xml:space="preserve">Parere UE</w:t>
-            </w:r>
-          </w:p>
-        </w:tc>
-        <w:tc>
-          <w:tcPr/>
-          <w:p>
-            <w:pPr>
-              <w:pStyle w:val="Compact"/>
-              <w:jc w:val="left"/>
-            </w:pPr>
-            <w:r>
-              <w:t xml:space="preserve">Consulenza strutturata su normativa, giurisprudenza e effetto diretto UE</w:t>
-            </w:r>
-          </w:p>
-        </w:tc>
-      </w:tr>
-    </w:tbl>
     <w:p>
       <w:r>
         <w:pict>
@@ -6493,45 +5712,313 @@
         </w:pict>
       </w:r>
     </w:p>
+    <w:bookmarkEnd w:id="54"/>
+    <w:bookmarkEnd w:id="55"/>
+    <w:bookmarkStart w:id="61" w:name="esportazione-e-invio"/>
+    <w:p>
+      <w:pPr>
+        <w:pStyle w:val="Heading2"/>
+      </w:pPr>
+      <w:r>
+        <w:t xml:space="preserve">6. Esportazione e Invio</w:t>
+      </w:r>
+    </w:p>
+    <w:bookmarkStart w:id="56" w:name="come-scaricare-in-pdf"/>
+    <w:p>
+      <w:pPr>
+        <w:pStyle w:val="Heading3"/>
+      </w:pPr>
+      <w:r>
+        <w:t xml:space="preserve">Come scaricare in PDF</w:t>
+      </w:r>
+    </w:p>
+    <w:p>
+      <w:pPr>
+        <w:numPr>
+          <w:ilvl w:val="0"/>
+          <w:numId w:val="1023"/>
+        </w:numPr>
+        <w:pStyle w:val="Compact"/>
+      </w:pPr>
+      <w:r>
+        <w:t xml:space="preserve">Genera o apri un documento</w:t>
+      </w:r>
+    </w:p>
+    <w:p>
+      <w:pPr>
+        <w:numPr>
+          <w:ilvl w:val="0"/>
+          <w:numId w:val="1023"/>
+        </w:numPr>
+        <w:pStyle w:val="Compact"/>
+      </w:pPr>
+      <w:r>
+        <w:t xml:space="preserve">Clicca su</w:t>
+      </w:r>
+      <w:r>
+        <w:t xml:space="preserve"> </w:t>
+      </w:r>
+      <w:r>
+        <w:rPr>
+          <w:bCs/>
+          <w:b/>
+        </w:rPr>
+        <w:t xml:space="preserve">“</w:t>
+      </w:r>
+      <w:r>
+        <w:rPr>
+          <w:bCs/>
+          <w:b/>
+        </w:rPr>
+        <w:t xml:space="preserve">📄 Scarica PDF</w:t>
+      </w:r>
+      <w:r>
+        <w:rPr>
+          <w:bCs/>
+          <w:b/>
+        </w:rPr>
+        <w:t xml:space="preserve">”</w:t>
+      </w:r>
+    </w:p>
+    <w:p>
+      <w:pPr>
+        <w:numPr>
+          <w:ilvl w:val="0"/>
+          <w:numId w:val="1023"/>
+        </w:numPr>
+        <w:pStyle w:val="Compact"/>
+      </w:pPr>
+      <w:r>
+        <w:t xml:space="preserve">Il browser scarica un file PDF con:</w:t>
+      </w:r>
+    </w:p>
+    <w:p>
+      <w:pPr>
+        <w:numPr>
+          <w:ilvl w:val="1"/>
+          <w:numId w:val="1024"/>
+        </w:numPr>
+        <w:pStyle w:val="Compact"/>
+      </w:pPr>
+      <w:r>
+        <w:t xml:space="preserve">Intestazione</w:t>
+      </w:r>
+      <w:r>
+        <w:t xml:space="preserve"> </w:t>
+      </w:r>
+      <w:r>
+        <w:t xml:space="preserve">“</w:t>
+      </w:r>
+      <w:r>
+        <w:t xml:space="preserve">Studio Legale AI</w:t>
+      </w:r>
+      <w:r>
+        <w:t xml:space="preserve">”</w:t>
+      </w:r>
+    </w:p>
+    <w:p>
+      <w:pPr>
+        <w:numPr>
+          <w:ilvl w:val="1"/>
+          <w:numId w:val="1024"/>
+        </w:numPr>
+        <w:pStyle w:val="Compact"/>
+      </w:pPr>
+      <w:r>
+        <w:t xml:space="preserve">Nome dell’avvocato</w:t>
+      </w:r>
+    </w:p>
+    <w:p>
+      <w:pPr>
+        <w:numPr>
+          <w:ilvl w:val="1"/>
+          <w:numId w:val="1024"/>
+        </w:numPr>
+        <w:pStyle w:val="Compact"/>
+      </w:pPr>
+      <w:r>
+        <w:t xml:space="preserve">Corpo formattato</w:t>
+      </w:r>
+    </w:p>
+    <w:p>
+      <w:pPr>
+        <w:numPr>
+          <w:ilvl w:val="1"/>
+          <w:numId w:val="1024"/>
+        </w:numPr>
+        <w:pStyle w:val="Compact"/>
+      </w:pPr>
+      <w:r>
+        <w:t xml:space="preserve">Firma in calce</w:t>
+      </w:r>
+    </w:p>
+    <w:bookmarkEnd w:id="56"/>
+    <w:bookmarkStart w:id="57" w:name="come-scaricare-in-docx"/>
+    <w:p>
+      <w:pPr>
+        <w:pStyle w:val="Heading3"/>
+      </w:pPr>
+      <w:r>
+        <w:t xml:space="preserve">Come scaricare in DOCX</w:t>
+      </w:r>
+    </w:p>
+    <w:p>
+      <w:pPr>
+        <w:numPr>
+          <w:ilvl w:val="0"/>
+          <w:numId w:val="1025"/>
+        </w:numPr>
+        <w:pStyle w:val="Compact"/>
+      </w:pPr>
+      <w:r>
+        <w:t xml:space="preserve">Clicca su</w:t>
+      </w:r>
+      <w:r>
+        <w:t xml:space="preserve"> </w:t>
+      </w:r>
+      <w:r>
+        <w:rPr>
+          <w:bCs/>
+          <w:b/>
+        </w:rPr>
+        <w:t xml:space="preserve">“</w:t>
+      </w:r>
+      <w:r>
+        <w:rPr>
+          <w:bCs/>
+          <w:b/>
+        </w:rPr>
+        <w:t xml:space="preserve">📄 Scarica DOCX</w:t>
+      </w:r>
+      <w:r>
+        <w:rPr>
+          <w:bCs/>
+          <w:b/>
+        </w:rPr>
+        <w:t xml:space="preserve">”</w:t>
+      </w:r>
+    </w:p>
+    <w:p>
+      <w:pPr>
+        <w:numPr>
+          <w:ilvl w:val="0"/>
+          <w:numId w:val="1025"/>
+        </w:numPr>
+        <w:pStyle w:val="Compact"/>
+      </w:pPr>
+      <w:r>
+        <w:t xml:space="preserve">Il browser scarica un file Word editabile</w:t>
+      </w:r>
+    </w:p>
+    <w:p>
+      <w:pPr>
+        <w:numPr>
+          <w:ilvl w:val="0"/>
+          <w:numId w:val="1025"/>
+        </w:numPr>
+        <w:pStyle w:val="Compact"/>
+      </w:pPr>
+      <w:r>
+        <w:t xml:space="preserve">Puoi aprirlo in Microsoft Word o LibreOffice</w:t>
+      </w:r>
+    </w:p>
+    <w:p>
+      <w:pPr>
+        <w:numPr>
+          <w:ilvl w:val="0"/>
+          <w:numId w:val="1025"/>
+        </w:numPr>
+        <w:pStyle w:val="Compact"/>
+      </w:pPr>
+      <w:r>
+        <w:t xml:space="preserve">Il formato è professionale, con font Times New Roman 12pt</w:t>
+      </w:r>
+    </w:p>
     <w:bookmarkEnd w:id="57"/>
+    <w:bookmarkStart w:id="58" w:name="come-scaricare-in-markdown"/>
+    <w:p>
+      <w:pPr>
+        <w:pStyle w:val="Heading3"/>
+      </w:pPr>
+      <w:r>
+        <w:t xml:space="preserve">Come scaricare in Markdown</w:t>
+      </w:r>
+    </w:p>
+    <w:p>
+      <w:pPr>
+        <w:numPr>
+          <w:ilvl w:val="0"/>
+          <w:numId w:val="1026"/>
+        </w:numPr>
+        <w:pStyle w:val="Compact"/>
+      </w:pPr>
+      <w:r>
+        <w:t xml:space="preserve">Clicca su</w:t>
+      </w:r>
+      <w:r>
+        <w:t xml:space="preserve"> </w:t>
+      </w:r>
+      <w:r>
+        <w:rPr>
+          <w:bCs/>
+          <w:b/>
+        </w:rPr>
+        <w:t xml:space="preserve">“</w:t>
+      </w:r>
+      <w:r>
+        <w:rPr>
+          <w:bCs/>
+          <w:b/>
+        </w:rPr>
+        <w:t xml:space="preserve">📄 Scarica MD</w:t>
+      </w:r>
+      <w:r>
+        <w:rPr>
+          <w:bCs/>
+          <w:b/>
+        </w:rPr>
+        <w:t xml:space="preserve">”</w:t>
+      </w:r>
+    </w:p>
+    <w:p>
+      <w:pPr>
+        <w:numPr>
+          <w:ilvl w:val="0"/>
+          <w:numId w:val="1026"/>
+        </w:numPr>
+        <w:pStyle w:val="Compact"/>
+      </w:pPr>
+      <w:r>
+        <w:t xml:space="preserve">Utile per l’archiviazione testuale o il versionamento con Git</w:t>
+      </w:r>
+    </w:p>
     <w:bookmarkEnd w:id="58"/>
-    <w:bookmarkStart w:id="64" w:name="esportazione-e-invio"/>
-    <w:p>
-      <w:pPr>
-        <w:pStyle w:val="Heading2"/>
-      </w:pPr>
-      <w:r>
-        <w:t xml:space="preserve">6. Esportazione e Invio</w:t>
-      </w:r>
-    </w:p>
-    <w:bookmarkStart w:id="59" w:name="come-scaricare-in-pdf"/>
+    <w:bookmarkStart w:id="59" w:name="come-inviare-per-email"/>
     <w:p>
       <w:pPr>
         <w:pStyle w:val="Heading3"/>
       </w:pPr>
       <w:r>
-        <w:t xml:space="preserve">Come scaricare in PDF</w:t>
-      </w:r>
-    </w:p>
-    <w:p>
-      <w:pPr>
-        <w:numPr>
-          <w:ilvl w:val="0"/>
-          <w:numId w:val="1024"/>
-        </w:numPr>
-        <w:pStyle w:val="Compact"/>
-      </w:pPr>
-      <w:r>
-        <w:t xml:space="preserve">Genera o apri un documento</w:t>
-      </w:r>
-    </w:p>
-    <w:p>
-      <w:pPr>
-        <w:numPr>
-          <w:ilvl w:val="0"/>
-          <w:numId w:val="1024"/>
-        </w:numPr>
-        <w:pStyle w:val="Compact"/>
+        <w:t xml:space="preserve">Come inviare per email</w:t>
+      </w:r>
+    </w:p>
+    <w:p>
+      <w:pPr>
+        <w:numPr>
+          <w:ilvl w:val="0"/>
+          <w:numId w:val="1027"/>
+        </w:numPr>
+      </w:pPr>
+      <w:r>
+        <w:t xml:space="preserve">Genera o seleziona un documento dall’archivio</w:t>
+      </w:r>
+    </w:p>
+    <w:p>
+      <w:pPr>
+        <w:numPr>
+          <w:ilvl w:val="0"/>
+          <w:numId w:val="1027"/>
+        </w:numPr>
       </w:pPr>
       <w:r>
         <w:t xml:space="preserve">Clicca su</w:t>
@@ -6551,7 +6038,7 @@
           <w:bCs/>
           <w:b/>
         </w:rPr>
-        <w:t xml:space="preserve">📄 Scarica PDF</w:t>
+        <w:t xml:space="preserve">📧 Invia per Email</w:t>
       </w:r>
       <w:r>
         <w:rPr>
@@ -6565,275 +6052,7 @@
       <w:pPr>
         <w:numPr>
           <w:ilvl w:val="0"/>
-          <w:numId w:val="1024"/>
-        </w:numPr>
-        <w:pStyle w:val="Compact"/>
-      </w:pPr>
-      <w:r>
-        <w:t xml:space="preserve">Il browser scarica un file PDF con:</w:t>
-      </w:r>
-    </w:p>
-    <w:p>
-      <w:pPr>
-        <w:numPr>
-          <w:ilvl w:val="1"/>
-          <w:numId w:val="1025"/>
-        </w:numPr>
-        <w:pStyle w:val="Compact"/>
-      </w:pPr>
-      <w:r>
-        <w:t xml:space="preserve">Intestazione</w:t>
-      </w:r>
-      <w:r>
-        <w:t xml:space="preserve"> </w:t>
-      </w:r>
-      <w:r>
-        <w:t xml:space="preserve">“</w:t>
-      </w:r>
-      <w:r>
-        <w:t xml:space="preserve">Studio Legale AI</w:t>
-      </w:r>
-      <w:r>
-        <w:t xml:space="preserve">”</w:t>
-      </w:r>
-    </w:p>
-    <w:p>
-      <w:pPr>
-        <w:numPr>
-          <w:ilvl w:val="1"/>
-          <w:numId w:val="1025"/>
-        </w:numPr>
-        <w:pStyle w:val="Compact"/>
-      </w:pPr>
-      <w:r>
-        <w:t xml:space="preserve">Nome dell’avvocato</w:t>
-      </w:r>
-    </w:p>
-    <w:p>
-      <w:pPr>
-        <w:numPr>
-          <w:ilvl w:val="1"/>
-          <w:numId w:val="1025"/>
-        </w:numPr>
-        <w:pStyle w:val="Compact"/>
-      </w:pPr>
-      <w:r>
-        <w:t xml:space="preserve">Corpo formattato</w:t>
-      </w:r>
-    </w:p>
-    <w:p>
-      <w:pPr>
-        <w:numPr>
-          <w:ilvl w:val="1"/>
-          <w:numId w:val="1025"/>
-        </w:numPr>
-        <w:pStyle w:val="Compact"/>
-      </w:pPr>
-      <w:r>
-        <w:t xml:space="preserve">Firma in calce</w:t>
-      </w:r>
-    </w:p>
-    <w:bookmarkEnd w:id="59"/>
-    <w:bookmarkStart w:id="60" w:name="come-scaricare-in-docx"/>
-    <w:p>
-      <w:pPr>
-        <w:pStyle w:val="Heading3"/>
-      </w:pPr>
-      <w:r>
-        <w:t xml:space="preserve">Come scaricare in DOCX</w:t>
-      </w:r>
-    </w:p>
-    <w:p>
-      <w:pPr>
-        <w:numPr>
-          <w:ilvl w:val="0"/>
-          <w:numId w:val="1026"/>
-        </w:numPr>
-        <w:pStyle w:val="Compact"/>
-      </w:pPr>
-      <w:r>
-        <w:t xml:space="preserve">Clicca su</w:t>
-      </w:r>
-      <w:r>
-        <w:t xml:space="preserve"> </w:t>
-      </w:r>
-      <w:r>
-        <w:rPr>
-          <w:bCs/>
-          <w:b/>
-        </w:rPr>
-        <w:t xml:space="preserve">“</w:t>
-      </w:r>
-      <w:r>
-        <w:rPr>
-          <w:bCs/>
-          <w:b/>
-        </w:rPr>
-        <w:t xml:space="preserve">📄 Scarica DOCX</w:t>
-      </w:r>
-      <w:r>
-        <w:rPr>
-          <w:bCs/>
-          <w:b/>
-        </w:rPr>
-        <w:t xml:space="preserve">”</w:t>
-      </w:r>
-    </w:p>
-    <w:p>
-      <w:pPr>
-        <w:numPr>
-          <w:ilvl w:val="0"/>
-          <w:numId w:val="1026"/>
-        </w:numPr>
-        <w:pStyle w:val="Compact"/>
-      </w:pPr>
-      <w:r>
-        <w:t xml:space="preserve">Il browser scarica un file Word editabile</w:t>
-      </w:r>
-    </w:p>
-    <w:p>
-      <w:pPr>
-        <w:numPr>
-          <w:ilvl w:val="0"/>
-          <w:numId w:val="1026"/>
-        </w:numPr>
-        <w:pStyle w:val="Compact"/>
-      </w:pPr>
-      <w:r>
-        <w:t xml:space="preserve">Puoi aprirlo in Microsoft Word o LibreOffice</w:t>
-      </w:r>
-    </w:p>
-    <w:p>
-      <w:pPr>
-        <w:numPr>
-          <w:ilvl w:val="0"/>
-          <w:numId w:val="1026"/>
-        </w:numPr>
-        <w:pStyle w:val="Compact"/>
-      </w:pPr>
-      <w:r>
-        <w:t xml:space="preserve">Il formato è professionale, con font Times New Roman 12pt</w:t>
-      </w:r>
-    </w:p>
-    <w:bookmarkEnd w:id="60"/>
-    <w:bookmarkStart w:id="61" w:name="come-scaricare-in-markdown"/>
-    <w:p>
-      <w:pPr>
-        <w:pStyle w:val="Heading3"/>
-      </w:pPr>
-      <w:r>
-        <w:t xml:space="preserve">Come scaricare in Markdown</w:t>
-      </w:r>
-    </w:p>
-    <w:p>
-      <w:pPr>
-        <w:numPr>
-          <w:ilvl w:val="0"/>
           <w:numId w:val="1027"/>
-        </w:numPr>
-        <w:pStyle w:val="Compact"/>
-      </w:pPr>
-      <w:r>
-        <w:t xml:space="preserve">Clicca su</w:t>
-      </w:r>
-      <w:r>
-        <w:t xml:space="preserve"> </w:t>
-      </w:r>
-      <w:r>
-        <w:rPr>
-          <w:bCs/>
-          <w:b/>
-        </w:rPr>
-        <w:t xml:space="preserve">“</w:t>
-      </w:r>
-      <w:r>
-        <w:rPr>
-          <w:bCs/>
-          <w:b/>
-        </w:rPr>
-        <w:t xml:space="preserve">📄 Scarica MD</w:t>
-      </w:r>
-      <w:r>
-        <w:rPr>
-          <w:bCs/>
-          <w:b/>
-        </w:rPr>
-        <w:t xml:space="preserve">”</w:t>
-      </w:r>
-    </w:p>
-    <w:p>
-      <w:pPr>
-        <w:numPr>
-          <w:ilvl w:val="0"/>
-          <w:numId w:val="1027"/>
-        </w:numPr>
-        <w:pStyle w:val="Compact"/>
-      </w:pPr>
-      <w:r>
-        <w:t xml:space="preserve">Utile per l’archiviazione testuale o il versionamento con Git</w:t>
-      </w:r>
-    </w:p>
-    <w:bookmarkEnd w:id="61"/>
-    <w:bookmarkStart w:id="62" w:name="come-inviare-per-email"/>
-    <w:p>
-      <w:pPr>
-        <w:pStyle w:val="Heading3"/>
-      </w:pPr>
-      <w:r>
-        <w:t xml:space="preserve">Come inviare per email</w:t>
-      </w:r>
-    </w:p>
-    <w:p>
-      <w:pPr>
-        <w:numPr>
-          <w:ilvl w:val="0"/>
-          <w:numId w:val="1028"/>
-        </w:numPr>
-      </w:pPr>
-      <w:r>
-        <w:t xml:space="preserve">Genera o seleziona un documento dall’archivio</w:t>
-      </w:r>
-    </w:p>
-    <w:p>
-      <w:pPr>
-        <w:numPr>
-          <w:ilvl w:val="0"/>
-          <w:numId w:val="1028"/>
-        </w:numPr>
-      </w:pPr>
-      <w:r>
-        <w:t xml:space="preserve">Clicca su</w:t>
-      </w:r>
-      <w:r>
-        <w:t xml:space="preserve"> </w:t>
-      </w:r>
-      <w:r>
-        <w:rPr>
-          <w:bCs/>
-          <w:b/>
-        </w:rPr>
-        <w:t xml:space="preserve">“</w:t>
-      </w:r>
-      <w:r>
-        <w:rPr>
-          <w:bCs/>
-          <w:b/>
-        </w:rPr>
-        <w:t xml:space="preserve">📧 Invia per Email</w:t>
-      </w:r>
-      <w:r>
-        <w:rPr>
-          <w:bCs/>
-          <w:b/>
-        </w:rPr>
-        <w:t xml:space="preserve">”</w:t>
-      </w:r>
-    </w:p>
-    <w:p>
-      <w:pPr>
-        <w:numPr>
-          <w:ilvl w:val="0"/>
-          <w:numId w:val="1028"/>
         </w:numPr>
       </w:pPr>
       <w:r>
@@ -7006,11 +6225,137 @@
       <w:pPr>
         <w:numPr>
           <w:ilvl w:val="0"/>
+          <w:numId w:val="1027"/>
+        </w:numPr>
+      </w:pPr>
+      <w:r>
+        <w:t xml:space="preserve">Modifica i campi se necessario</w:t>
+      </w:r>
+    </w:p>
+    <w:p>
+      <w:pPr>
+        <w:numPr>
+          <w:ilvl w:val="0"/>
+          <w:numId w:val="1027"/>
+        </w:numPr>
+      </w:pPr>
+      <w:r>
+        <w:t xml:space="preserve">Seleziona gli allegati desiderati</w:t>
+      </w:r>
+    </w:p>
+    <w:p>
+      <w:pPr>
+        <w:numPr>
+          <w:ilvl w:val="0"/>
+          <w:numId w:val="1027"/>
+        </w:numPr>
+      </w:pPr>
+      <w:r>
+        <w:t xml:space="preserve">Clicca</w:t>
+      </w:r>
+      <w:r>
+        <w:t xml:space="preserve"> </w:t>
+      </w:r>
+      <w:r>
+        <w:rPr>
+          <w:bCs/>
+          <w:b/>
+        </w:rPr>
+        <w:t xml:space="preserve">“</w:t>
+      </w:r>
+      <w:r>
+        <w:rPr>
+          <w:bCs/>
+          <w:b/>
+        </w:rPr>
+        <w:t xml:space="preserve">📧 Invia</w:t>
+      </w:r>
+      <w:r>
+        <w:rPr>
+          <w:bCs/>
+          <w:b/>
+        </w:rPr>
+        <w:t xml:space="preserve">”</w:t>
+      </w:r>
+    </w:p>
+    <w:p>
+      <w:pPr>
+        <w:pStyle w:val="BlockText"/>
+      </w:pPr>
+      <w:r>
+        <w:t xml:space="preserve">⚠️</w:t>
+      </w:r>
+      <w:r>
+        <w:t xml:space="preserve"> </w:t>
+      </w:r>
+      <w:r>
+        <w:rPr>
+          <w:bCs/>
+          <w:b/>
+        </w:rPr>
+        <w:t xml:space="preserve">Prima di inviare:</w:t>
+      </w:r>
+      <w:r>
+        <w:t xml:space="preserve"> </w:t>
+      </w:r>
+      <w:r>
+        <w:t xml:space="preserve">assicurati di aver configurato l’SMTP in</w:t>
+      </w:r>
+      <w:r>
+        <w:t xml:space="preserve"> </w:t>
+      </w:r>
+      <w:r>
+        <w:rPr>
+          <w:bCs/>
+          <w:b/>
+        </w:rPr>
+        <w:t xml:space="preserve">Impostazioni</w:t>
+      </w:r>
+      <w:r>
+        <w:t xml:space="preserve"> </w:t>
+      </w:r>
+      <w:r>
+        <w:t xml:space="preserve">(vedi Sezione 9).</w:t>
+      </w:r>
+    </w:p>
+    <w:bookmarkEnd w:id="59"/>
+    <w:bookmarkStart w:id="60" w:name="esempio-concreto-2"/>
+    <w:p>
+      <w:pPr>
+        <w:pStyle w:val="Heading3"/>
+      </w:pPr>
+      <w:r>
+        <w:t xml:space="preserve">Esempio concreto</w:t>
+      </w:r>
+    </w:p>
+    <w:p>
+      <w:pPr>
+        <w:pStyle w:val="BlockText"/>
+      </w:pPr>
+      <w:r>
+        <w:rPr>
+          <w:bCs/>
+          <w:b/>
+        </w:rPr>
+        <w:t xml:space="preserve">Caso:</w:t>
+      </w:r>
+      <w:r>
+        <w:t xml:space="preserve"> </w:t>
+      </w:r>
+      <w:r>
+        <w:t xml:space="preserve">Invio della memoria difensiva al cliente Mario Rossi Srl.</w:t>
+      </w:r>
+    </w:p>
+    <w:p>
+      <w:pPr>
+        <w:numPr>
+          <w:ilvl w:val="0"/>
           <w:numId w:val="1028"/>
         </w:numPr>
-      </w:pPr>
-      <w:r>
-        <w:t xml:space="preserve">Modifica i campi se necessario</w:t>
+        <w:pStyle w:val="Compact"/>
+      </w:pPr>
+      <w:r>
+        <w:t xml:space="preserve">Genera la memoria difensiva</w:t>
       </w:r>
     </w:p>
     <w:p>
@@ -7019,9 +6364,34 @@
           <w:ilvl w:val="0"/>
           <w:numId w:val="1028"/>
         </w:numPr>
-      </w:pPr>
-      <w:r>
-        <w:t xml:space="preserve">Seleziona gli allegati desiderati</w:t>
+        <w:pStyle w:val="Compact"/>
+      </w:pPr>
+      <w:r>
+        <w:t xml:space="preserve">Clicca</w:t>
+      </w:r>
+      <w:r>
+        <w:t xml:space="preserve"> </w:t>
+      </w:r>
+      <w:r>
+        <w:rPr>
+          <w:bCs/>
+          <w:b/>
+        </w:rPr>
+        <w:t xml:space="preserve">“</w:t>
+      </w:r>
+      <w:r>
+        <w:rPr>
+          <w:bCs/>
+          <w:b/>
+        </w:rPr>
+        <w:t xml:space="preserve">📧 Invia per Email</w:t>
+      </w:r>
+      <w:r>
+        <w:rPr>
+          <w:bCs/>
+          <w:b/>
+        </w:rPr>
+        <w:t xml:space="preserve">”</w:t>
       </w:r>
     </w:p>
     <w:p>
@@ -7030,6 +6400,88 @@
           <w:ilvl w:val="0"/>
           <w:numId w:val="1028"/>
         </w:numPr>
+        <w:pStyle w:val="Compact"/>
+      </w:pPr>
+      <w:r>
+        <w:t xml:space="preserve">Verifica che il destinatario sia:</w:t>
+      </w:r>
+      <w:r>
+        <w:t xml:space="preserve"> </w:t>
+      </w:r>
+      <w:r>
+        <w:rPr>
+          <w:rStyle w:val="VerbatimChar"/>
+        </w:rPr>
+        <w:t xml:space="preserve">info@mariorossi.it</w:t>
+      </w:r>
+    </w:p>
+    <w:p>
+      <w:pPr>
+        <w:numPr>
+          <w:ilvl w:val="0"/>
+          <w:numId w:val="1028"/>
+        </w:numPr>
+        <w:pStyle w:val="Compact"/>
+      </w:pPr>
+      <w:r>
+        <w:t xml:space="preserve">Oggetto:</w:t>
+      </w:r>
+      <w:r>
+        <w:t xml:space="preserve"> </w:t>
+      </w:r>
+      <w:r>
+        <w:t xml:space="preserve">“</w:t>
+      </w:r>
+      <w:r>
+        <w:t xml:space="preserve">Memoria difensiva — Pratica 2025/042</w:t>
+      </w:r>
+      <w:r>
+        <w:t xml:space="preserve">”</w:t>
+      </w:r>
+    </w:p>
+    <w:p>
+      <w:pPr>
+        <w:numPr>
+          <w:ilvl w:val="0"/>
+          <w:numId w:val="1028"/>
+        </w:numPr>
+        <w:pStyle w:val="Compact"/>
+      </w:pPr>
+      <w:r>
+        <w:t xml:space="preserve">Seleziona allegati:</w:t>
+      </w:r>
+    </w:p>
+    <w:p>
+      <w:pPr>
+        <w:numPr>
+          <w:ilvl w:val="1"/>
+          <w:numId w:val="1029"/>
+        </w:numPr>
+        <w:pStyle w:val="Compact"/>
+      </w:pPr>
+      <w:r>
+        <w:t xml:space="preserve">☑️ DOCX (per eventuali modifiche)</w:t>
+      </w:r>
+    </w:p>
+    <w:p>
+      <w:pPr>
+        <w:numPr>
+          <w:ilvl w:val="1"/>
+          <w:numId w:val="1029"/>
+        </w:numPr>
+        <w:pStyle w:val="Compact"/>
+      </w:pPr>
+      <w:r>
+        <w:t xml:space="preserve">☑️ PDF (per la stampa)</w:t>
+      </w:r>
+    </w:p>
+    <w:p>
+      <w:pPr>
+        <w:numPr>
+          <w:ilvl w:val="0"/>
+          <w:numId w:val="1028"/>
+        </w:numPr>
+        <w:pStyle w:val="Compact"/>
       </w:pPr>
       <w:r>
         <w:t xml:space="preserve">Clicca</w:t>
@@ -7042,239 +6494,6 @@
           <w:bCs/>
           <w:b/>
         </w:rPr>
-        <w:t xml:space="preserve">“</w:t>
-      </w:r>
-      <w:r>
-        <w:rPr>
-          <w:bCs/>
-          <w:b/>
-        </w:rPr>
-        <w:t xml:space="preserve">📧 Invia</w:t>
-      </w:r>
-      <w:r>
-        <w:rPr>
-          <w:bCs/>
-          <w:b/>
-        </w:rPr>
-        <w:t xml:space="preserve">”</w:t>
-      </w:r>
-    </w:p>
-    <w:p>
-      <w:pPr>
-        <w:pStyle w:val="BlockText"/>
-      </w:pPr>
-      <w:r>
-        <w:t xml:space="preserve">⚠️</w:t>
-      </w:r>
-      <w:r>
-        <w:t xml:space="preserve"> </w:t>
-      </w:r>
-      <w:r>
-        <w:rPr>
-          <w:bCs/>
-          <w:b/>
-        </w:rPr>
-        <w:t xml:space="preserve">Prima di inviare:</w:t>
-      </w:r>
-      <w:r>
-        <w:t xml:space="preserve"> </w:t>
-      </w:r>
-      <w:r>
-        <w:t xml:space="preserve">assicurati di aver configurato l’SMTP in</w:t>
-      </w:r>
-      <w:r>
-        <w:t xml:space="preserve"> </w:t>
-      </w:r>
-      <w:r>
-        <w:rPr>
-          <w:bCs/>
-          <w:b/>
-        </w:rPr>
-        <w:t xml:space="preserve">Impostazioni</w:t>
-      </w:r>
-      <w:r>
-        <w:t xml:space="preserve"> </w:t>
-      </w:r>
-      <w:r>
-        <w:t xml:space="preserve">(vedi Sezione 9).</w:t>
-      </w:r>
-    </w:p>
-    <w:bookmarkEnd w:id="62"/>
-    <w:bookmarkStart w:id="63" w:name="esempio-concreto-2"/>
-    <w:p>
-      <w:pPr>
-        <w:pStyle w:val="Heading3"/>
-      </w:pPr>
-      <w:r>
-        <w:t xml:space="preserve">Esempio concreto</w:t>
-      </w:r>
-    </w:p>
-    <w:p>
-      <w:pPr>
-        <w:pStyle w:val="BlockText"/>
-      </w:pPr>
-      <w:r>
-        <w:rPr>
-          <w:bCs/>
-          <w:b/>
-        </w:rPr>
-        <w:t xml:space="preserve">Caso:</w:t>
-      </w:r>
-      <w:r>
-        <w:t xml:space="preserve"> </w:t>
-      </w:r>
-      <w:r>
-        <w:t xml:space="preserve">Invio della memoria difensiva al cliente Mario Rossi Srl.</w:t>
-      </w:r>
-    </w:p>
-    <w:p>
-      <w:pPr>
-        <w:numPr>
-          <w:ilvl w:val="0"/>
-          <w:numId w:val="1029"/>
-        </w:numPr>
-        <w:pStyle w:val="Compact"/>
-      </w:pPr>
-      <w:r>
-        <w:t xml:space="preserve">Genera la memoria difensiva</w:t>
-      </w:r>
-    </w:p>
-    <w:p>
-      <w:pPr>
-        <w:numPr>
-          <w:ilvl w:val="0"/>
-          <w:numId w:val="1029"/>
-        </w:numPr>
-        <w:pStyle w:val="Compact"/>
-      </w:pPr>
-      <w:r>
-        <w:t xml:space="preserve">Clicca</w:t>
-      </w:r>
-      <w:r>
-        <w:t xml:space="preserve"> </w:t>
-      </w:r>
-      <w:r>
-        <w:rPr>
-          <w:bCs/>
-          <w:b/>
-        </w:rPr>
-        <w:t xml:space="preserve">“</w:t>
-      </w:r>
-      <w:r>
-        <w:rPr>
-          <w:bCs/>
-          <w:b/>
-        </w:rPr>
-        <w:t xml:space="preserve">📧 Invia per Email</w:t>
-      </w:r>
-      <w:r>
-        <w:rPr>
-          <w:bCs/>
-          <w:b/>
-        </w:rPr>
-        <w:t xml:space="preserve">”</w:t>
-      </w:r>
-    </w:p>
-    <w:p>
-      <w:pPr>
-        <w:numPr>
-          <w:ilvl w:val="0"/>
-          <w:numId w:val="1029"/>
-        </w:numPr>
-        <w:pStyle w:val="Compact"/>
-      </w:pPr>
-      <w:r>
-        <w:t xml:space="preserve">Verifica che il destinatario sia:</w:t>
-      </w:r>
-      <w:r>
-        <w:t xml:space="preserve"> </w:t>
-      </w:r>
-      <w:r>
-        <w:rPr>
-          <w:rStyle w:val="VerbatimChar"/>
-        </w:rPr>
-        <w:t xml:space="preserve">info@mariorossi.it</w:t>
-      </w:r>
-    </w:p>
-    <w:p>
-      <w:pPr>
-        <w:numPr>
-          <w:ilvl w:val="0"/>
-          <w:numId w:val="1029"/>
-        </w:numPr>
-        <w:pStyle w:val="Compact"/>
-      </w:pPr>
-      <w:r>
-        <w:t xml:space="preserve">Oggetto:</w:t>
-      </w:r>
-      <w:r>
-        <w:t xml:space="preserve"> </w:t>
-      </w:r>
-      <w:r>
-        <w:t xml:space="preserve">“</w:t>
-      </w:r>
-      <w:r>
-        <w:t xml:space="preserve">Memoria difensiva — Pratica 2025/042</w:t>
-      </w:r>
-      <w:r>
-        <w:t xml:space="preserve">”</w:t>
-      </w:r>
-    </w:p>
-    <w:p>
-      <w:pPr>
-        <w:numPr>
-          <w:ilvl w:val="0"/>
-          <w:numId w:val="1029"/>
-        </w:numPr>
-        <w:pStyle w:val="Compact"/>
-      </w:pPr>
-      <w:r>
-        <w:t xml:space="preserve">Seleziona allegati:</w:t>
-      </w:r>
-    </w:p>
-    <w:p>
-      <w:pPr>
-        <w:numPr>
-          <w:ilvl w:val="1"/>
-          <w:numId w:val="1030"/>
-        </w:numPr>
-        <w:pStyle w:val="Compact"/>
-      </w:pPr>
-      <w:r>
-        <w:t xml:space="preserve">☑️ DOCX (per eventuali modifiche)</w:t>
-      </w:r>
-    </w:p>
-    <w:p>
-      <w:pPr>
-        <w:numPr>
-          <w:ilvl w:val="1"/>
-          <w:numId w:val="1030"/>
-        </w:numPr>
-        <w:pStyle w:val="Compact"/>
-      </w:pPr>
-      <w:r>
-        <w:t xml:space="preserve">☑️ PDF (per la stampa)</w:t>
-      </w:r>
-    </w:p>
-    <w:p>
-      <w:pPr>
-        <w:numPr>
-          <w:ilvl w:val="0"/>
-          <w:numId w:val="1029"/>
-        </w:numPr>
-        <w:pStyle w:val="Compact"/>
-      </w:pPr>
-      <w:r>
-        <w:t xml:space="preserve">Clicca</w:t>
-      </w:r>
-      <w:r>
-        <w:t xml:space="preserve"> </w:t>
-      </w:r>
-      <w:r>
-        <w:rPr>
-          <w:bCs/>
-          <w:b/>
-        </w:rPr>
         <w:t xml:space="preserve">Invia</w:t>
       </w:r>
     </w:p>
@@ -7282,7 +6501,7 @@
       <w:pPr>
         <w:numPr>
           <w:ilvl w:val="0"/>
-          <w:numId w:val="1029"/>
+          <w:numId w:val="1028"/>
         </w:numPr>
         <w:pStyle w:val="Compact"/>
       </w:pPr>
@@ -7309,8 +6528,8 @@
         </w:pict>
       </w:r>
     </w:p>
-    <w:bookmarkEnd w:id="63"/>
-    <w:bookmarkEnd w:id="64"/>
+    <w:bookmarkEnd w:id="60"/>
+    <w:bookmarkEnd w:id="61"/>
     <w:bookmarkStart w:id="72" w:name="ricerca-legale-avanzata"/>
     <w:p>
       <w:pPr>
@@ -7320,7 +6539,7 @@
         <w:t xml:space="preserve">7. Ricerca Legale Avanzata</w:t>
       </w:r>
     </w:p>
-    <w:bookmarkStart w:id="65" w:name="gli-agenti-del-modulo-ricerca"/>
+    <w:bookmarkStart w:id="62" w:name="gli-agenti-del-modulo-ricerca"/>
     <w:p>
       <w:pPr>
         <w:pStyle w:val="Heading3"/>
@@ -7604,14 +6823,14 @@
         </w:pict>
       </w:r>
     </w:p>
-    <w:bookmarkEnd w:id="65"/>
-    <w:bookmarkStart w:id="66" w:name="i-6-motori-di-ricerca"/>
+    <w:bookmarkEnd w:id="62"/>
+    <w:bookmarkStart w:id="63" w:name="i-7-motori-di-ricerca"/>
     <w:p>
       <w:pPr>
         <w:pStyle w:val="Heading3"/>
       </w:pPr>
       <w:r>
-        <w:t xml:space="preserve">I 6 motori di ricerca</w:t>
+        <w:t xml:space="preserve">I 7 motori di ricerca</w:t>
       </w:r>
     </w:p>
     <w:p>
@@ -7927,88 +7146,635 @@
           </w:p>
         </w:tc>
       </w:tr>
+      <w:tr>
+        <w:tc>
+          <w:tcPr/>
+          <w:p>
+            <w:pPr>
+              <w:pStyle w:val="Compact"/>
+              <w:jc w:val="left"/>
+            </w:pPr>
+            <w:r>
+              <w:rPr>
+                <w:bCs/>
+                <w:b/>
+              </w:rPr>
+              <w:t xml:space="preserve">Banche Dati Italiane</w:t>
+            </w:r>
+          </w:p>
+        </w:tc>
+        <w:tc>
+          <w:tcPr/>
+          <w:p>
+            <w:pPr>
+              <w:pStyle w:val="Compact"/>
+              <w:jc w:val="left"/>
+            </w:pPr>
+            <w:r>
+              <w:t xml:space="preserve">Giurisprudenza italiana da banche dati a pagamento</w:t>
+            </w:r>
+          </w:p>
+        </w:tc>
+        <w:tc>
+          <w:tcPr/>
+          <w:p>
+            <w:pPr>
+              <w:pStyle w:val="Compact"/>
+              <w:jc w:val="left"/>
+            </w:pPr>
+            <w:r>
+              <w:t xml:space="preserve">ItalgiureWeb / De Jure / One Legale / Dike / Eurex / Juris Data</w:t>
+            </w:r>
+          </w:p>
+        </w:tc>
+      </w:tr>
     </w:tbl>
+    <w:bookmarkEnd w:id="63"/>
+    <w:bookmarkStart w:id="66" w:name="banche-dati-italiane"/>
+    <w:p>
+      <w:pPr>
+        <w:pStyle w:val="Heading3"/>
+      </w:pPr>
+      <w:r>
+        <w:t xml:space="preserve">🇮🇹 Banche Dati Italiane</w:t>
+      </w:r>
+    </w:p>
+    <w:p>
+      <w:pPr>
+        <w:pStyle w:val="FirstParagraph"/>
+      </w:pPr>
+      <w:r>
+        <w:t xml:space="preserve">Il motore</w:t>
+      </w:r>
+      <w:r>
+        <w:t xml:space="preserve"> </w:t>
+      </w:r>
+      <w:r>
+        <w:rPr>
+          <w:bCs/>
+          <w:b/>
+        </w:rPr>
+        <w:t xml:space="preserve">Banche Dati Italiane</w:t>
+      </w:r>
+      <w:r>
+        <w:t xml:space="preserve"> </w:t>
+      </w:r>
+      <w:r>
+        <w:t xml:space="preserve">permette di accedere alle principali banche dati giuridiche a pagamento del mercato italiano direttamente dall’interfaccia di Studio Legale AI.</w:t>
+      </w:r>
+    </w:p>
+    <w:p>
+      <w:pPr>
+        <w:pStyle w:val="BodyText"/>
+      </w:pPr>
+      <w:r>
+        <w:rPr>
+          <w:bCs/>
+          <w:b/>
+        </w:rPr>
+        <w:t xml:space="preserve">ItalgiureWeb</w:t>
+      </w:r>
+      <w:r>
+        <w:t xml:space="preserve"> </w:t>
+      </w:r>
+      <w:r>
+        <w:t xml:space="preserve">è il primo connettore attivo: utilizza le credenziali</w:t>
+      </w:r>
+      <w:r>
+        <w:t xml:space="preserve"> </w:t>
+      </w:r>
+      <w:r>
+        <w:rPr>
+          <w:bCs/>
+          <w:b/>
+        </w:rPr>
+        <w:t xml:space="preserve">Cassa Forense</w:t>
+      </w:r>
+      <w:r>
+        <w:t xml:space="preserve"> </w:t>
+      </w:r>
+      <w:r>
+        <w:t xml:space="preserve">dell’avvocato per cercare su Cassazione, Consiglio di Stato, TAR, Corte Costituzionale, Commissioni Tributarie e normativa comunitaria. Se l’automazione del login non dovesse funzionare (ad esempio per modifiche al portale), il sistema mostra automaticamente i</w:t>
+      </w:r>
+      <w:r>
+        <w:t xml:space="preserve"> </w:t>
+      </w:r>
+      <w:r>
+        <w:rPr>
+          <w:bCs/>
+          <w:b/>
+        </w:rPr>
+        <w:t xml:space="preserve">link rapidi</w:t>
+      </w:r>
+      <w:r>
+        <w:t xml:space="preserve"> </w:t>
+      </w:r>
+      <w:r>
+        <w:t xml:space="preserve">a ItalgiureWeb e a SentenzeWeb, senza perdere la query inserita.</w:t>
+      </w:r>
+    </w:p>
+    <w:p>
+      <w:pPr>
+        <w:pStyle w:val="BodyText"/>
+      </w:pPr>
+      <w:r>
+        <w:t xml:space="preserve">Per le altre banche dati —</w:t>
+      </w:r>
+      <w:r>
+        <w:t xml:space="preserve"> </w:t>
+      </w:r>
+      <w:r>
+        <w:rPr>
+          <w:bCs/>
+          <w:b/>
+        </w:rPr>
+        <w:t xml:space="preserve">De Jure</w:t>
+      </w:r>
+      <w:r>
+        <w:t xml:space="preserve"> </w:t>
+      </w:r>
+      <w:r>
+        <w:t xml:space="preserve">(Giuffrè),</w:t>
+      </w:r>
+      <w:r>
+        <w:t xml:space="preserve"> </w:t>
+      </w:r>
+      <w:r>
+        <w:rPr>
+          <w:bCs/>
+          <w:b/>
+        </w:rPr>
+        <w:t xml:space="preserve">One Legale</w:t>
+      </w:r>
+      <w:r>
+        <w:t xml:space="preserve"> </w:t>
+      </w:r>
+      <w:r>
+        <w:t xml:space="preserve">(Wolters Kluwer),</w:t>
+      </w:r>
+      <w:r>
+        <w:t xml:space="preserve"> </w:t>
+      </w:r>
+      <w:r>
+        <w:rPr>
+          <w:bCs/>
+          <w:b/>
+        </w:rPr>
+        <w:t xml:space="preserve">Dike</w:t>
+      </w:r>
+      <w:r>
+        <w:t xml:space="preserve">,</w:t>
+      </w:r>
+      <w:r>
+        <w:t xml:space="preserve"> </w:t>
+      </w:r>
+      <w:r>
+        <w:rPr>
+          <w:bCs/>
+          <w:b/>
+        </w:rPr>
+        <w:t xml:space="preserve">Eurex</w:t>
+      </w:r>
+      <w:r>
+        <w:t xml:space="preserve">,</w:t>
+      </w:r>
+      <w:r>
+        <w:t xml:space="preserve"> </w:t>
+      </w:r>
+      <w:r>
+        <w:rPr>
+          <w:bCs/>
+          <w:b/>
+        </w:rPr>
+        <w:t xml:space="preserve">Juris Data</w:t>
+      </w:r>
+      <w:r>
+        <w:t xml:space="preserve"> </w:t>
+      </w:r>
+      <w:r>
+        <w:t xml:space="preserve">— Studio Legale AI predispone i campi di configurazione in Impostazioni e genera link di ricerca esterni precompilati, in attesa dell’attivazione di un’integrazione diretta con l’editore.</w:t>
+      </w:r>
+    </w:p>
+    <w:bookmarkStart w:id="64" w:name="configurazione"/>
+    <w:p>
+      <w:pPr>
+        <w:pStyle w:val="Heading4"/>
+      </w:pPr>
+      <w:r>
+        <w:t xml:space="preserve">Configurazione</w:t>
+      </w:r>
+    </w:p>
+    <w:p>
+      <w:pPr>
+        <w:numPr>
+          <w:ilvl w:val="0"/>
+          <w:numId w:val="1030"/>
+        </w:numPr>
+        <w:pStyle w:val="Compact"/>
+      </w:pPr>
+      <w:r>
+        <w:t xml:space="preserve">Vai su</w:t>
+      </w:r>
+      <w:r>
+        <w:t xml:space="preserve"> </w:t>
+      </w:r>
+      <w:r>
+        <w:rPr>
+          <w:bCs/>
+          <w:b/>
+        </w:rPr>
+        <w:t xml:space="preserve">Impostazioni</w:t>
+      </w:r>
+    </w:p>
+    <w:p>
+      <w:pPr>
+        <w:numPr>
+          <w:ilvl w:val="0"/>
+          <w:numId w:val="1030"/>
+        </w:numPr>
+        <w:pStyle w:val="Compact"/>
+      </w:pPr>
+      <w:r>
+        <w:t xml:space="preserve">Scorri fino alla sezione</w:t>
+      </w:r>
+      <w:r>
+        <w:t xml:space="preserve"> </w:t>
+      </w:r>
+      <w:r>
+        <w:rPr>
+          <w:bCs/>
+          <w:b/>
+        </w:rPr>
+        <w:t xml:space="preserve">🇮🇹 Banche Dati Italiane</w:t>
+      </w:r>
+    </w:p>
+    <w:p>
+      <w:pPr>
+        <w:numPr>
+          <w:ilvl w:val="0"/>
+          <w:numId w:val="1030"/>
+        </w:numPr>
+        <w:pStyle w:val="Compact"/>
+      </w:pPr>
+      <w:r>
+        <w:t xml:space="preserve">Abilita</w:t>
+      </w:r>
+      <w:r>
+        <w:t xml:space="preserve"> </w:t>
+      </w:r>
+      <w:r>
+        <w:rPr>
+          <w:bCs/>
+          <w:b/>
+        </w:rPr>
+        <w:t xml:space="preserve">ItalgiureWeb</w:t>
+      </w:r>
+      <w:r>
+        <w:t xml:space="preserve"> </w:t>
+      </w:r>
+      <w:r>
+        <w:t xml:space="preserve">e inserisci:</w:t>
+      </w:r>
+    </w:p>
+    <w:p>
+      <w:pPr>
+        <w:numPr>
+          <w:ilvl w:val="1"/>
+          <w:numId w:val="1031"/>
+        </w:numPr>
+        <w:pStyle w:val="Compact"/>
+      </w:pPr>
+      <w:r>
+        <w:rPr>
+          <w:bCs/>
+          <w:b/>
+        </w:rPr>
+        <w:t xml:space="preserve">Username / Codice meccanografico</w:t>
+      </w:r>
+    </w:p>
+    <w:p>
+      <w:pPr>
+        <w:numPr>
+          <w:ilvl w:val="1"/>
+          <w:numId w:val="1031"/>
+        </w:numPr>
+        <w:pStyle w:val="Compact"/>
+      </w:pPr>
+      <w:r>
+        <w:rPr>
+          <w:bCs/>
+          <w:b/>
+        </w:rPr>
+        <w:t xml:space="preserve">Password / PIN</w:t>
+      </w:r>
+    </w:p>
+    <w:p>
+      <w:pPr>
+        <w:numPr>
+          <w:ilvl w:val="0"/>
+          <w:numId w:val="1030"/>
+        </w:numPr>
+        <w:pStyle w:val="Compact"/>
+      </w:pPr>
+      <w:r>
+        <w:t xml:space="preserve">(Opzionale) Inserisci le</w:t>
+      </w:r>
+      <w:r>
+        <w:t xml:space="preserve"> </w:t>
+      </w:r>
+      <w:r>
+        <w:rPr>
+          <w:bCs/>
+          <w:b/>
+        </w:rPr>
+        <w:t xml:space="preserve">API key</w:t>
+      </w:r>
+      <w:r>
+        <w:t xml:space="preserve"> </w:t>
+      </w:r>
+      <w:r>
+        <w:t xml:space="preserve">per De Jure, One Legale, Dike se disponibili</w:t>
+      </w:r>
+    </w:p>
+    <w:p>
+      <w:pPr>
+        <w:numPr>
+          <w:ilvl w:val="0"/>
+          <w:numId w:val="1030"/>
+        </w:numPr>
+        <w:pStyle w:val="Compact"/>
+      </w:pPr>
+      <w:r>
+        <w:t xml:space="preserve">Clicca</w:t>
+      </w:r>
+      <w:r>
+        <w:t xml:space="preserve"> </w:t>
+      </w:r>
+      <w:r>
+        <w:rPr>
+          <w:bCs/>
+          <w:b/>
+        </w:rPr>
+        <w:t xml:space="preserve">💾 Salva</w:t>
+      </w:r>
+    </w:p>
+    <w:p>
+      <w:pPr>
+        <w:numPr>
+          <w:ilvl w:val="0"/>
+          <w:numId w:val="1030"/>
+        </w:numPr>
+        <w:pStyle w:val="Compact"/>
+      </w:pPr>
+      <w:r>
+        <w:t xml:space="preserve">Clicca</w:t>
+      </w:r>
+      <w:r>
+        <w:t xml:space="preserve"> </w:t>
+      </w:r>
+      <w:r>
+        <w:rPr>
+          <w:bCs/>
+          <w:b/>
+        </w:rPr>
+        <w:t xml:space="preserve">🧪 Test ItalgiureWeb</w:t>
+      </w:r>
+      <w:r>
+        <w:t xml:space="preserve"> </w:t>
+      </w:r>
+      <w:r>
+        <w:t xml:space="preserve">per verificare la connessione</w:t>
+      </w:r>
+    </w:p>
     <w:p>
       <w:pPr>
         <w:pStyle w:val="BlockText"/>
       </w:pPr>
       <w:r>
-        <w:t xml:space="preserve">🇪🇺</w:t>
-      </w:r>
-      <w:r>
-        <w:t xml:space="preserve"> </w:t>
-      </w:r>
-      <w:r>
-        <w:rPr>
-          <w:bCs/>
-          <w:b/>
-        </w:rPr>
-        <w:t xml:space="preserve">Diritto Europeo:</w:t>
-      </w:r>
-      <w:r>
-        <w:t xml:space="preserve"> </w:t>
-      </w:r>
-      <w:r>
-        <w:t xml:space="preserve">selezionando l’area giuridica</w:t>
-      </w:r>
-      <w:r>
-        <w:t xml:space="preserve"> </w:t>
-      </w:r>
-      <w:r>
+        <w:t xml:space="preserve">🔐</w:t>
+      </w:r>
+      <w:r>
+        <w:t xml:space="preserve"> </w:t>
+      </w:r>
+      <w:r>
+        <w:rPr>
+          <w:bCs/>
+          <w:b/>
+        </w:rPr>
+        <w:t xml:space="preserve">Sicurezza:</w:t>
+      </w:r>
+      <w:r>
+        <w:t xml:space="preserve"> </w:t>
+      </w:r>
+      <w:r>
+        <w:t xml:space="preserve">le credenziali sono salvate solo localmente in</w:t>
+      </w:r>
+      <w:r>
+        <w:t xml:space="preserve"> </w:t>
+      </w:r>
+      <w:r>
+        <w:rPr>
+          <w:rStyle w:val="VerbatimChar"/>
+        </w:rPr>
+        <w:t xml:space="preserve">database/settings.json</w:t>
+      </w:r>
+      <w:r>
+        <w:t xml:space="preserve">, come per la configurazione SMTP. Nessuna password lascia lo studio.</w:t>
+      </w:r>
+    </w:p>
+    <w:bookmarkEnd w:id="64"/>
+    <w:bookmarkStart w:id="65" w:name="come-fare-una-ricerca"/>
+    <w:p>
+      <w:pPr>
+        <w:pStyle w:val="Heading4"/>
+      </w:pPr>
+      <w:r>
+        <w:t xml:space="preserve">Come fare una ricerca</w:t>
+      </w:r>
+    </w:p>
+    <w:p>
+      <w:pPr>
+        <w:numPr>
+          <w:ilvl w:val="0"/>
+          <w:numId w:val="1032"/>
+        </w:numPr>
+        <w:pStyle w:val="Compact"/>
+      </w:pPr>
+      <w:r>
+        <w:t xml:space="preserve">Vai su</w:t>
+      </w:r>
+      <w:r>
+        <w:t xml:space="preserve"> </w:t>
+      </w:r>
+      <w:r>
+        <w:rPr>
+          <w:bCs/>
+          <w:b/>
+        </w:rPr>
+        <w:t xml:space="preserve">Ricerca</w:t>
+      </w:r>
+      <w:r>
+        <w:t xml:space="preserve"> </w:t>
+      </w:r>
+      <w:r>
+        <w:t xml:space="preserve">nel menu</w:t>
+      </w:r>
+    </w:p>
+    <w:p>
+      <w:pPr>
+        <w:numPr>
+          <w:ilvl w:val="0"/>
+          <w:numId w:val="1032"/>
+        </w:numPr>
+        <w:pStyle w:val="Compact"/>
+      </w:pPr>
+      <w:r>
+        <w:t xml:space="preserve">Scrivi il tema nella casella di ricerca</w:t>
+      </w:r>
+    </w:p>
+    <w:p>
+      <w:pPr>
+        <w:numPr>
+          <w:ilvl w:val="0"/>
+          <w:numId w:val="1032"/>
+        </w:numPr>
+        <w:pStyle w:val="Compact"/>
+      </w:pPr>
+      <w:r>
+        <w:t xml:space="preserve">Scorri fino alla sezione</w:t>
+      </w:r>
+      <w:r>
+        <w:t xml:space="preserve"> </w:t>
+      </w:r>
+      <w:r>
+        <w:rPr>
+          <w:bCs/>
+          <w:b/>
+        </w:rPr>
+        <w:t xml:space="preserve">🇮🇹 Banche Dati Italiane</w:t>
+      </w:r>
+    </w:p>
+    <w:p>
+      <w:pPr>
+        <w:numPr>
+          <w:ilvl w:val="0"/>
+          <w:numId w:val="1032"/>
+        </w:numPr>
+        <w:pStyle w:val="Compact"/>
+      </w:pPr>
+      <w:r>
+        <w:t xml:space="preserve">Clicca</w:t>
+      </w:r>
+      <w:r>
+        <w:t xml:space="preserve"> </w:t>
+      </w:r>
+      <w:r>
+        <w:rPr>
+          <w:bCs/>
+          <w:b/>
+        </w:rPr>
+        <w:t xml:space="preserve">🔍 Cerca su ItalgiureWeb</w:t>
+      </w:r>
+    </w:p>
+    <w:p>
+      <w:pPr>
+        <w:numPr>
+          <w:ilvl w:val="0"/>
+          <w:numId w:val="1032"/>
+        </w:numPr>
+        <w:pStyle w:val="Compact"/>
+      </w:pPr>
+      <w:r>
+        <w:t xml:space="preserve">Se il connettore è configurato, vedrai i risultati; altrimenti appariranno i link rapidi per tutte le banche dati supportate</w:t>
+      </w:r>
+    </w:p>
+    <w:bookmarkEnd w:id="65"/>
+    <w:bookmarkEnd w:id="66"/>
+    <w:bookmarkStart w:id="67" w:name="come-fare-una-ricerca-1"/>
+    <w:p>
+      <w:pPr>
+        <w:pStyle w:val="Heading3"/>
+      </w:pPr>
+      <w:r>
+        <w:t xml:space="preserve">Come fare una ricerca</w:t>
+      </w:r>
+    </w:p>
+    <w:p>
+      <w:pPr>
+        <w:numPr>
+          <w:ilvl w:val="0"/>
+          <w:numId w:val="1033"/>
+        </w:numPr>
+        <w:pStyle w:val="Compact"/>
+      </w:pPr>
+      <w:r>
+        <w:t xml:space="preserve">Vai su</w:t>
+      </w:r>
+      <w:r>
+        <w:t xml:space="preserve"> </w:t>
+      </w:r>
+      <w:r>
+        <w:rPr>
+          <w:bCs/>
+          <w:b/>
+        </w:rPr>
+        <w:t xml:space="preserve">Ricerca</w:t>
+      </w:r>
+      <w:r>
+        <w:t xml:space="preserve"> </w:t>
+      </w:r>
+      <w:r>
+        <w:t xml:space="preserve">nel menu</w:t>
+      </w:r>
+    </w:p>
+    <w:p>
+      <w:pPr>
+        <w:numPr>
+          <w:ilvl w:val="0"/>
+          <w:numId w:val="1033"/>
+        </w:numPr>
+        <w:pStyle w:val="Compact"/>
+      </w:pPr>
+      <w:r>
+        <w:t xml:space="preserve">Scrivi il tema nella casella di ricerca</w:t>
+      </w:r>
+    </w:p>
+    <w:p>
+      <w:pPr>
+        <w:numPr>
+          <w:ilvl w:val="0"/>
+          <w:numId w:val="1033"/>
+        </w:numPr>
+        <w:pStyle w:val="Compact"/>
+      </w:pPr>
+      <w:r>
+        <w:t xml:space="preserve">Clicca su uno o più pulsanti dei motori (es.</w:t>
+      </w:r>
+      <w:r>
+        <w:t xml:space="preserve"> </w:t>
+      </w:r>
+      <w:r>
+        <w:rPr>
+          <w:bCs/>
+          <w:b/>
+        </w:rPr>
         <w:t xml:space="preserve">“</w:t>
       </w:r>
       <w:r>
-        <w:t xml:space="preserve">Diritto Europeo</w:t>
-      </w:r>
-      <w:r>
+        <w:rPr>
+          <w:bCs/>
+          <w:b/>
+        </w:rPr>
+        <w:t xml:space="preserve">🔍 Normattiva</w:t>
+      </w:r>
+      <w:r>
+        <w:rPr>
+          <w:bCs/>
+          <w:b/>
+        </w:rPr>
         <w:t xml:space="preserve">”</w:t>
       </w:r>
       <w:r>
-        <w:t xml:space="preserve"> </w:t>
-      </w:r>
-      <w:r>
-        <w:t xml:space="preserve">nella pagina</w:t>
-      </w:r>
-      <w:r>
-        <w:t xml:space="preserve"> </w:t>
-      </w:r>
-      <w:r>
-        <w:rPr>
-          <w:bCs/>
-          <w:b/>
-        </w:rPr>
-        <w:t xml:space="preserve">Ricerca</w:t>
-      </w:r>
-      <w:r>
-        <w:t xml:space="preserve"> </w:t>
-      </w:r>
-      <w:r>
-        <w:t xml:space="preserve">o</w:t>
-      </w:r>
-      <w:r>
-        <w:t xml:space="preserve"> </w:t>
-      </w:r>
-      <w:r>
-        <w:rPr>
-          <w:bCs/>
-          <w:b/>
-        </w:rPr>
-        <w:t xml:space="preserve">Pareri</w:t>
-      </w:r>
-      <w:r>
-        <w:t xml:space="preserve">, il sistema attiva automaticamente il contesto UE (TFUE, CEDU, giurisprudenza CJEU) e recupera risultati reali da</w:t>
-      </w:r>
-      <w:r>
-        <w:t xml:space="preserve"> </w:t>
-      </w:r>
-      <w:r>
-        <w:rPr>
-          <w:bCs/>
-          <w:b/>
-        </w:rPr>
-        <w:t xml:space="preserve">EUR-Lex</w:t>
-      </w:r>
-      <w:r>
         <w:t xml:space="preserve">,</w:t>
       </w:r>
       <w:r>
@@ -8019,100 +7785,6 @@
           <w:bCs/>
           <w:b/>
         </w:rPr>
-        <w:t xml:space="preserve">CURIA</w:t>
-      </w:r>
-      <w:r>
-        <w:t xml:space="preserve"> </w:t>
-      </w:r>
-      <w:r>
-        <w:t xml:space="preserve">e</w:t>
-      </w:r>
-      <w:r>
-        <w:t xml:space="preserve"> </w:t>
-      </w:r>
-      <w:r>
-        <w:rPr>
-          <w:bCs/>
-          <w:b/>
-        </w:rPr>
-        <w:t xml:space="preserve">CEDU</w:t>
-      </w:r>
-      <w:r>
-        <w:t xml:space="preserve"> </w:t>
-      </w:r>
-      <w:r>
-        <w:t xml:space="preserve">da iniettare come fonti nel prompt dell’AI.</w:t>
-      </w:r>
-    </w:p>
-    <w:bookmarkEnd w:id="66"/>
-    <w:bookmarkStart w:id="67" w:name="come-fare-una-ricerca"/>
-    <w:p>
-      <w:pPr>
-        <w:pStyle w:val="Heading3"/>
-      </w:pPr>
-      <w:r>
-        <w:t xml:space="preserve">Come fare una ricerca</w:t>
-      </w:r>
-    </w:p>
-    <w:p>
-      <w:pPr>
-        <w:numPr>
-          <w:ilvl w:val="0"/>
-          <w:numId w:val="1031"/>
-        </w:numPr>
-        <w:pStyle w:val="Compact"/>
-      </w:pPr>
-      <w:r>
-        <w:t xml:space="preserve">Vai su</w:t>
-      </w:r>
-      <w:r>
-        <w:t xml:space="preserve"> </w:t>
-      </w:r>
-      <w:r>
-        <w:rPr>
-          <w:bCs/>
-          <w:b/>
-        </w:rPr>
-        <w:t xml:space="preserve">Ricerca</w:t>
-      </w:r>
-      <w:r>
-        <w:t xml:space="preserve"> </w:t>
-      </w:r>
-      <w:r>
-        <w:t xml:space="preserve">nel menu</w:t>
-      </w:r>
-    </w:p>
-    <w:p>
-      <w:pPr>
-        <w:numPr>
-          <w:ilvl w:val="0"/>
-          <w:numId w:val="1031"/>
-        </w:numPr>
-        <w:pStyle w:val="Compact"/>
-      </w:pPr>
-      <w:r>
-        <w:t xml:space="preserve">Scrivi il tema nella casella di ricerca</w:t>
-      </w:r>
-    </w:p>
-    <w:p>
-      <w:pPr>
-        <w:numPr>
-          <w:ilvl w:val="0"/>
-          <w:numId w:val="1031"/>
-        </w:numPr>
-        <w:pStyle w:val="Compact"/>
-      </w:pPr>
-      <w:r>
-        <w:t xml:space="preserve">Clicca su uno o più pulsanti dei motori (es.</w:t>
-      </w:r>
-      <w:r>
-        <w:t xml:space="preserve"> </w:t>
-      </w:r>
-      <w:r>
-        <w:rPr>
-          <w:bCs/>
-          <w:b/>
-        </w:rPr>
         <w:t xml:space="preserve">“</w:t>
       </w:r>
       <w:r>
@@ -8120,7 +7792,7 @@
           <w:bCs/>
           <w:b/>
         </w:rPr>
-        <w:t xml:space="preserve">🔍 Normattiva</w:t>
+        <w:t xml:space="preserve">🔍 Dottrina</w:t>
       </w:r>
       <w:r>
         <w:rPr>
@@ -8130,33 +7802,6 @@
         <w:t xml:space="preserve">”</w:t>
       </w:r>
       <w:r>
-        <w:t xml:space="preserve">,</w:t>
-      </w:r>
-      <w:r>
-        <w:t xml:space="preserve"> </w:t>
-      </w:r>
-      <w:r>
-        <w:rPr>
-          <w:bCs/>
-          <w:b/>
-        </w:rPr>
-        <w:t xml:space="preserve">“</w:t>
-      </w:r>
-      <w:r>
-        <w:rPr>
-          <w:bCs/>
-          <w:b/>
-        </w:rPr>
-        <w:t xml:space="preserve">🔍 Dottrina</w:t>
-      </w:r>
-      <w:r>
-        <w:rPr>
-          <w:bCs/>
-          <w:b/>
-        </w:rPr>
-        <w:t xml:space="preserve">”</w:t>
-      </w:r>
-      <w:r>
         <w:t xml:space="preserve">)</w:t>
       </w:r>
     </w:p>
@@ -8164,7 +7809,7 @@
       <w:pPr>
         <w:numPr>
           <w:ilvl w:val="0"/>
-          <w:numId w:val="1031"/>
+          <w:numId w:val="1033"/>
         </w:numPr>
         <w:pStyle w:val="Compact"/>
       </w:pPr>
@@ -8176,7 +7821,7 @@
       <w:pPr>
         <w:numPr>
           <w:ilvl w:val="0"/>
-          <w:numId w:val="1031"/>
+          <w:numId w:val="1033"/>
         </w:numPr>
         <w:pStyle w:val="Compact"/>
       </w:pPr>
@@ -8188,7 +7833,7 @@
       <w:pPr>
         <w:numPr>
           <w:ilvl w:val="1"/>
-          <w:numId w:val="1032"/>
+          <w:numId w:val="1034"/>
         </w:numPr>
         <w:pStyle w:val="Compact"/>
       </w:pPr>
@@ -8204,7 +7849,7 @@
       <w:pPr>
         <w:numPr>
           <w:ilvl w:val="1"/>
-          <w:numId w:val="1032"/>
+          <w:numId w:val="1034"/>
         </w:numPr>
         <w:pStyle w:val="Compact"/>
       </w:pPr>
@@ -8220,7 +7865,7 @@
       <w:pPr>
         <w:numPr>
           <w:ilvl w:val="1"/>
-          <w:numId w:val="1032"/>
+          <w:numId w:val="1034"/>
         </w:numPr>
         <w:pStyle w:val="Compact"/>
       </w:pPr>
@@ -8270,7 +7915,7 @@
       <w:pPr>
         <w:numPr>
           <w:ilvl w:val="0"/>
-          <w:numId w:val="1033"/>
+          <w:numId w:val="1035"/>
         </w:numPr>
         <w:pStyle w:val="Compact"/>
       </w:pPr>
@@ -8291,7 +7936,7 @@
       <w:pPr>
         <w:numPr>
           <w:ilvl w:val="0"/>
-          <w:numId w:val="1033"/>
+          <w:numId w:val="1035"/>
         </w:numPr>
         <w:pStyle w:val="Compact"/>
       </w:pPr>
@@ -8333,7 +7978,7 @@
       <w:pPr>
         <w:numPr>
           <w:ilvl w:val="0"/>
-          <w:numId w:val="1033"/>
+          <w:numId w:val="1035"/>
         </w:numPr>
         <w:pStyle w:val="Compact"/>
       </w:pPr>
@@ -8375,7 +8020,7 @@
       <w:pPr>
         <w:numPr>
           <w:ilvl w:val="0"/>
-          <w:numId w:val="1033"/>
+          <w:numId w:val="1035"/>
         </w:numPr>
         <w:pStyle w:val="Compact"/>
       </w:pPr>
@@ -8470,7 +8115,7 @@
       <w:pPr>
         <w:numPr>
           <w:ilvl w:val="0"/>
-          <w:numId w:val="1034"/>
+          <w:numId w:val="1036"/>
         </w:numPr>
         <w:pStyle w:val="Compact"/>
       </w:pPr>
@@ -8512,7 +8157,7 @@
       <w:pPr>
         <w:numPr>
           <w:ilvl w:val="0"/>
-          <w:numId w:val="1034"/>
+          <w:numId w:val="1036"/>
         </w:numPr>
         <w:pStyle w:val="Compact"/>
       </w:pPr>
@@ -8524,7 +8169,7 @@
       <w:pPr>
         <w:numPr>
           <w:ilvl w:val="0"/>
-          <w:numId w:val="1034"/>
+          <w:numId w:val="1036"/>
         </w:numPr>
         <w:pStyle w:val="Compact"/>
       </w:pPr>
@@ -8578,7 +8223,7 @@
       <w:pPr>
         <w:numPr>
           <w:ilvl w:val="0"/>
-          <w:numId w:val="1035"/>
+          <w:numId w:val="1037"/>
         </w:numPr>
         <w:pStyle w:val="Compact"/>
       </w:pPr>
@@ -8614,7 +8259,7 @@
       <w:pPr>
         <w:numPr>
           <w:ilvl w:val="0"/>
-          <w:numId w:val="1035"/>
+          <w:numId w:val="1037"/>
         </w:numPr>
         <w:pStyle w:val="Compact"/>
       </w:pPr>
@@ -8626,7 +8271,7 @@
       <w:pPr>
         <w:numPr>
           <w:ilvl w:val="1"/>
-          <w:numId w:val="1036"/>
+          <w:numId w:val="1038"/>
         </w:numPr>
         <w:pStyle w:val="Compact"/>
       </w:pPr>
@@ -8654,7 +8299,7 @@
       <w:pPr>
         <w:numPr>
           <w:ilvl w:val="1"/>
-          <w:numId w:val="1036"/>
+          <w:numId w:val="1038"/>
         </w:numPr>
         <w:pStyle w:val="Compact"/>
       </w:pPr>
@@ -8682,7 +8327,7 @@
       <w:pPr>
         <w:numPr>
           <w:ilvl w:val="1"/>
-          <w:numId w:val="1036"/>
+          <w:numId w:val="1038"/>
         </w:numPr>
         <w:pStyle w:val="Compact"/>
       </w:pPr>
@@ -8710,7 +8355,7 @@
       <w:pPr>
         <w:numPr>
           <w:ilvl w:val="0"/>
-          <w:numId w:val="1035"/>
+          <w:numId w:val="1037"/>
         </w:numPr>
         <w:pStyle w:val="Compact"/>
       </w:pPr>
@@ -8746,7 +8391,7 @@
       <w:pPr>
         <w:numPr>
           <w:ilvl w:val="0"/>
-          <w:numId w:val="1035"/>
+          <w:numId w:val="1037"/>
         </w:numPr>
         <w:pStyle w:val="Compact"/>
       </w:pPr>
@@ -8758,7 +8403,7 @@
       <w:pPr>
         <w:numPr>
           <w:ilvl w:val="1"/>
-          <w:numId w:val="1037"/>
+          <w:numId w:val="1039"/>
         </w:numPr>
         <w:pStyle w:val="Compact"/>
       </w:pPr>
@@ -8770,7 +8415,7 @@
       <w:pPr>
         <w:numPr>
           <w:ilvl w:val="1"/>
-          <w:numId w:val="1037"/>
+          <w:numId w:val="1039"/>
         </w:numPr>
         <w:pStyle w:val="Compact"/>
       </w:pPr>
@@ -8782,7 +8427,7 @@
       <w:pPr>
         <w:numPr>
           <w:ilvl w:val="1"/>
-          <w:numId w:val="1037"/>
+          <w:numId w:val="1039"/>
         </w:numPr>
         <w:pStyle w:val="Compact"/>
       </w:pPr>
@@ -8794,7 +8439,7 @@
       <w:pPr>
         <w:numPr>
           <w:ilvl w:val="1"/>
-          <w:numId w:val="1037"/>
+          <w:numId w:val="1039"/>
         </w:numPr>
         <w:pStyle w:val="Compact"/>
       </w:pPr>
@@ -8806,7 +8451,7 @@
       <w:pPr>
         <w:numPr>
           <w:ilvl w:val="1"/>
-          <w:numId w:val="1037"/>
+          <w:numId w:val="1039"/>
         </w:numPr>
         <w:pStyle w:val="Compact"/>
       </w:pPr>
@@ -9113,7 +8758,7 @@
       <w:pPr>
         <w:numPr>
           <w:ilvl w:val="0"/>
-          <w:numId w:val="1038"/>
+          <w:numId w:val="1040"/>
         </w:numPr>
         <w:pStyle w:val="Compact"/>
       </w:pPr>
@@ -9141,7 +8786,7 @@
       <w:pPr>
         <w:numPr>
           <w:ilvl w:val="0"/>
-          <w:numId w:val="1038"/>
+          <w:numId w:val="1040"/>
         </w:numPr>
         <w:pStyle w:val="Compact"/>
       </w:pPr>
@@ -9162,7 +8807,7 @@
       <w:pPr>
         <w:numPr>
           <w:ilvl w:val="0"/>
-          <w:numId w:val="1038"/>
+          <w:numId w:val="1040"/>
         </w:numPr>
         <w:pStyle w:val="Compact"/>
       </w:pPr>
@@ -9319,7 +8964,7 @@
       <w:pPr>
         <w:numPr>
           <w:ilvl w:val="0"/>
-          <w:numId w:val="1039"/>
+          <w:numId w:val="1041"/>
         </w:numPr>
         <w:pStyle w:val="Compact"/>
       </w:pPr>
@@ -9712,7 +9357,7 @@
       <w:pPr>
         <w:numPr>
           <w:ilvl w:val="0"/>
-          <w:numId w:val="1040"/>
+          <w:numId w:val="1042"/>
         </w:numPr>
         <w:pStyle w:val="Compact"/>
       </w:pPr>
@@ -9734,7 +9379,7 @@
       <w:pPr>
         <w:numPr>
           <w:ilvl w:val="0"/>
-          <w:numId w:val="1040"/>
+          <w:numId w:val="1042"/>
         </w:numPr>
         <w:pStyle w:val="Compact"/>
       </w:pPr>
@@ -9770,7 +9415,7 @@
       <w:pPr>
         <w:numPr>
           <w:ilvl w:val="0"/>
-          <w:numId w:val="1040"/>
+          <w:numId w:val="1042"/>
         </w:numPr>
         <w:pStyle w:val="Compact"/>
       </w:pPr>
@@ -10058,7 +9703,7 @@
       <w:pPr>
         <w:numPr>
           <w:ilvl w:val="0"/>
-          <w:numId w:val="1041"/>
+          <w:numId w:val="1043"/>
         </w:numPr>
         <w:pStyle w:val="Compact"/>
       </w:pPr>
@@ -10094,7 +9739,7 @@
       <w:pPr>
         <w:numPr>
           <w:ilvl w:val="0"/>
-          <w:numId w:val="1041"/>
+          <w:numId w:val="1043"/>
         </w:numPr>
         <w:pStyle w:val="Compact"/>
       </w:pPr>
@@ -10378,50 +10023,6 @@
       </w:r>
       <w:r>
         <w:t xml:space="preserve">— Modello: Nemotron, Temp: 0.2</w:t>
-      </w:r>
-      <w:r>
-        <w:t xml:space="preserve"> </w:t>
-      </w:r>
-      <w:r>
-        <w:t xml:space="preserve">-</w:t>
-      </w:r>
-      <w:r>
-        <w:t xml:space="preserve"> </w:t>
-      </w:r>
-      <w:r>
-        <w:rPr>
-          <w:bCs/>
-          <w:b/>
-        </w:rPr>
-        <w:t xml:space="preserve">Redattore Atti Processuali</w:t>
-      </w:r>
-      <w:r>
-        <w:t xml:space="preserve"> </w:t>
-      </w:r>
-      <w:r>
-        <w:t xml:space="preserve">— Modello: Nemotron, Temp: 0.25</w:t>
-      </w:r>
-      <w:r>
-        <w:t xml:space="preserve"> </w:t>
-      </w:r>
-      <w:r>
-        <w:t xml:space="preserve">-</w:t>
-      </w:r>
-      <w:r>
-        <w:t xml:space="preserve"> </w:t>
-      </w:r>
-      <w:r>
-        <w:rPr>
-          <w:bCs/>
-          <w:b/>
-        </w:rPr>
-        <w:t xml:space="preserve">Consigliere del Titolare</w:t>
-      </w:r>
-      <w:r>
-        <w:t xml:space="preserve"> </w:t>
-      </w:r>
-      <w:r>
-        <w:t xml:space="preserve">— Modello: Nemotron, Temp: 0.4</w:t>
       </w:r>
     </w:p>
     <w:p>
@@ -10532,7 +10133,7 @@
       <w:pPr>
         <w:numPr>
           <w:ilvl w:val="0"/>
-          <w:numId w:val="1042"/>
+          <w:numId w:val="1044"/>
         </w:numPr>
         <w:pStyle w:val="Compact"/>
       </w:pPr>
@@ -10554,7 +10155,7 @@
       <w:pPr>
         <w:numPr>
           <w:ilvl w:val="0"/>
-          <w:numId w:val="1042"/>
+          <w:numId w:val="1044"/>
         </w:numPr>
         <w:pStyle w:val="Compact"/>
       </w:pPr>
@@ -10575,7 +10176,7 @@
       <w:pPr>
         <w:numPr>
           <w:ilvl w:val="0"/>
-          <w:numId w:val="1042"/>
+          <w:numId w:val="1044"/>
         </w:numPr>
         <w:pStyle w:val="Compact"/>
       </w:pPr>
@@ -10613,7 +10214,7 @@
       <w:pPr>
         <w:numPr>
           <w:ilvl w:val="0"/>
-          <w:numId w:val="1042"/>
+          <w:numId w:val="1044"/>
         </w:numPr>
         <w:pStyle w:val="Compact"/>
       </w:pPr>
@@ -10625,7 +10226,7 @@
       <w:pPr>
         <w:numPr>
           <w:ilvl w:val="0"/>
-          <w:numId w:val="1042"/>
+          <w:numId w:val="1044"/>
         </w:numPr>
         <w:pStyle w:val="Compact"/>
       </w:pPr>
@@ -10661,7 +10262,7 @@
       <w:pPr>
         <w:numPr>
           <w:ilvl w:val="0"/>
-          <w:numId w:val="1042"/>
+          <w:numId w:val="1044"/>
         </w:numPr>
         <w:pStyle w:val="Compact"/>
       </w:pPr>
@@ -10683,7 +10284,7 @@
       <w:pPr>
         <w:numPr>
           <w:ilvl w:val="0"/>
-          <w:numId w:val="1042"/>
+          <w:numId w:val="1044"/>
         </w:numPr>
         <w:pStyle w:val="Compact"/>
       </w:pPr>
@@ -10718,7 +10319,7 @@
       <w:pPr>
         <w:numPr>
           <w:ilvl w:val="0"/>
-          <w:numId w:val="1042"/>
+          <w:numId w:val="1044"/>
         </w:numPr>
         <w:pStyle w:val="Compact"/>
       </w:pPr>
@@ -10750,7 +10351,7 @@
       <w:pPr>
         <w:numPr>
           <w:ilvl w:val="0"/>
-          <w:numId w:val="1043"/>
+          <w:numId w:val="1045"/>
         </w:numPr>
         <w:pStyle w:val="Compact"/>
       </w:pPr>
@@ -10772,7 +10373,7 @@
       <w:pPr>
         <w:numPr>
           <w:ilvl w:val="0"/>
-          <w:numId w:val="1043"/>
+          <w:numId w:val="1045"/>
         </w:numPr>
         <w:pStyle w:val="Compact"/>
       </w:pPr>
@@ -10794,7 +10395,7 @@
       <w:pPr>
         <w:numPr>
           <w:ilvl w:val="0"/>
-          <w:numId w:val="1043"/>
+          <w:numId w:val="1045"/>
         </w:numPr>
         <w:pStyle w:val="Compact"/>
       </w:pPr>
@@ -10806,7 +10407,7 @@
       <w:pPr>
         <w:numPr>
           <w:ilvl w:val="1"/>
-          <w:numId w:val="1044"/>
+          <w:numId w:val="1046"/>
         </w:numPr>
         <w:pStyle w:val="Compact"/>
       </w:pPr>
@@ -10818,7 +10419,7 @@
       <w:pPr>
         <w:numPr>
           <w:ilvl w:val="1"/>
-          <w:numId w:val="1044"/>
+          <w:numId w:val="1046"/>
         </w:numPr>
         <w:pStyle w:val="Compact"/>
       </w:pPr>
@@ -10830,7 +10431,7 @@
       <w:pPr>
         <w:numPr>
           <w:ilvl w:val="1"/>
-          <w:numId w:val="1044"/>
+          <w:numId w:val="1046"/>
         </w:numPr>
         <w:pStyle w:val="Compact"/>
       </w:pPr>
@@ -10842,7 +10443,7 @@
       <w:pPr>
         <w:numPr>
           <w:ilvl w:val="1"/>
-          <w:numId w:val="1044"/>
+          <w:numId w:val="1046"/>
         </w:numPr>
         <w:pStyle w:val="Compact"/>
       </w:pPr>
@@ -10854,7 +10455,7 @@
       <w:pPr>
         <w:numPr>
           <w:ilvl w:val="1"/>
-          <w:numId w:val="1044"/>
+          <w:numId w:val="1046"/>
         </w:numPr>
         <w:pStyle w:val="Compact"/>
       </w:pPr>
@@ -10866,7 +10467,7 @@
       <w:pPr>
         <w:numPr>
           <w:ilvl w:val="1"/>
-          <w:numId w:val="1044"/>
+          <w:numId w:val="1046"/>
         </w:numPr>
         <w:pStyle w:val="Compact"/>
       </w:pPr>
@@ -10878,7 +10479,7 @@
       <w:pPr>
         <w:numPr>
           <w:ilvl w:val="0"/>
-          <w:numId w:val="1043"/>
+          <w:numId w:val="1045"/>
         </w:numPr>
         <w:pStyle w:val="Compact"/>
       </w:pPr>
@@ -10914,7 +10515,7 @@
       <w:pPr>
         <w:numPr>
           <w:ilvl w:val="0"/>
-          <w:numId w:val="1043"/>
+          <w:numId w:val="1045"/>
         </w:numPr>
         <w:pStyle w:val="Compact"/>
       </w:pPr>
@@ -10926,7 +10527,7 @@
       <w:pPr>
         <w:numPr>
           <w:ilvl w:val="0"/>
-          <w:numId w:val="1043"/>
+          <w:numId w:val="1045"/>
         </w:numPr>
         <w:pStyle w:val="Compact"/>
       </w:pPr>
@@ -10978,7 +10579,7 @@
       <w:pPr>
         <w:numPr>
           <w:ilvl w:val="0"/>
-          <w:numId w:val="1045"/>
+          <w:numId w:val="1047"/>
         </w:numPr>
         <w:pStyle w:val="Compact"/>
       </w:pPr>
@@ -11014,7 +10615,7 @@
       <w:pPr>
         <w:numPr>
           <w:ilvl w:val="0"/>
-          <w:numId w:val="1045"/>
+          <w:numId w:val="1047"/>
         </w:numPr>
         <w:pStyle w:val="Compact"/>
       </w:pPr>
@@ -11035,7 +10636,7 @@
       <w:pPr>
         <w:numPr>
           <w:ilvl w:val="0"/>
-          <w:numId w:val="1045"/>
+          <w:numId w:val="1047"/>
         </w:numPr>
         <w:pStyle w:val="Compact"/>
       </w:pPr>
@@ -11056,7 +10657,7 @@
       <w:pPr>
         <w:numPr>
           <w:ilvl w:val="0"/>
-          <w:numId w:val="1045"/>
+          <w:numId w:val="1047"/>
         </w:numPr>
         <w:pStyle w:val="Compact"/>
       </w:pPr>
@@ -11068,7 +10669,7 @@
       <w:pPr>
         <w:numPr>
           <w:ilvl w:val="0"/>
-          <w:numId w:val="1045"/>
+          <w:numId w:val="1047"/>
         </w:numPr>
         <w:pStyle w:val="Compact"/>
       </w:pPr>
@@ -11100,7 +10701,7 @@
       <w:pPr>
         <w:numPr>
           <w:ilvl w:val="0"/>
-          <w:numId w:val="1046"/>
+          <w:numId w:val="1048"/>
         </w:numPr>
         <w:pStyle w:val="Compact"/>
       </w:pPr>
@@ -11122,7 +10723,7 @@
       <w:pPr>
         <w:numPr>
           <w:ilvl w:val="0"/>
-          <w:numId w:val="1046"/>
+          <w:numId w:val="1048"/>
         </w:numPr>
         <w:pStyle w:val="Compact"/>
       </w:pPr>
@@ -11158,7 +10759,7 @@
       <w:pPr>
         <w:numPr>
           <w:ilvl w:val="0"/>
-          <w:numId w:val="1046"/>
+          <w:numId w:val="1048"/>
         </w:numPr>
         <w:pStyle w:val="Compact"/>
       </w:pPr>
@@ -11170,7 +10771,7 @@
       <w:pPr>
         <w:numPr>
           <w:ilvl w:val="0"/>
-          <w:numId w:val="1046"/>
+          <w:numId w:val="1048"/>
         </w:numPr>
         <w:pStyle w:val="Compact"/>
       </w:pPr>
@@ -11192,7 +10793,7 @@
       <w:pPr>
         <w:numPr>
           <w:ilvl w:val="0"/>
-          <w:numId w:val="1046"/>
+          <w:numId w:val="1048"/>
         </w:numPr>
         <w:pStyle w:val="Compact"/>
       </w:pPr>
@@ -11204,7 +10805,7 @@
       <w:pPr>
         <w:numPr>
           <w:ilvl w:val="0"/>
-          <w:numId w:val="1046"/>
+          <w:numId w:val="1048"/>
         </w:numPr>
         <w:pStyle w:val="Compact"/>
       </w:pPr>
@@ -11216,7 +10817,7 @@
       <w:pPr>
         <w:numPr>
           <w:ilvl w:val="0"/>
-          <w:numId w:val="1046"/>
+          <w:numId w:val="1048"/>
         </w:numPr>
         <w:pStyle w:val="Compact"/>
       </w:pPr>
@@ -11723,68 +11324,6 @@
       </w:r>
       <w:r>
         <w:t xml:space="preserve">&gt; R: Sì, se è compatibile con l’API OpenAI. Modifica l’endpoint in Impostazioni.</w:t>
-      </w:r>
-    </w:p>
-    <w:p>
-      <w:pPr>
-        <w:pStyle w:val="BodyText"/>
-      </w:pPr>
-      <w:r>
-        <w:rPr>
-          <w:bCs/>
-          <w:b/>
-        </w:rPr>
-        <w:t xml:space="preserve">D: Il sistema gestisce anche il diritto dell’Unione Europea?</w:t>
-      </w:r>
-      <w:r>
-        <w:t xml:space="preserve"> </w:t>
-      </w:r>
-      <w:r>
-        <w:t xml:space="preserve">&gt; R:</w:t>
-      </w:r>
-      <w:r>
-        <w:t xml:space="preserve"> </w:t>
-      </w:r>
-      <w:r>
-        <w:rPr>
-          <w:bCs/>
-          <w:b/>
-        </w:rPr>
-        <w:t xml:space="preserve">Sì.</w:t>
-      </w:r>
-      <w:r>
-        <w:t xml:space="preserve"> </w:t>
-      </w:r>
-      <w:r>
-        <w:t xml:space="preserve">Dal 6 luglio 2026 è attiva l’area</w:t>
-      </w:r>
-      <w:r>
-        <w:t xml:space="preserve"> </w:t>
-      </w:r>
-      <w:r>
-        <w:rPr>
-          <w:bCs/>
-          <w:b/>
-        </w:rPr>
-        <w:t xml:space="preserve">Diritto Europeo</w:t>
-      </w:r>
-      <w:r>
-        <w:t xml:space="preserve">. È disponibile un formulario dedicato con 60 moduli pronti, un prompt specialistico, il supporto alle fonti EUR-Lex e CURIA/CJEU, tool CJEU rapidi, quattro tipologie documento UE e un tipo di pratica</w:t>
-      </w:r>
-      <w:r>
-        <w:t xml:space="preserve"> </w:t>
-      </w:r>
-      <w:r>
-        <w:t xml:space="preserve">“</w:t>
-      </w:r>
-      <w:r>
-        <w:t xml:space="preserve">Europeo</w:t>
-      </w:r>
-      <w:r>
-        <w:t xml:space="preserve">”</w:t>
-      </w:r>
-      <w:r>
-        <w:t xml:space="preserve">.</w:t>
       </w:r>
     </w:p>
     <w:bookmarkEnd w:id="90"/>
@@ -12047,7 +11586,7 @@
               <w:t xml:space="preserve">“</w:t>
             </w:r>
             <w:r>
-              <w:t xml:space="preserve">Ricerca CURIA vuota</w:t>
+              <w:t xml:space="preserve">Timeout generazione</w:t>
             </w:r>
             <w:r>
               <w:t xml:space="preserve">”</w:t>
@@ -12062,34 +11601,19 @@
               <w:jc w:val="left"/>
             </w:pPr>
             <w:r>
-              <w:t xml:space="preserve">Ricerca troppo specifica o server CJEU lento</w:t>
-            </w:r>
-          </w:p>
-        </w:tc>
-        <w:tc>
-          <w:tcPr/>
-          <w:p>
-            <w:pPr>
-              <w:pStyle w:val="Compact"/>
-              <w:jc w:val="left"/>
-            </w:pPr>
-            <w:r>
-              <w:t xml:space="preserve">Riprova con il numero di causa o termini inglesi (es.</w:t>
-            </w:r>
-            <w:r>
-              <w:t xml:space="preserve"> </w:t>
-            </w:r>
-            <w:r>
-              <w:t xml:space="preserve">“</w:t>
-            </w:r>
-            <w:r>
-              <w:t xml:space="preserve">preliminary ruling</w:t>
-            </w:r>
-            <w:r>
-              <w:t xml:space="preserve">”</w:t>
-            </w:r>
-            <w:r>
-              <w:t xml:space="preserve">)</w:t>
+              <w:t xml:space="preserve">Modello sovraccarico</w:t>
+            </w:r>
+          </w:p>
+        </w:tc>
+        <w:tc>
+          <w:tcPr/>
+          <w:p>
+            <w:pPr>
+              <w:pStyle w:val="Compact"/>
+              <w:jc w:val="left"/>
+            </w:pPr>
+            <w:r>
+              <w:t xml:space="preserve">Aspetta 30 secondi e riprova</w:t>
             </w:r>
           </w:p>
         </w:tc>
@@ -12106,7 +11630,7 @@
               <w:t xml:space="preserve">“</w:t>
             </w:r>
             <w:r>
-              <w:t xml:space="preserve">Timeout generazione</w:t>
+              <w:t xml:space="preserve">Citazioni non verificate</w:t>
             </w:r>
             <w:r>
               <w:t xml:space="preserve">”</w:t>
@@ -12121,19 +11645,19 @@
               <w:jc w:val="left"/>
             </w:pPr>
             <w:r>
-              <w:t xml:space="preserve">Modello sovraccarico</w:t>
-            </w:r>
-          </w:p>
-        </w:tc>
-        <w:tc>
-          <w:tcPr/>
-          <w:p>
-            <w:pPr>
-              <w:pStyle w:val="Compact"/>
-              <w:jc w:val="left"/>
-            </w:pPr>
-            <w:r>
-              <w:t xml:space="preserve">Aspetta 30 secondi e riprova</w:t>
+              <w:t xml:space="preserve">DDG ha raggiunto il limite</w:t>
+            </w:r>
+          </w:p>
+        </w:tc>
+        <w:tc>
+          <w:tcPr/>
+          <w:p>
+            <w:pPr>
+              <w:pStyle w:val="Compact"/>
+              <w:jc w:val="left"/>
+            </w:pPr>
+            <w:r>
+              <w:t xml:space="preserve">Aspetta 2–3 minuti e rigenera il documento</w:t>
             </w:r>
           </w:p>
         </w:tc>
@@ -12150,7 +11674,7 @@
               <w:t xml:space="preserve">“</w:t>
             </w:r>
             <w:r>
-              <w:t xml:space="preserve">Citazioni non verificate</w:t>
+              <w:t xml:space="preserve">ItalgiureWeb non configurato</w:t>
             </w:r>
             <w:r>
               <w:t xml:space="preserve">”</w:t>
@@ -12165,19 +11689,63 @@
               <w:jc w:val="left"/>
             </w:pPr>
             <w:r>
-              <w:t xml:space="preserve">DDG ha raggiunto il limite</w:t>
-            </w:r>
-          </w:p>
-        </w:tc>
-        <w:tc>
-          <w:tcPr/>
-          <w:p>
-            <w:pPr>
-              <w:pStyle w:val="Compact"/>
-              <w:jc w:val="left"/>
-            </w:pPr>
-            <w:r>
-              <w:t xml:space="preserve">Aspetta 2–3 minuti e rigenera il documento</w:t>
+              <w:t xml:space="preserve">Mancano le credenziali Cassa Forense</w:t>
+            </w:r>
+          </w:p>
+        </w:tc>
+        <w:tc>
+          <w:tcPr/>
+          <w:p>
+            <w:pPr>
+              <w:pStyle w:val="Compact"/>
+              <w:jc w:val="left"/>
+            </w:pPr>
+            <w:r>
+              <w:t xml:space="preserve">Vai su Impostazioni → 🇮🇹 Banche Dati Italiane</w:t>
+            </w:r>
+          </w:p>
+        </w:tc>
+      </w:tr>
+      <w:tr>
+        <w:tc>
+          <w:tcPr/>
+          <w:p>
+            <w:pPr>
+              <w:pStyle w:val="Compact"/>
+              <w:jc w:val="left"/>
+            </w:pPr>
+            <w:r>
+              <w:t xml:space="preserve">“</w:t>
+            </w:r>
+            <w:r>
+              <w:t xml:space="preserve">Connessione ItalgiureWeb fallita</w:t>
+            </w:r>
+            <w:r>
+              <w:t xml:space="preserve">”</w:t>
+            </w:r>
+          </w:p>
+        </w:tc>
+        <w:tc>
+          <w:tcPr/>
+          <w:p>
+            <w:pPr>
+              <w:pStyle w:val="Compact"/>
+              <w:jc w:val="left"/>
+            </w:pPr>
+            <w:r>
+              <w:t xml:space="preserve">Il portale ha modificato il login o le credenziali sono errate</w:t>
+            </w:r>
+          </w:p>
+        </w:tc>
+        <w:tc>
+          <w:tcPr/>
+          <w:p>
+            <w:pPr>
+              <w:pStyle w:val="Compact"/>
+              <w:jc w:val="left"/>
+            </w:pPr>
+            <w:r>
+              <w:t xml:space="preserve">Usa il link rapido a ItalgiureWeb o SentenzeWeb</w:t>
             </w:r>
           </w:p>
         </w:tc>
@@ -12337,7 +11905,7 @@
       <w:pPr>
         <w:numPr>
           <w:ilvl w:val="0"/>
-          <w:numId w:val="1047"/>
+          <w:numId w:val="1049"/>
         </w:numPr>
         <w:pStyle w:val="Compact"/>
       </w:pPr>
@@ -12359,7 +11927,7 @@
       <w:pPr>
         <w:numPr>
           <w:ilvl w:val="0"/>
-          <w:numId w:val="1047"/>
+          <w:numId w:val="1049"/>
         </w:numPr>
         <w:pStyle w:val="Compact"/>
       </w:pPr>
@@ -12381,7 +11949,7 @@
       <w:pPr>
         <w:numPr>
           <w:ilvl w:val="0"/>
-          <w:numId w:val="1047"/>
+          <w:numId w:val="1049"/>
         </w:numPr>
         <w:pStyle w:val="Compact"/>
       </w:pPr>
@@ -12451,7 +12019,7 @@
     </w:p>
     <w:bookmarkEnd w:id="92"/>
     <w:bookmarkEnd w:id="93"/>
-    <w:bookmarkStart w:id="106" w:name="gli-agenti-ai-di-studio-legale-ai"/>
+    <w:bookmarkStart w:id="104" w:name="gli-agenti-ai-di-studio-legale-ai"/>
     <w:p>
       <w:pPr>
         <w:pStyle w:val="Heading2"/>
@@ -12502,20 +12070,20 @@
           <w:bCs/>
           <w:b/>
         </w:rPr>
-        <w:t xml:space="preserve">9 agenti AI specializzati</w:t>
+        <w:t xml:space="preserve">7 agenti AI specializzati</w:t>
       </w:r>
       <w:r>
         <w:t xml:space="preserve">, ciascuno con una propria identità, competenze e regole di comportamento. Il sistema sceglie automaticamente l’agente giusto per ogni compito.</w:t>
       </w:r>
     </w:p>
     <w:bookmarkEnd w:id="94"/>
-    <w:bookmarkStart w:id="104" w:name="i-9-agenti"/>
+    <w:bookmarkStart w:id="102" w:name="i-7-agenti"/>
     <w:p>
       <w:pPr>
         <w:pStyle w:val="Heading3"/>
       </w:pPr>
       <w:r>
-        <w:t xml:space="preserve">I 9 agenti</w:t>
+        <w:t xml:space="preserve">I 7 agenti</w:t>
       </w:r>
     </w:p>
     <w:bookmarkStart w:id="95" w:name="avvocato-generico"/>
@@ -12531,7 +12099,7 @@
       <w:pPr>
         <w:numPr>
           <w:ilvl w:val="0"/>
-          <w:numId w:val="1048"/>
+          <w:numId w:val="1050"/>
         </w:numPr>
         <w:pStyle w:val="Compact"/>
       </w:pPr>
@@ -12553,7 +12121,7 @@
       <w:pPr>
         <w:numPr>
           <w:ilvl w:val="0"/>
-          <w:numId w:val="1048"/>
+          <w:numId w:val="1050"/>
         </w:numPr>
         <w:pStyle w:val="Compact"/>
       </w:pPr>
@@ -12575,7 +12143,7 @@
       <w:pPr>
         <w:numPr>
           <w:ilvl w:val="0"/>
-          <w:numId w:val="1048"/>
+          <w:numId w:val="1050"/>
         </w:numPr>
         <w:pStyle w:val="Compact"/>
       </w:pPr>
@@ -12597,7 +12165,7 @@
       <w:pPr>
         <w:numPr>
           <w:ilvl w:val="0"/>
-          <w:numId w:val="1048"/>
+          <w:numId w:val="1050"/>
         </w:numPr>
         <w:pStyle w:val="Compact"/>
       </w:pPr>
@@ -12619,7 +12187,7 @@
       <w:pPr>
         <w:numPr>
           <w:ilvl w:val="0"/>
-          <w:numId w:val="1048"/>
+          <w:numId w:val="1050"/>
         </w:numPr>
         <w:pStyle w:val="Compact"/>
       </w:pPr>
@@ -12635,7 +12203,7 @@
       <w:pPr>
         <w:numPr>
           <w:ilvl w:val="1"/>
-          <w:numId w:val="1049"/>
+          <w:numId w:val="1051"/>
         </w:numPr>
         <w:pStyle w:val="Compact"/>
       </w:pPr>
@@ -12647,7 +12215,7 @@
       <w:pPr>
         <w:numPr>
           <w:ilvl w:val="1"/>
-          <w:numId w:val="1049"/>
+          <w:numId w:val="1051"/>
         </w:numPr>
         <w:pStyle w:val="Compact"/>
       </w:pPr>
@@ -12659,7 +12227,7 @@
       <w:pPr>
         <w:numPr>
           <w:ilvl w:val="1"/>
-          <w:numId w:val="1049"/>
+          <w:numId w:val="1051"/>
         </w:numPr>
         <w:pStyle w:val="Compact"/>
       </w:pPr>
@@ -12693,7 +12261,7 @@
       <w:pPr>
         <w:numPr>
           <w:ilvl w:val="0"/>
-          <w:numId w:val="1050"/>
+          <w:numId w:val="1052"/>
         </w:numPr>
         <w:pStyle w:val="Compact"/>
       </w:pPr>
@@ -12715,7 +12283,7 @@
       <w:pPr>
         <w:numPr>
           <w:ilvl w:val="0"/>
-          <w:numId w:val="1050"/>
+          <w:numId w:val="1052"/>
         </w:numPr>
         <w:pStyle w:val="Compact"/>
       </w:pPr>
@@ -12737,7 +12305,7 @@
       <w:pPr>
         <w:numPr>
           <w:ilvl w:val="0"/>
-          <w:numId w:val="1050"/>
+          <w:numId w:val="1052"/>
         </w:numPr>
         <w:pStyle w:val="Compact"/>
       </w:pPr>
@@ -12759,7 +12327,7 @@
       <w:pPr>
         <w:numPr>
           <w:ilvl w:val="0"/>
-          <w:numId w:val="1050"/>
+          <w:numId w:val="1052"/>
         </w:numPr>
         <w:pStyle w:val="Compact"/>
       </w:pPr>
@@ -12781,7 +12349,7 @@
       <w:pPr>
         <w:numPr>
           <w:ilvl w:val="0"/>
-          <w:numId w:val="1050"/>
+          <w:numId w:val="1052"/>
         </w:numPr>
         <w:pStyle w:val="Compact"/>
       </w:pPr>
@@ -12803,7 +12371,7 @@
       <w:pPr>
         <w:numPr>
           <w:ilvl w:val="0"/>
-          <w:numId w:val="1050"/>
+          <w:numId w:val="1052"/>
         </w:numPr>
         <w:pStyle w:val="Compact"/>
       </w:pPr>
@@ -12819,7 +12387,7 @@
       <w:pPr>
         <w:numPr>
           <w:ilvl w:val="1"/>
-          <w:numId w:val="1051"/>
+          <w:numId w:val="1053"/>
         </w:numPr>
         <w:pStyle w:val="Compact"/>
       </w:pPr>
@@ -12831,7 +12399,7 @@
       <w:pPr>
         <w:numPr>
           <w:ilvl w:val="1"/>
-          <w:numId w:val="1051"/>
+          <w:numId w:val="1053"/>
         </w:numPr>
         <w:pStyle w:val="Compact"/>
       </w:pPr>
@@ -12843,7 +12411,7 @@
       <w:pPr>
         <w:numPr>
           <w:ilvl w:val="1"/>
-          <w:numId w:val="1051"/>
+          <w:numId w:val="1053"/>
         </w:numPr>
         <w:pStyle w:val="Compact"/>
       </w:pPr>
@@ -12865,7 +12433,7 @@
       <w:pPr>
         <w:numPr>
           <w:ilvl w:val="0"/>
-          <w:numId w:val="1052"/>
+          <w:numId w:val="1054"/>
         </w:numPr>
         <w:pStyle w:val="Compact"/>
       </w:pPr>
@@ -12887,7 +12455,7 @@
       <w:pPr>
         <w:numPr>
           <w:ilvl w:val="0"/>
-          <w:numId w:val="1052"/>
+          <w:numId w:val="1054"/>
         </w:numPr>
         <w:pStyle w:val="Compact"/>
       </w:pPr>
@@ -12909,7 +12477,7 @@
       <w:pPr>
         <w:numPr>
           <w:ilvl w:val="0"/>
-          <w:numId w:val="1052"/>
+          <w:numId w:val="1054"/>
         </w:numPr>
         <w:pStyle w:val="Compact"/>
       </w:pPr>
@@ -12931,7 +12499,7 @@
       <w:pPr>
         <w:numPr>
           <w:ilvl w:val="0"/>
-          <w:numId w:val="1052"/>
+          <w:numId w:val="1054"/>
         </w:numPr>
         <w:pStyle w:val="Compact"/>
       </w:pPr>
@@ -12953,7 +12521,7 @@
       <w:pPr>
         <w:numPr>
           <w:ilvl w:val="0"/>
-          <w:numId w:val="1052"/>
+          <w:numId w:val="1054"/>
         </w:numPr>
         <w:pStyle w:val="Compact"/>
       </w:pPr>
@@ -12975,7 +12543,7 @@
       <w:pPr>
         <w:numPr>
           <w:ilvl w:val="0"/>
-          <w:numId w:val="1052"/>
+          <w:numId w:val="1054"/>
         </w:numPr>
         <w:pStyle w:val="Compact"/>
       </w:pPr>
@@ -12991,7 +12559,7 @@
       <w:pPr>
         <w:numPr>
           <w:ilvl w:val="1"/>
-          <w:numId w:val="1053"/>
+          <w:numId w:val="1055"/>
         </w:numPr>
         <w:pStyle w:val="Compact"/>
       </w:pPr>
@@ -13003,7 +12571,7 @@
       <w:pPr>
         <w:numPr>
           <w:ilvl w:val="1"/>
-          <w:numId w:val="1053"/>
+          <w:numId w:val="1055"/>
         </w:numPr>
         <w:pStyle w:val="Compact"/>
       </w:pPr>
@@ -13015,7 +12583,7 @@
       <w:pPr>
         <w:numPr>
           <w:ilvl w:val="1"/>
-          <w:numId w:val="1053"/>
+          <w:numId w:val="1055"/>
         </w:numPr>
         <w:pStyle w:val="Compact"/>
       </w:pPr>
@@ -13037,7 +12605,7 @@
       <w:pPr>
         <w:numPr>
           <w:ilvl w:val="0"/>
-          <w:numId w:val="1054"/>
+          <w:numId w:val="1056"/>
         </w:numPr>
         <w:pStyle w:val="Compact"/>
       </w:pPr>
@@ -13059,7 +12627,7 @@
       <w:pPr>
         <w:numPr>
           <w:ilvl w:val="0"/>
-          <w:numId w:val="1054"/>
+          <w:numId w:val="1056"/>
         </w:numPr>
         <w:pStyle w:val="Compact"/>
       </w:pPr>
@@ -13081,7 +12649,7 @@
       <w:pPr>
         <w:numPr>
           <w:ilvl w:val="0"/>
-          <w:numId w:val="1054"/>
+          <w:numId w:val="1056"/>
         </w:numPr>
         <w:pStyle w:val="Compact"/>
       </w:pPr>
@@ -13103,7 +12671,7 @@
       <w:pPr>
         <w:numPr>
           <w:ilvl w:val="0"/>
-          <w:numId w:val="1054"/>
+          <w:numId w:val="1056"/>
         </w:numPr>
         <w:pStyle w:val="Compact"/>
       </w:pPr>
@@ -13125,7 +12693,7 @@
       <w:pPr>
         <w:numPr>
           <w:ilvl w:val="0"/>
-          <w:numId w:val="1054"/>
+          <w:numId w:val="1056"/>
         </w:numPr>
         <w:pStyle w:val="Compact"/>
       </w:pPr>
@@ -13147,7 +12715,7 @@
       <w:pPr>
         <w:numPr>
           <w:ilvl w:val="0"/>
-          <w:numId w:val="1054"/>
+          <w:numId w:val="1056"/>
         </w:numPr>
         <w:pStyle w:val="Compact"/>
       </w:pPr>
@@ -13163,7 +12731,7 @@
       <w:pPr>
         <w:numPr>
           <w:ilvl w:val="1"/>
-          <w:numId w:val="1055"/>
+          <w:numId w:val="1057"/>
         </w:numPr>
         <w:pStyle w:val="Compact"/>
       </w:pPr>
@@ -13187,7 +12755,7 @@
       <w:pPr>
         <w:numPr>
           <w:ilvl w:val="1"/>
-          <w:numId w:val="1055"/>
+          <w:numId w:val="1057"/>
         </w:numPr>
         <w:pStyle w:val="Compact"/>
       </w:pPr>
@@ -13199,7 +12767,7 @@
       <w:pPr>
         <w:numPr>
           <w:ilvl w:val="1"/>
-          <w:numId w:val="1055"/>
+          <w:numId w:val="1057"/>
         </w:numPr>
         <w:pStyle w:val="Compact"/>
       </w:pPr>
@@ -13221,7 +12789,7 @@
       <w:pPr>
         <w:numPr>
           <w:ilvl w:val="0"/>
-          <w:numId w:val="1056"/>
+          <w:numId w:val="1058"/>
         </w:numPr>
         <w:pStyle w:val="Compact"/>
       </w:pPr>
@@ -13243,7 +12811,7 @@
       <w:pPr>
         <w:numPr>
           <w:ilvl w:val="0"/>
-          <w:numId w:val="1056"/>
+          <w:numId w:val="1058"/>
         </w:numPr>
         <w:pStyle w:val="Compact"/>
       </w:pPr>
@@ -13265,7 +12833,7 @@
       <w:pPr>
         <w:numPr>
           <w:ilvl w:val="0"/>
-          <w:numId w:val="1056"/>
+          <w:numId w:val="1058"/>
         </w:numPr>
         <w:pStyle w:val="Compact"/>
       </w:pPr>
@@ -13287,7 +12855,7 @@
       <w:pPr>
         <w:numPr>
           <w:ilvl w:val="0"/>
-          <w:numId w:val="1056"/>
+          <w:numId w:val="1058"/>
         </w:numPr>
         <w:pStyle w:val="Compact"/>
       </w:pPr>
@@ -13309,7 +12877,7 @@
       <w:pPr>
         <w:numPr>
           <w:ilvl w:val="0"/>
-          <w:numId w:val="1056"/>
+          <w:numId w:val="1058"/>
         </w:numPr>
         <w:pStyle w:val="Compact"/>
       </w:pPr>
@@ -13331,7 +12899,7 @@
       <w:pPr>
         <w:numPr>
           <w:ilvl w:val="0"/>
-          <w:numId w:val="1056"/>
+          <w:numId w:val="1058"/>
         </w:numPr>
         <w:pStyle w:val="Compact"/>
       </w:pPr>
@@ -13347,7 +12915,7 @@
       <w:pPr>
         <w:numPr>
           <w:ilvl w:val="1"/>
-          <w:numId w:val="1057"/>
+          <w:numId w:val="1059"/>
         </w:numPr>
         <w:pStyle w:val="Compact"/>
       </w:pPr>
@@ -13359,7 +12927,7 @@
       <w:pPr>
         <w:numPr>
           <w:ilvl w:val="1"/>
-          <w:numId w:val="1057"/>
+          <w:numId w:val="1059"/>
         </w:numPr>
         <w:pStyle w:val="Compact"/>
       </w:pPr>
@@ -13371,7 +12939,7 @@
       <w:pPr>
         <w:numPr>
           <w:ilvl w:val="1"/>
-          <w:numId w:val="1057"/>
+          <w:numId w:val="1059"/>
         </w:numPr>
         <w:pStyle w:val="Compact"/>
       </w:pPr>
@@ -13383,7 +12951,7 @@
       <w:pPr>
         <w:numPr>
           <w:ilvl w:val="1"/>
-          <w:numId w:val="1057"/>
+          <w:numId w:val="1059"/>
         </w:numPr>
         <w:pStyle w:val="Compact"/>
       </w:pPr>
@@ -13395,7 +12963,7 @@
       <w:pPr>
         <w:numPr>
           <w:ilvl w:val="1"/>
-          <w:numId w:val="1057"/>
+          <w:numId w:val="1059"/>
         </w:numPr>
         <w:pStyle w:val="Compact"/>
       </w:pPr>
@@ -13407,7 +12975,7 @@
       <w:pPr>
         <w:numPr>
           <w:ilvl w:val="1"/>
-          <w:numId w:val="1057"/>
+          <w:numId w:val="1059"/>
         </w:numPr>
         <w:pStyle w:val="Compact"/>
       </w:pPr>
@@ -13429,7 +12997,7 @@
       <w:pPr>
         <w:numPr>
           <w:ilvl w:val="0"/>
-          <w:numId w:val="1058"/>
+          <w:numId w:val="1060"/>
         </w:numPr>
         <w:pStyle w:val="Compact"/>
       </w:pPr>
@@ -13451,7 +13019,7 @@
       <w:pPr>
         <w:numPr>
           <w:ilvl w:val="0"/>
-          <w:numId w:val="1058"/>
+          <w:numId w:val="1060"/>
         </w:numPr>
         <w:pStyle w:val="Compact"/>
       </w:pPr>
@@ -13473,7 +13041,7 @@
       <w:pPr>
         <w:numPr>
           <w:ilvl w:val="0"/>
-          <w:numId w:val="1058"/>
+          <w:numId w:val="1060"/>
         </w:numPr>
         <w:pStyle w:val="Compact"/>
       </w:pPr>
@@ -13495,7 +13063,7 @@
       <w:pPr>
         <w:numPr>
           <w:ilvl w:val="0"/>
-          <w:numId w:val="1058"/>
+          <w:numId w:val="1060"/>
         </w:numPr>
         <w:pStyle w:val="Compact"/>
       </w:pPr>
@@ -13517,7 +13085,7 @@
       <w:pPr>
         <w:numPr>
           <w:ilvl w:val="0"/>
-          <w:numId w:val="1058"/>
+          <w:numId w:val="1060"/>
         </w:numPr>
         <w:pStyle w:val="Compact"/>
       </w:pPr>
@@ -13539,7 +13107,7 @@
       <w:pPr>
         <w:numPr>
           <w:ilvl w:val="0"/>
-          <w:numId w:val="1058"/>
+          <w:numId w:val="1060"/>
         </w:numPr>
         <w:pStyle w:val="Compact"/>
       </w:pPr>
@@ -13555,7 +13123,7 @@
       <w:pPr>
         <w:numPr>
           <w:ilvl w:val="1"/>
-          <w:numId w:val="1059"/>
+          <w:numId w:val="1061"/>
         </w:numPr>
         <w:pStyle w:val="Compact"/>
       </w:pPr>
@@ -13567,7 +13135,7 @@
       <w:pPr>
         <w:numPr>
           <w:ilvl w:val="1"/>
-          <w:numId w:val="1059"/>
+          <w:numId w:val="1061"/>
         </w:numPr>
         <w:pStyle w:val="Compact"/>
       </w:pPr>
@@ -13579,7 +13147,7 @@
       <w:pPr>
         <w:numPr>
           <w:ilvl w:val="1"/>
-          <w:numId w:val="1059"/>
+          <w:numId w:val="1061"/>
         </w:numPr>
         <w:pStyle w:val="Compact"/>
       </w:pPr>
@@ -13611,7 +13179,7 @@
       <w:pPr>
         <w:numPr>
           <w:ilvl w:val="0"/>
-          <w:numId w:val="1060"/>
+          <w:numId w:val="1062"/>
         </w:numPr>
         <w:pStyle w:val="Compact"/>
       </w:pPr>
@@ -13633,7 +13201,7 @@
       <w:pPr>
         <w:numPr>
           <w:ilvl w:val="0"/>
-          <w:numId w:val="1060"/>
+          <w:numId w:val="1062"/>
         </w:numPr>
         <w:pStyle w:val="Compact"/>
       </w:pPr>
@@ -13655,7 +13223,7 @@
       <w:pPr>
         <w:numPr>
           <w:ilvl w:val="0"/>
-          <w:numId w:val="1060"/>
+          <w:numId w:val="1062"/>
         </w:numPr>
         <w:pStyle w:val="Compact"/>
       </w:pPr>
@@ -13677,7 +13245,7 @@
       <w:pPr>
         <w:numPr>
           <w:ilvl w:val="0"/>
-          <w:numId w:val="1060"/>
+          <w:numId w:val="1062"/>
         </w:numPr>
         <w:pStyle w:val="Compact"/>
       </w:pPr>
@@ -13699,7 +13267,7 @@
       <w:pPr>
         <w:numPr>
           <w:ilvl w:val="0"/>
-          <w:numId w:val="1060"/>
+          <w:numId w:val="1062"/>
         </w:numPr>
         <w:pStyle w:val="Compact"/>
       </w:pPr>
@@ -13715,250 +13283,6 @@
       </w:r>
       <w:r>
         <w:t xml:space="preserve">Quesito → Norma → Analisi → Conclusioni → Rischi</w:t>
-      </w:r>
-    </w:p>
-    <w:p>
-      <w:pPr>
-        <w:numPr>
-          <w:ilvl w:val="0"/>
-          <w:numId w:val="1060"/>
-        </w:numPr>
-        <w:pStyle w:val="Compact"/>
-      </w:pPr>
-      <w:r>
-        <w:rPr>
-          <w:bCs/>
-          <w:b/>
-        </w:rPr>
-        <w:t xml:space="preserve">Regole critiche:</w:t>
-      </w:r>
-    </w:p>
-    <w:p>
-      <w:pPr>
-        <w:numPr>
-          <w:ilvl w:val="1"/>
-          <w:numId w:val="1061"/>
-        </w:numPr>
-        <w:pStyle w:val="Compact"/>
-      </w:pPr>
-      <w:r>
-        <w:t xml:space="preserve">Grado di certezza:</w:t>
-      </w:r>
-      <w:r>
-        <w:t xml:space="preserve"> </w:t>
-      </w:r>
-      <w:r>
-        <w:t xml:space="preserve">“</w:t>
-      </w:r>
-      <w:r>
-        <w:t xml:space="preserve">certa</w:t>
-      </w:r>
-      <w:r>
-        <w:t xml:space="preserve">”</w:t>
-      </w:r>
-      <w:r>
-        <w:t xml:space="preserve"> </w:t>
-      </w:r>
-      <w:r>
-        <w:t xml:space="preserve">/</w:t>
-      </w:r>
-      <w:r>
-        <w:t xml:space="preserve"> </w:t>
-      </w:r>
-      <w:r>
-        <w:t xml:space="preserve">“</w:t>
-      </w:r>
-      <w:r>
-        <w:t xml:space="preserve">probabile</w:t>
-      </w:r>
-      <w:r>
-        <w:t xml:space="preserve">”</w:t>
-      </w:r>
-      <w:r>
-        <w:t xml:space="preserve"> </w:t>
-      </w:r>
-      <w:r>
-        <w:t xml:space="preserve">/</w:t>
-      </w:r>
-      <w:r>
-        <w:t xml:space="preserve"> </w:t>
-      </w:r>
-      <w:r>
-        <w:t xml:space="preserve">“</w:t>
-      </w:r>
-      <w:r>
-        <w:t xml:space="preserve">possibile ma rischiosa</w:t>
-      </w:r>
-      <w:r>
-        <w:t xml:space="preserve">”</w:t>
-      </w:r>
-    </w:p>
-    <w:p>
-      <w:pPr>
-        <w:numPr>
-          <w:ilvl w:val="1"/>
-          <w:numId w:val="1061"/>
-        </w:numPr>
-        <w:pStyle w:val="Compact"/>
-      </w:pPr>
-      <w:r>
-        <w:t xml:space="preserve">Indica sempre le fonti; non inventa autori o sentenze</w:t>
-      </w:r>
-    </w:p>
-    <w:p>
-      <w:pPr>
-        <w:numPr>
-          <w:ilvl w:val="1"/>
-          <w:numId w:val="1061"/>
-        </w:numPr>
-        <w:pStyle w:val="Compact"/>
-      </w:pPr>
-      <w:r>
-        <w:t xml:space="preserve">Usa correttamente il congiuntivo nelle subordinate oggettive, finali, condizionali</w:t>
-      </w:r>
-    </w:p>
-    <w:p>
-      <w:pPr>
-        <w:numPr>
-          <w:ilvl w:val="1"/>
-          <w:numId w:val="1061"/>
-        </w:numPr>
-        <w:pStyle w:val="Compact"/>
-      </w:pPr>
-      <w:r>
-        <w:t xml:space="preserve">Revisione finale: verifica congruenza tra quesito, analisi e conclusioni</w:t>
-      </w:r>
-    </w:p>
-    <w:p>
-      <w:pPr>
-        <w:numPr>
-          <w:ilvl w:val="1"/>
-          <w:numId w:val="1061"/>
-        </w:numPr>
-        <w:pStyle w:val="Compact"/>
-      </w:pPr>
-      <w:r>
-        <w:t xml:space="preserve">Non omette rischi connessi alla tesi sostenuta</w:t>
-      </w:r>
-    </w:p>
-    <w:bookmarkEnd w:id="101"/>
-    <w:bookmarkStart w:id="102" w:name="redattore-atti-processuali"/>
-    <w:p>
-      <w:pPr>
-        <w:pStyle w:val="Heading4"/>
-      </w:pPr>
-      <w:r>
-        <w:t xml:space="preserve">⚖️ 8. Redattore Atti Processuali</w:t>
-      </w:r>
-    </w:p>
-    <w:p>
-      <w:pPr>
-        <w:numPr>
-          <w:ilvl w:val="0"/>
-          <w:numId w:val="1062"/>
-        </w:numPr>
-        <w:pStyle w:val="Compact"/>
-      </w:pPr>
-      <w:r>
-        <w:rPr>
-          <w:bCs/>
-          <w:b/>
-        </w:rPr>
-        <w:t xml:space="preserve">Ruolo:</w:t>
-      </w:r>
-      <w:r>
-        <w:t xml:space="preserve"> </w:t>
-      </w:r>
-      <w:r>
-        <w:t xml:space="preserve">Generazione conservativa di atti processuali civili, penali e amministrativi</w:t>
-      </w:r>
-    </w:p>
-    <w:p>
-      <w:pPr>
-        <w:numPr>
-          <w:ilvl w:val="0"/>
-          <w:numId w:val="1062"/>
-        </w:numPr>
-        <w:pStyle w:val="Compact"/>
-      </w:pPr>
-      <w:r>
-        <w:rPr>
-          <w:bCs/>
-          <w:b/>
-        </w:rPr>
-        <w:t xml:space="preserve">Modello:</w:t>
-      </w:r>
-      <w:r>
-        <w:t xml:space="preserve"> </w:t>
-      </w:r>
-      <w:r>
-        <w:t xml:space="preserve">Nemotron-70B</w:t>
-      </w:r>
-    </w:p>
-    <w:p>
-      <w:pPr>
-        <w:numPr>
-          <w:ilvl w:val="0"/>
-          <w:numId w:val="1062"/>
-        </w:numPr>
-        <w:pStyle w:val="Compact"/>
-      </w:pPr>
-      <w:r>
-        <w:rPr>
-          <w:bCs/>
-          <w:b/>
-        </w:rPr>
-        <w:t xml:space="preserve">Temperatura:</w:t>
-      </w:r>
-      <w:r>
-        <w:t xml:space="preserve"> </w:t>
-      </w:r>
-      <w:r>
-        <w:t xml:space="preserve">0.25</w:t>
-      </w:r>
-    </w:p>
-    <w:p>
-      <w:pPr>
-        <w:numPr>
-          <w:ilvl w:val="0"/>
-          <w:numId w:val="1062"/>
-        </w:numPr>
-        <w:pStyle w:val="Compact"/>
-      </w:pPr>
-      <w:r>
-        <w:rPr>
-          <w:bCs/>
-          <w:b/>
-        </w:rPr>
-        <w:t xml:space="preserve">Quando usarlo:</w:t>
-      </w:r>
-      <w:r>
-        <w:t xml:space="preserve"> </w:t>
-      </w:r>
-      <w:r>
-        <w:t xml:space="preserve">Pagina Documenti — atti di citazione, memorie, ricorsi, appelli, controricorsi</w:t>
-      </w:r>
-    </w:p>
-    <w:p>
-      <w:pPr>
-        <w:numPr>
-          <w:ilvl w:val="0"/>
-          <w:numId w:val="1062"/>
-        </w:numPr>
-        <w:pStyle w:val="Compact"/>
-      </w:pPr>
-      <w:r>
-        <w:rPr>
-          <w:bCs/>
-          <w:b/>
-        </w:rPr>
-        <w:t xml:space="preserve">Output:</w:t>
-      </w:r>
-      <w:r>
-        <w:t xml:space="preserve"> </w:t>
-      </w:r>
-      <w:r>
-        <w:t xml:space="preserve">Atto processuale completo di intestazione, procura ad litem, motivazione e conclusioni</w:t>
       </w:r>
     </w:p>
     <w:p>
@@ -13986,7 +13310,55 @@
         <w:pStyle w:val="Compact"/>
       </w:pPr>
       <w:r>
-        <w:t xml:space="preserve">Non inventa fatti, date o norme</w:t>
+        <w:t xml:space="preserve">Grado di certezza:</w:t>
+      </w:r>
+      <w:r>
+        <w:t xml:space="preserve"> </w:t>
+      </w:r>
+      <w:r>
+        <w:t xml:space="preserve">“</w:t>
+      </w:r>
+      <w:r>
+        <w:t xml:space="preserve">certa</w:t>
+      </w:r>
+      <w:r>
+        <w:t xml:space="preserve">”</w:t>
+      </w:r>
+      <w:r>
+        <w:t xml:space="preserve"> </w:t>
+      </w:r>
+      <w:r>
+        <w:t xml:space="preserve">/</w:t>
+      </w:r>
+      <w:r>
+        <w:t xml:space="preserve"> </w:t>
+      </w:r>
+      <w:r>
+        <w:t xml:space="preserve">“</w:t>
+      </w:r>
+      <w:r>
+        <w:t xml:space="preserve">probabile</w:t>
+      </w:r>
+      <w:r>
+        <w:t xml:space="preserve">”</w:t>
+      </w:r>
+      <w:r>
+        <w:t xml:space="preserve"> </w:t>
+      </w:r>
+      <w:r>
+        <w:t xml:space="preserve">/</w:t>
+      </w:r>
+      <w:r>
+        <w:t xml:space="preserve"> </w:t>
+      </w:r>
+      <w:r>
+        <w:t xml:space="preserve">“</w:t>
+      </w:r>
+      <w:r>
+        <w:t xml:space="preserve">possibile ma rischiosa</w:t>
+      </w:r>
+      <w:r>
+        <w:t xml:space="preserve">”</w:t>
       </w:r>
     </w:p>
     <w:p>
@@ -13998,7 +13370,7 @@
         <w:pStyle w:val="Compact"/>
       </w:pPr>
       <w:r>
-        <w:t xml:space="preserve">Include sempre vocatio in ius e avvertimenti Cartabia dove richiesto</w:t>
+        <w:t xml:space="preserve">Indica sempre le fonti; non inventa autori o sentenze</w:t>
       </w:r>
     </w:p>
     <w:p>
@@ -14010,184 +13382,36 @@
         <w:pStyle w:val="Compact"/>
       </w:pPr>
       <w:r>
-        <w:t xml:space="preserve">Verifica il riferimento normativo corretto (es. art. 645 c.p.c. per opposizione a decreto ingiuntivo)</w:t>
-      </w:r>
-    </w:p>
+        <w:t xml:space="preserve">Usa correttamente il congiuntivo nelle subordinate oggettive, finali, condizionali</w:t>
+      </w:r>
+    </w:p>
+    <w:p>
+      <w:pPr>
+        <w:numPr>
+          <w:ilvl w:val="1"/>
+          <w:numId w:val="1063"/>
+        </w:numPr>
+        <w:pStyle w:val="Compact"/>
+      </w:pPr>
+      <w:r>
+        <w:t xml:space="preserve">Revisione finale: verifica congruenza tra quesito, analisi e conclusioni</w:t>
+      </w:r>
+    </w:p>
+    <w:p>
+      <w:pPr>
+        <w:numPr>
+          <w:ilvl w:val="1"/>
+          <w:numId w:val="1063"/>
+        </w:numPr>
+        <w:pStyle w:val="Compact"/>
+      </w:pPr>
+      <w:r>
+        <w:t xml:space="preserve">Non omette rischi connessi alla tesi sostenuta</w:t>
+      </w:r>
+    </w:p>
+    <w:bookmarkEnd w:id="101"/>
     <w:bookmarkEnd w:id="102"/>
-    <w:bookmarkStart w:id="103" w:name="consigliere-del-titolare"/>
-    <w:p>
-      <w:pPr>
-        <w:pStyle w:val="Heading4"/>
-      </w:pPr>
-      <w:r>
-        <w:t xml:space="preserve">🎓 9. Consigliere del Titolare</w:t>
-      </w:r>
-    </w:p>
-    <w:p>
-      <w:pPr>
-        <w:numPr>
-          <w:ilvl w:val="0"/>
-          <w:numId w:val="1064"/>
-        </w:numPr>
-        <w:pStyle w:val="Compact"/>
-      </w:pPr>
-      <w:r>
-        <w:rPr>
-          <w:bCs/>
-          <w:b/>
-        </w:rPr>
-        <w:t xml:space="preserve">Ruolo:</w:t>
-      </w:r>
-      <w:r>
-        <w:t xml:space="preserve"> </w:t>
-      </w:r>
-      <w:r>
-        <w:t xml:space="preserve">Supporto strategico e di governance per il titolare dello studio</w:t>
-      </w:r>
-    </w:p>
-    <w:p>
-      <w:pPr>
-        <w:numPr>
-          <w:ilvl w:val="0"/>
-          <w:numId w:val="1064"/>
-        </w:numPr>
-        <w:pStyle w:val="Compact"/>
-      </w:pPr>
-      <w:r>
-        <w:rPr>
-          <w:bCs/>
-          <w:b/>
-        </w:rPr>
-        <w:t xml:space="preserve">Modello:</w:t>
-      </w:r>
-      <w:r>
-        <w:t xml:space="preserve"> </w:t>
-      </w:r>
-      <w:r>
-        <w:t xml:space="preserve">Nemotron-70B</w:t>
-      </w:r>
-    </w:p>
-    <w:p>
-      <w:pPr>
-        <w:numPr>
-          <w:ilvl w:val="0"/>
-          <w:numId w:val="1064"/>
-        </w:numPr>
-        <w:pStyle w:val="Compact"/>
-      </w:pPr>
-      <w:r>
-        <w:rPr>
-          <w:bCs/>
-          <w:b/>
-        </w:rPr>
-        <w:t xml:space="preserve">Temperatura:</w:t>
-      </w:r>
-      <w:r>
-        <w:t xml:space="preserve"> </w:t>
-      </w:r>
-      <w:r>
-        <w:t xml:space="preserve">0.4</w:t>
-      </w:r>
-    </w:p>
-    <w:p>
-      <w:pPr>
-        <w:numPr>
-          <w:ilvl w:val="0"/>
-          <w:numId w:val="1064"/>
-        </w:numPr>
-        <w:pStyle w:val="Compact"/>
-      </w:pPr>
-      <w:r>
-        <w:rPr>
-          <w:bCs/>
-          <w:b/>
-        </w:rPr>
-        <w:t xml:space="preserve">Quando usarlo:</w:t>
-      </w:r>
-      <w:r>
-        <w:t xml:space="preserve"> </w:t>
-      </w:r>
-      <w:r>
-        <w:t xml:space="preserve">Domande di management dello studio, verifica di coerenza strategica, valutazione di rischi complessivi</w:t>
-      </w:r>
-    </w:p>
-    <w:p>
-      <w:pPr>
-        <w:numPr>
-          <w:ilvl w:val="0"/>
-          <w:numId w:val="1064"/>
-        </w:numPr>
-        <w:pStyle w:val="Compact"/>
-      </w:pPr>
-      <w:r>
-        <w:rPr>
-          <w:bCs/>
-          <w:b/>
-        </w:rPr>
-        <w:t xml:space="preserve">Output:</w:t>
-      </w:r>
-      <w:r>
-        <w:t xml:space="preserve"> </w:t>
-      </w:r>
-      <w:r>
-        <w:t xml:space="preserve">Analisi sintetica con opzioni e raccomandazione motivata</w:t>
-      </w:r>
-    </w:p>
-    <w:p>
-      <w:pPr>
-        <w:numPr>
-          <w:ilvl w:val="0"/>
-          <w:numId w:val="1064"/>
-        </w:numPr>
-        <w:pStyle w:val="Compact"/>
-      </w:pPr>
-      <w:r>
-        <w:rPr>
-          <w:bCs/>
-          <w:b/>
-        </w:rPr>
-        <w:t xml:space="preserve">Regole critiche:</w:t>
-      </w:r>
-    </w:p>
-    <w:p>
-      <w:pPr>
-        <w:numPr>
-          <w:ilvl w:val="1"/>
-          <w:numId w:val="1065"/>
-        </w:numPr>
-        <w:pStyle w:val="Compact"/>
-      </w:pPr>
-      <w:r>
-        <w:t xml:space="preserve">Non sostituisce il titolare nelle decisioni</w:t>
-      </w:r>
-    </w:p>
-    <w:p>
-      <w:pPr>
-        <w:numPr>
-          <w:ilvl w:val="1"/>
-          <w:numId w:val="1065"/>
-        </w:numPr>
-        <w:pStyle w:val="Compact"/>
-      </w:pPr>
-      <w:r>
-        <w:t xml:space="preserve">Evita consulenza legale diretta al cliente</w:t>
-      </w:r>
-    </w:p>
-    <w:p>
-      <w:pPr>
-        <w:numPr>
-          <w:ilvl w:val="1"/>
-          <w:numId w:val="1065"/>
-        </w:numPr>
-        <w:pStyle w:val="Compact"/>
-      </w:pPr>
-      <w:r>
-        <w:t xml:space="preserve">Mantiene un tono consulenziale e riservato</w:t>
-      </w:r>
-    </w:p>
-    <w:bookmarkEnd w:id="103"/>
-    <w:bookmarkEnd w:id="104"/>
-    <w:bookmarkStart w:id="105" w:name="fallback-di-sicurezza"/>
+    <w:bookmarkStart w:id="103" w:name="fallback-di-sicurezza"/>
     <w:p>
       <w:pPr>
         <w:pStyle w:val="Heading3"/>
@@ -14242,49 +13466,49 @@
         </w:pict>
       </w:r>
     </w:p>
+    <w:bookmarkEnd w:id="103"/>
+    <w:bookmarkEnd w:id="104"/>
+    <w:bookmarkStart w:id="114" w:name="prezzi-e-servizi-commerciali"/>
+    <w:p>
+      <w:pPr>
+        <w:pStyle w:val="Heading2"/>
+      </w:pPr>
+      <w:r>
+        <w:t xml:space="preserve">13. Prezzi e Servizi Commerciali</w:t>
+      </w:r>
+    </w:p>
+    <w:bookmarkStart w:id="105" w:name="modello-di-business"/>
+    <w:p>
+      <w:pPr>
+        <w:pStyle w:val="Heading3"/>
+      </w:pPr>
+      <w:r>
+        <w:t xml:space="preserve">Modello di business</w:t>
+      </w:r>
+    </w:p>
+    <w:p>
+      <w:pPr>
+        <w:pStyle w:val="FirstParagraph"/>
+      </w:pPr>
+      <w:r>
+        <w:t xml:space="preserve">Studio Legale AI è offerto in modalità</w:t>
+      </w:r>
+      <w:r>
+        <w:t xml:space="preserve"> </w:t>
+      </w:r>
+      <w:r>
+        <w:rPr>
+          <w:bCs/>
+          <w:b/>
+        </w:rPr>
+        <w:t xml:space="preserve">on-premise</w:t>
+      </w:r>
+      <w:r>
+        <w:t xml:space="preserve">: il sistema viene installato fisicamente nello studio su hardware NVIDIA DGX SPARK (acquistato separatamente). I dati non escono mai dall’ufficio.</w:t>
+      </w:r>
+    </w:p>
     <w:bookmarkEnd w:id="105"/>
-    <w:bookmarkEnd w:id="106"/>
-    <w:bookmarkStart w:id="116" w:name="prezzi-e-servizi-commerciali"/>
-    <w:p>
-      <w:pPr>
-        <w:pStyle w:val="Heading2"/>
-      </w:pPr>
-      <w:r>
-        <w:t xml:space="preserve">13. Prezzi e Servizi Commerciali</w:t>
-      </w:r>
-    </w:p>
-    <w:bookmarkStart w:id="107" w:name="modello-di-business"/>
-    <w:p>
-      <w:pPr>
-        <w:pStyle w:val="Heading3"/>
-      </w:pPr>
-      <w:r>
-        <w:t xml:space="preserve">Modello di business</w:t>
-      </w:r>
-    </w:p>
-    <w:p>
-      <w:pPr>
-        <w:pStyle w:val="FirstParagraph"/>
-      </w:pPr>
-      <w:r>
-        <w:t xml:space="preserve">Studio Legale AI è offerto in modalità</w:t>
-      </w:r>
-      <w:r>
-        <w:t xml:space="preserve"> </w:t>
-      </w:r>
-      <w:r>
-        <w:rPr>
-          <w:bCs/>
-          <w:b/>
-        </w:rPr>
-        <w:t xml:space="preserve">on-premise</w:t>
-      </w:r>
-      <w:r>
-        <w:t xml:space="preserve">: il sistema viene installato fisicamente nello studio su hardware NVIDIA DGX SPARK (acquistato separatamente). I dati non escono mai dall’ufficio.</w:t>
-      </w:r>
-    </w:p>
-    <w:bookmarkEnd w:id="107"/>
-    <w:bookmarkStart w:id="108" w:name="pacchetti-disponibili"/>
+    <w:bookmarkStart w:id="106" w:name="pacchetti-disponibili"/>
     <w:p>
       <w:pPr>
         <w:pStyle w:val="Heading3"/>
@@ -14522,294 +13746,294 @@
         </w:tc>
       </w:tr>
     </w:tbl>
+    <w:bookmarkEnd w:id="106"/>
+    <w:bookmarkStart w:id="110" w:name="cosa-include-ogni-pacchetto"/>
+    <w:p>
+      <w:pPr>
+        <w:pStyle w:val="Heading3"/>
+      </w:pPr>
+      <w:r>
+        <w:t xml:space="preserve">Cosa include ogni pacchetto</w:t>
+      </w:r>
+    </w:p>
+    <w:bookmarkStart w:id="107" w:name="base-500mese"/>
+    <w:p>
+      <w:pPr>
+        <w:pStyle w:val="Heading4"/>
+      </w:pPr>
+      <w:r>
+        <w:t xml:space="preserve">🥉 Base — € 500/mese</w:t>
+      </w:r>
+    </w:p>
+    <w:p>
+      <w:pPr>
+        <w:numPr>
+          <w:ilvl w:val="0"/>
+          <w:numId w:val="1064"/>
+        </w:numPr>
+        <w:pStyle w:val="Compact"/>
+      </w:pPr>
+      <w:r>
+        <w:t xml:space="preserve">7 agenti AI standard</w:t>
+      </w:r>
+    </w:p>
+    <w:p>
+      <w:pPr>
+        <w:numPr>
+          <w:ilvl w:val="0"/>
+          <w:numId w:val="1064"/>
+        </w:numPr>
+        <w:pStyle w:val="Compact"/>
+      </w:pPr>
+      <w:r>
+        <w:t xml:space="preserve">50 documenti/mese</w:t>
+      </w:r>
+    </w:p>
+    <w:p>
+      <w:pPr>
+        <w:numPr>
+          <w:ilvl w:val="0"/>
+          <w:numId w:val="1064"/>
+        </w:numPr>
+        <w:pStyle w:val="Compact"/>
+      </w:pPr>
+      <w:r>
+        <w:t xml:space="preserve">20 ricerche avanzate/mese</w:t>
+      </w:r>
+    </w:p>
+    <w:p>
+      <w:pPr>
+        <w:numPr>
+          <w:ilvl w:val="0"/>
+          <w:numId w:val="1064"/>
+        </w:numPr>
+        <w:pStyle w:val="Compact"/>
+      </w:pPr>
+      <w:r>
+        <w:t xml:space="preserve">Archivio fino a 1.000 documenti</w:t>
+      </w:r>
+    </w:p>
+    <w:p>
+      <w:pPr>
+        <w:numPr>
+          <w:ilvl w:val="0"/>
+          <w:numId w:val="1064"/>
+        </w:numPr>
+        <w:pStyle w:val="Compact"/>
+      </w:pPr>
+      <w:r>
+        <w:t xml:space="preserve">Supporto email (24h SLA)</w:t>
+      </w:r>
+    </w:p>
+    <w:bookmarkEnd w:id="107"/>
+    <w:bookmarkStart w:id="108" w:name="professional-1.000mese"/>
+    <w:p>
+      <w:pPr>
+        <w:pStyle w:val="Heading4"/>
+      </w:pPr>
+      <w:r>
+        <w:t xml:space="preserve">🥈 Professional — € 1.000/mese</w:t>
+      </w:r>
+    </w:p>
+    <w:p>
+      <w:pPr>
+        <w:numPr>
+          <w:ilvl w:val="0"/>
+          <w:numId w:val="1065"/>
+        </w:numPr>
+        <w:pStyle w:val="Compact"/>
+      </w:pPr>
+      <w:r>
+        <w:t xml:space="preserve">7 agenti + 1 agente custom</w:t>
+      </w:r>
+    </w:p>
+    <w:p>
+      <w:pPr>
+        <w:numPr>
+          <w:ilvl w:val="0"/>
+          <w:numId w:val="1065"/>
+        </w:numPr>
+        <w:pStyle w:val="Compact"/>
+      </w:pPr>
+      <w:r>
+        <w:t xml:space="preserve">200 documenti/mese</w:t>
+      </w:r>
+    </w:p>
+    <w:p>
+      <w:pPr>
+        <w:numPr>
+          <w:ilvl w:val="0"/>
+          <w:numId w:val="1065"/>
+        </w:numPr>
+        <w:pStyle w:val="Compact"/>
+      </w:pPr>
+      <w:r>
+        <w:t xml:space="preserve">100 ricerche avanzate/mese</w:t>
+      </w:r>
+    </w:p>
+    <w:p>
+      <w:pPr>
+        <w:numPr>
+          <w:ilvl w:val="0"/>
+          <w:numId w:val="1065"/>
+        </w:numPr>
+        <w:pStyle w:val="Compact"/>
+      </w:pPr>
+      <w:r>
+        <w:t xml:space="preserve">Archivio illimitato</w:t>
+      </w:r>
+    </w:p>
+    <w:p>
+      <w:pPr>
+        <w:numPr>
+          <w:ilvl w:val="0"/>
+          <w:numId w:val="1065"/>
+        </w:numPr>
+        <w:pStyle w:val="Compact"/>
+      </w:pPr>
+      <w:r>
+        <w:t xml:space="preserve">Supporto telefonico (8h SLA)</w:t>
+      </w:r>
+    </w:p>
+    <w:p>
+      <w:pPr>
+        <w:numPr>
+          <w:ilvl w:val="0"/>
+          <w:numId w:val="1065"/>
+        </w:numPr>
+        <w:pStyle w:val="Compact"/>
+      </w:pPr>
+      <w:r>
+        <w:t xml:space="preserve">2 sessioni di formazione</w:t>
+      </w:r>
+    </w:p>
     <w:bookmarkEnd w:id="108"/>
-    <w:bookmarkStart w:id="112" w:name="cosa-include-ogni-pacchetto"/>
+    <w:bookmarkStart w:id="109" w:name="enterprise-2.500mese"/>
+    <w:p>
+      <w:pPr>
+        <w:pStyle w:val="Heading4"/>
+      </w:pPr>
+      <w:r>
+        <w:t xml:space="preserve">🥇 Enterprise — € 2.500/mese</w:t>
+      </w:r>
+    </w:p>
+    <w:p>
+      <w:pPr>
+        <w:numPr>
+          <w:ilvl w:val="0"/>
+          <w:numId w:val="1066"/>
+        </w:numPr>
+        <w:pStyle w:val="Compact"/>
+      </w:pPr>
+      <w:r>
+        <w:t xml:space="preserve">7 agenti + 3 agenti custom</w:t>
+      </w:r>
+    </w:p>
+    <w:p>
+      <w:pPr>
+        <w:numPr>
+          <w:ilvl w:val="0"/>
+          <w:numId w:val="1066"/>
+        </w:numPr>
+        <w:pStyle w:val="Compact"/>
+      </w:pPr>
+      <w:r>
+        <w:t xml:space="preserve">Documenti illimitati</w:t>
+      </w:r>
+    </w:p>
+    <w:p>
+      <w:pPr>
+        <w:numPr>
+          <w:ilvl w:val="0"/>
+          <w:numId w:val="1066"/>
+        </w:numPr>
+        <w:pStyle w:val="Compact"/>
+      </w:pPr>
+      <w:r>
+        <w:t xml:space="preserve">Ricerche avanzate illimitate</w:t>
+      </w:r>
+    </w:p>
+    <w:p>
+      <w:pPr>
+        <w:numPr>
+          <w:ilvl w:val="0"/>
+          <w:numId w:val="1066"/>
+        </w:numPr>
+        <w:pStyle w:val="Compact"/>
+      </w:pPr>
+      <w:r>
+        <w:t xml:space="preserve">Archivio illimitato + API REST</w:t>
+      </w:r>
+    </w:p>
+    <w:p>
+      <w:pPr>
+        <w:numPr>
+          <w:ilvl w:val="0"/>
+          <w:numId w:val="1066"/>
+        </w:numPr>
+        <w:pStyle w:val="Compact"/>
+      </w:pPr>
+      <w:r>
+        <w:t xml:space="preserve">Account Manager dedicato (4h SLA)</w:t>
+      </w:r>
+    </w:p>
+    <w:p>
+      <w:pPr>
+        <w:numPr>
+          <w:ilvl w:val="0"/>
+          <w:numId w:val="1066"/>
+        </w:numPr>
+        <w:pStyle w:val="Compact"/>
+      </w:pPr>
+      <w:r>
+        <w:t xml:space="preserve">Cluster HA (2 DGX SPARK)</w:t>
+      </w:r>
+    </w:p>
+    <w:bookmarkEnd w:id="109"/>
+    <w:bookmarkEnd w:id="110"/>
+    <w:bookmarkStart w:id="111" w:name="hardware-prerequisito"/>
     <w:p>
       <w:pPr>
         <w:pStyle w:val="Heading3"/>
       </w:pPr>
       <w:r>
-        <w:t xml:space="preserve">Cosa include ogni pacchetto</w:t>
-      </w:r>
-    </w:p>
-    <w:bookmarkStart w:id="109" w:name="base-500mese"/>
-    <w:p>
-      <w:pPr>
-        <w:pStyle w:val="Heading4"/>
-      </w:pPr>
-      <w:r>
-        <w:t xml:space="preserve">🥉 Base — € 500/mese</w:t>
-      </w:r>
-    </w:p>
-    <w:p>
-      <w:pPr>
-        <w:numPr>
-          <w:ilvl w:val="0"/>
-          <w:numId w:val="1066"/>
-        </w:numPr>
-        <w:pStyle w:val="Compact"/>
-      </w:pPr>
-      <w:r>
-        <w:t xml:space="preserve">9 agenti AI standard</w:t>
-      </w:r>
-    </w:p>
-    <w:p>
-      <w:pPr>
-        <w:numPr>
-          <w:ilvl w:val="0"/>
-          <w:numId w:val="1066"/>
-        </w:numPr>
-        <w:pStyle w:val="Compact"/>
-      </w:pPr>
-      <w:r>
-        <w:t xml:space="preserve">50 documenti/mese</w:t>
-      </w:r>
-    </w:p>
-    <w:p>
-      <w:pPr>
-        <w:numPr>
-          <w:ilvl w:val="0"/>
-          <w:numId w:val="1066"/>
-        </w:numPr>
-        <w:pStyle w:val="Compact"/>
-      </w:pPr>
-      <w:r>
-        <w:t xml:space="preserve">20 ricerche avanzate/mese</w:t>
-      </w:r>
-    </w:p>
-    <w:p>
-      <w:pPr>
-        <w:numPr>
-          <w:ilvl w:val="0"/>
-          <w:numId w:val="1066"/>
-        </w:numPr>
-        <w:pStyle w:val="Compact"/>
-      </w:pPr>
-      <w:r>
-        <w:t xml:space="preserve">Archivio fino a 1.000 documenti</w:t>
-      </w:r>
-    </w:p>
-    <w:p>
-      <w:pPr>
-        <w:numPr>
-          <w:ilvl w:val="0"/>
-          <w:numId w:val="1066"/>
-        </w:numPr>
-        <w:pStyle w:val="Compact"/>
-      </w:pPr>
-      <w:r>
-        <w:t xml:space="preserve">Supporto email (24h SLA)</w:t>
-      </w:r>
-    </w:p>
-    <w:bookmarkEnd w:id="109"/>
-    <w:bookmarkStart w:id="110" w:name="professional-1.000mese"/>
-    <w:p>
-      <w:pPr>
-        <w:pStyle w:val="Heading4"/>
-      </w:pPr>
-      <w:r>
-        <w:t xml:space="preserve">🥈 Professional — € 1.000/mese</w:t>
-      </w:r>
-    </w:p>
-    <w:p>
-      <w:pPr>
-        <w:numPr>
-          <w:ilvl w:val="0"/>
-          <w:numId w:val="1067"/>
-        </w:numPr>
-        <w:pStyle w:val="Compact"/>
-      </w:pPr>
-      <w:r>
-        <w:t xml:space="preserve">9 agenti + 1 agente custom</w:t>
-      </w:r>
-    </w:p>
-    <w:p>
-      <w:pPr>
-        <w:numPr>
-          <w:ilvl w:val="0"/>
-          <w:numId w:val="1067"/>
-        </w:numPr>
-        <w:pStyle w:val="Compact"/>
-      </w:pPr>
-      <w:r>
-        <w:t xml:space="preserve">200 documenti/mese</w:t>
-      </w:r>
-    </w:p>
-    <w:p>
-      <w:pPr>
-        <w:numPr>
-          <w:ilvl w:val="0"/>
-          <w:numId w:val="1067"/>
-        </w:numPr>
-        <w:pStyle w:val="Compact"/>
-      </w:pPr>
-      <w:r>
-        <w:t xml:space="preserve">100 ricerche avanzate/mese</w:t>
-      </w:r>
-    </w:p>
-    <w:p>
-      <w:pPr>
-        <w:numPr>
-          <w:ilvl w:val="0"/>
-          <w:numId w:val="1067"/>
-        </w:numPr>
-        <w:pStyle w:val="Compact"/>
-      </w:pPr>
-      <w:r>
-        <w:t xml:space="preserve">Archivio illimitato</w:t>
-      </w:r>
-    </w:p>
-    <w:p>
-      <w:pPr>
-        <w:numPr>
-          <w:ilvl w:val="0"/>
-          <w:numId w:val="1067"/>
-        </w:numPr>
-        <w:pStyle w:val="Compact"/>
-      </w:pPr>
-      <w:r>
-        <w:t xml:space="preserve">Supporto telefonico (8h SLA)</w:t>
-      </w:r>
-    </w:p>
-    <w:p>
-      <w:pPr>
-        <w:numPr>
-          <w:ilvl w:val="0"/>
-          <w:numId w:val="1067"/>
-        </w:numPr>
-        <w:pStyle w:val="Compact"/>
-      </w:pPr>
-      <w:r>
-        <w:t xml:space="preserve">2 sessioni di formazione</w:t>
-      </w:r>
-    </w:p>
-    <w:bookmarkEnd w:id="110"/>
-    <w:bookmarkStart w:id="111" w:name="enterprise-2.500mese"/>
-    <w:p>
-      <w:pPr>
-        <w:pStyle w:val="Heading4"/>
-      </w:pPr>
-      <w:r>
-        <w:t xml:space="preserve">🥇 Enterprise — € 2.500/mese</w:t>
-      </w:r>
-    </w:p>
-    <w:p>
-      <w:pPr>
-        <w:numPr>
-          <w:ilvl w:val="0"/>
-          <w:numId w:val="1068"/>
-        </w:numPr>
-        <w:pStyle w:val="Compact"/>
-      </w:pPr>
-      <w:r>
-        <w:t xml:space="preserve">9 agenti + 3 agenti custom</w:t>
-      </w:r>
-    </w:p>
-    <w:p>
-      <w:pPr>
-        <w:numPr>
-          <w:ilvl w:val="0"/>
-          <w:numId w:val="1068"/>
-        </w:numPr>
-        <w:pStyle w:val="Compact"/>
-      </w:pPr>
-      <w:r>
-        <w:t xml:space="preserve">Documenti illimitati</w:t>
-      </w:r>
-    </w:p>
-    <w:p>
-      <w:pPr>
-        <w:numPr>
-          <w:ilvl w:val="0"/>
-          <w:numId w:val="1068"/>
-        </w:numPr>
-        <w:pStyle w:val="Compact"/>
-      </w:pPr>
-      <w:r>
-        <w:t xml:space="preserve">Ricerche avanzate illimitate</w:t>
-      </w:r>
-    </w:p>
-    <w:p>
-      <w:pPr>
-        <w:numPr>
-          <w:ilvl w:val="0"/>
-          <w:numId w:val="1068"/>
-        </w:numPr>
-        <w:pStyle w:val="Compact"/>
-      </w:pPr>
-      <w:r>
-        <w:t xml:space="preserve">Archivio illimitato + API REST</w:t>
-      </w:r>
-    </w:p>
-    <w:p>
-      <w:pPr>
-        <w:numPr>
-          <w:ilvl w:val="0"/>
-          <w:numId w:val="1068"/>
-        </w:numPr>
-        <w:pStyle w:val="Compact"/>
-      </w:pPr>
-      <w:r>
-        <w:t xml:space="preserve">Account Manager dedicato (4h SLA)</w:t>
-      </w:r>
-    </w:p>
-    <w:p>
-      <w:pPr>
-        <w:numPr>
-          <w:ilvl w:val="0"/>
-          <w:numId w:val="1068"/>
-        </w:numPr>
-        <w:pStyle w:val="Compact"/>
-      </w:pPr>
-      <w:r>
-        <w:t xml:space="preserve">Cluster HA (2 DGX SPARK)</w:t>
+        <w:t xml:space="preserve">Hardware prerequisito</w:t>
+      </w:r>
+    </w:p>
+    <w:p>
+      <w:pPr>
+        <w:pStyle w:val="FirstParagraph"/>
+      </w:pPr>
+      <w:r>
+        <w:t xml:space="preserve">L’hardware NVIDIA DGX SPARK è un prerequisito. Il cliente lo acquista dai distributori NVIDIA autorizzati, con i quali GeneForge ha accordi di cooperazione. Specifiche:</w:t>
+      </w:r>
+      <w:r>
+        <w:t xml:space="preserve"> </w:t>
+      </w:r>
+      <w:r>
+        <w:t xml:space="preserve">- GPU NVIDIA GB10 Grace Blackwell Superchip</w:t>
+      </w:r>
+      <w:r>
+        <w:t xml:space="preserve"> </w:t>
+      </w:r>
+      <w:r>
+        <w:t xml:space="preserve">- 128 GB unified memory</w:t>
+      </w:r>
+      <w:r>
+        <w:t xml:space="preserve"> </w:t>
+      </w:r>
+      <w:r>
+        <w:t xml:space="preserve">- 4 TB NVMe SSD</w:t>
+      </w:r>
+      <w:r>
+        <w:t xml:space="preserve"> </w:t>
+      </w:r>
+      <w:r>
+        <w:t xml:space="preserve">- &lt; 35 dB in operazione (adatto a ufficio)</w:t>
       </w:r>
     </w:p>
     <w:bookmarkEnd w:id="111"/>
-    <w:bookmarkEnd w:id="112"/>
-    <w:bookmarkStart w:id="113" w:name="hardware-prerequisito"/>
-    <w:p>
-      <w:pPr>
-        <w:pStyle w:val="Heading3"/>
-      </w:pPr>
-      <w:r>
-        <w:t xml:space="preserve">Hardware prerequisito</w:t>
-      </w:r>
-    </w:p>
-    <w:p>
-      <w:pPr>
-        <w:pStyle w:val="FirstParagraph"/>
-      </w:pPr>
-      <w:r>
-        <w:t xml:space="preserve">L’hardware NVIDIA DGX SPARK è un prerequisito. Il cliente lo acquista dai distributori NVIDIA autorizzati, con i quali GeneForge ha accordi di cooperazione. Specifiche:</w:t>
-      </w:r>
-      <w:r>
-        <w:t xml:space="preserve"> </w:t>
-      </w:r>
-      <w:r>
-        <w:t xml:space="preserve">- GPU NVIDIA GB10 Grace Blackwell Superchip</w:t>
-      </w:r>
-      <w:r>
-        <w:t xml:space="preserve"> </w:t>
-      </w:r>
-      <w:r>
-        <w:t xml:space="preserve">- 128 GB unified memory</w:t>
-      </w:r>
-      <w:r>
-        <w:t xml:space="preserve"> </w:t>
-      </w:r>
-      <w:r>
-        <w:t xml:space="preserve">- 4 TB NVMe SSD</w:t>
-      </w:r>
-      <w:r>
-        <w:t xml:space="preserve"> </w:t>
-      </w:r>
-      <w:r>
-        <w:t xml:space="preserve">- &lt; 35 dB in operazione (adatto a ufficio)</w:t>
-      </w:r>
-    </w:p>
-    <w:bookmarkEnd w:id="113"/>
-    <w:bookmarkStart w:id="114" w:name="roi-stimato"/>
+    <w:bookmarkStart w:id="112" w:name="roi-stimato"/>
     <w:p>
       <w:pPr>
         <w:pStyle w:val="Heading3"/>
@@ -14977,8 +14201,8 @@
         </w:tc>
       </w:tr>
     </w:tbl>
-    <w:bookmarkEnd w:id="114"/>
-    <w:bookmarkStart w:id="115" w:name="contatti-commerciali"/>
+    <w:bookmarkEnd w:id="112"/>
+    <w:bookmarkStart w:id="113" w:name="contatti-commerciali"/>
     <w:p>
       <w:pPr>
         <w:pStyle w:val="Heading3"/>
@@ -14991,7 +14215,7 @@
       <w:pPr>
         <w:numPr>
           <w:ilvl w:val="0"/>
-          <w:numId w:val="1069"/>
+          <w:numId w:val="1067"/>
         </w:numPr>
         <w:pStyle w:val="Compact"/>
       </w:pPr>
@@ -15006,14 +14230,14 @@
         <w:t xml:space="preserve"> </w:t>
       </w:r>
       <w:r>
-        <w:t xml:space="preserve">marco.saba@geneforge.eu</w:t>
-      </w:r>
-    </w:p>
-    <w:p>
-      <w:pPr>
-        <w:numPr>
-          <w:ilvl w:val="0"/>
-          <w:numId w:val="1069"/>
+        <w:t xml:space="preserve">info@geneforge.eu</w:t>
+      </w:r>
+    </w:p>
+    <w:p>
+      <w:pPr>
+        <w:numPr>
+          <w:ilvl w:val="0"/>
+          <w:numId w:val="1067"/>
         </w:numPr>
         <w:pStyle w:val="Compact"/>
       </w:pPr>
@@ -15028,14 +14252,14 @@
         <w:t xml:space="preserve"> </w:t>
       </w:r>
       <w:r>
-        <w:t xml:space="preserve">marco.saba@geneforge.eu</w:t>
-      </w:r>
-    </w:p>
-    <w:p>
-      <w:pPr>
-        <w:numPr>
-          <w:ilvl w:val="0"/>
-          <w:numId w:val="1069"/>
+        <w:t xml:space="preserve">info@geneforge.eu</w:t>
+      </w:r>
+    </w:p>
+    <w:p>
+      <w:pPr>
+        <w:numPr>
+          <w:ilvl w:val="0"/>
+          <w:numId w:val="1067"/>
         </w:numPr>
         <w:pStyle w:val="Compact"/>
       </w:pPr>
@@ -15103,12 +14327,12 @@
           <w:iCs/>
           <w:i/>
         </w:rPr>
-        <w:t xml:space="preserve">Versione 2.2 — 6 Luglio 2026</w:t>
-      </w:r>
-    </w:p>
+        <w:t xml:space="preserve">Versione 2.1 — 2 Maggio 2026</w:t>
+      </w:r>
+    </w:p>
+    <w:bookmarkEnd w:id="113"/>
+    <w:bookmarkEnd w:id="114"/>
     <w:bookmarkEnd w:id="115"/>
-    <w:bookmarkEnd w:id="116"/>
-    <w:bookmarkEnd w:id="117"/>
     <w:sectPr/>
   </w:body>
 </w:document>
@@ -15828,9 +15052,39 @@
     <w:abstractNumId w:val="991"/>
   </w:num>
   <w:num w:numId="1023">
+    <w:abstractNumId w:val="99411"/>
+    <w:lvlOverride w:ilvl="0">
+      <w:startOverride w:val="1"/>
+    </w:lvlOverride>
+    <w:lvlOverride w:ilvl="1">
+      <w:startOverride w:val="1"/>
+    </w:lvlOverride>
+    <w:lvlOverride w:ilvl="2">
+      <w:startOverride w:val="1"/>
+    </w:lvlOverride>
+    <w:lvlOverride w:ilvl="3">
+      <w:startOverride w:val="1"/>
+    </w:lvlOverride>
+    <w:lvlOverride w:ilvl="4">
+      <w:startOverride w:val="1"/>
+    </w:lvlOverride>
+    <w:lvlOverride w:ilvl="5">
+      <w:startOverride w:val="1"/>
+    </w:lvlOverride>
+    <w:lvlOverride w:ilvl="6">
+      <w:startOverride w:val="1"/>
+    </w:lvlOverride>
+    <w:lvlOverride w:ilvl="7">
+      <w:startOverride w:val="1"/>
+    </w:lvlOverride>
+    <w:lvlOverride w:ilvl="8">
+      <w:startOverride w:val="1"/>
+    </w:lvlOverride>
+  </w:num>
+  <w:num w:numId="1024">
     <w:abstractNumId w:val="991"/>
   </w:num>
-  <w:num w:numId="1024">
+  <w:num w:numId="1025">
     <w:abstractNumId w:val="99411"/>
     <w:lvlOverride w:ilvl="0">
       <w:startOverride w:val="1"/>
@@ -15859,9 +15113,6 @@
     <w:lvlOverride w:ilvl="8">
       <w:startOverride w:val="1"/>
     </w:lvlOverride>
-  </w:num>
-  <w:num w:numId="1025">
-    <w:abstractNumId w:val="991"/>
   </w:num>
   <w:num w:numId="1026">
     <w:abstractNumId w:val="99411"/>
@@ -15954,6 +15205,9 @@
     </w:lvlOverride>
   </w:num>
   <w:num w:numId="1029">
+    <w:abstractNumId w:val="991"/>
+  </w:num>
+  <w:num w:numId="1030">
     <w:abstractNumId w:val="99411"/>
     <w:lvlOverride w:ilvl="0">
       <w:startOverride w:val="1"/>
@@ -15983,10 +15237,10 @@
       <w:startOverride w:val="1"/>
     </w:lvlOverride>
   </w:num>
-  <w:num w:numId="1030">
+  <w:num w:numId="1031">
     <w:abstractNumId w:val="991"/>
   </w:num>
-  <w:num w:numId="1031">
+  <w:num w:numId="1032">
     <w:abstractNumId w:val="99411"/>
     <w:lvlOverride w:ilvl="0">
       <w:startOverride w:val="1"/>
@@ -16015,9 +15269,6 @@
     <w:lvlOverride w:ilvl="8">
       <w:startOverride w:val="1"/>
     </w:lvlOverride>
-  </w:num>
-  <w:num w:numId="1032">
-    <w:abstractNumId w:val="991"/>
   </w:num>
   <w:num w:numId="1033">
     <w:abstractNumId w:val="99411"/>
@@ -16050,34 +15301,7 @@
     </w:lvlOverride>
   </w:num>
   <w:num w:numId="1034">
-    <w:abstractNumId w:val="99411"/>
-    <w:lvlOverride w:ilvl="0">
-      <w:startOverride w:val="1"/>
-    </w:lvlOverride>
-    <w:lvlOverride w:ilvl="1">
-      <w:startOverride w:val="1"/>
-    </w:lvlOverride>
-    <w:lvlOverride w:ilvl="2">
-      <w:startOverride w:val="1"/>
-    </w:lvlOverride>
-    <w:lvlOverride w:ilvl="3">
-      <w:startOverride w:val="1"/>
-    </w:lvlOverride>
-    <w:lvlOverride w:ilvl="4">
-      <w:startOverride w:val="1"/>
-    </w:lvlOverride>
-    <w:lvlOverride w:ilvl="5">
-      <w:startOverride w:val="1"/>
-    </w:lvlOverride>
-    <w:lvlOverride w:ilvl="6">
-      <w:startOverride w:val="1"/>
-    </w:lvlOverride>
-    <w:lvlOverride w:ilvl="7">
-      <w:startOverride w:val="1"/>
-    </w:lvlOverride>
-    <w:lvlOverride w:ilvl="8">
-      <w:startOverride w:val="1"/>
-    </w:lvlOverride>
+    <w:abstractNumId w:val="991"/>
   </w:num>
   <w:num w:numId="1035">
     <w:abstractNumId w:val="99411"/>
@@ -16110,70 +15334,70 @@
     </w:lvlOverride>
   </w:num>
   <w:num w:numId="1036">
+    <w:abstractNumId w:val="99411"/>
+    <w:lvlOverride w:ilvl="0">
+      <w:startOverride w:val="1"/>
+    </w:lvlOverride>
+    <w:lvlOverride w:ilvl="1">
+      <w:startOverride w:val="1"/>
+    </w:lvlOverride>
+    <w:lvlOverride w:ilvl="2">
+      <w:startOverride w:val="1"/>
+    </w:lvlOverride>
+    <w:lvlOverride w:ilvl="3">
+      <w:startOverride w:val="1"/>
+    </w:lvlOverride>
+    <w:lvlOverride w:ilvl="4">
+      <w:startOverride w:val="1"/>
+    </w:lvlOverride>
+    <w:lvlOverride w:ilvl="5">
+      <w:startOverride w:val="1"/>
+    </w:lvlOverride>
+    <w:lvlOverride w:ilvl="6">
+      <w:startOverride w:val="1"/>
+    </w:lvlOverride>
+    <w:lvlOverride w:ilvl="7">
+      <w:startOverride w:val="1"/>
+    </w:lvlOverride>
+    <w:lvlOverride w:ilvl="8">
+      <w:startOverride w:val="1"/>
+    </w:lvlOverride>
+  </w:num>
+  <w:num w:numId="1037">
+    <w:abstractNumId w:val="99411"/>
+    <w:lvlOverride w:ilvl="0">
+      <w:startOverride w:val="1"/>
+    </w:lvlOverride>
+    <w:lvlOverride w:ilvl="1">
+      <w:startOverride w:val="1"/>
+    </w:lvlOverride>
+    <w:lvlOverride w:ilvl="2">
+      <w:startOverride w:val="1"/>
+    </w:lvlOverride>
+    <w:lvlOverride w:ilvl="3">
+      <w:startOverride w:val="1"/>
+    </w:lvlOverride>
+    <w:lvlOverride w:ilvl="4">
+      <w:startOverride w:val="1"/>
+    </w:lvlOverride>
+    <w:lvlOverride w:ilvl="5">
+      <w:startOverride w:val="1"/>
+    </w:lvlOverride>
+    <w:lvlOverride w:ilvl="6">
+      <w:startOverride w:val="1"/>
+    </w:lvlOverride>
+    <w:lvlOverride w:ilvl="7">
+      <w:startOverride w:val="1"/>
+    </w:lvlOverride>
+    <w:lvlOverride w:ilvl="8">
+      <w:startOverride w:val="1"/>
+    </w:lvlOverride>
+  </w:num>
+  <w:num w:numId="1038">
     <w:abstractNumId w:val="991"/>
   </w:num>
-  <w:num w:numId="1037">
+  <w:num w:numId="1039">
     <w:abstractNumId w:val="991"/>
-  </w:num>
-  <w:num w:numId="1038">
-    <w:abstractNumId w:val="99411"/>
-    <w:lvlOverride w:ilvl="0">
-      <w:startOverride w:val="1"/>
-    </w:lvlOverride>
-    <w:lvlOverride w:ilvl="1">
-      <w:startOverride w:val="1"/>
-    </w:lvlOverride>
-    <w:lvlOverride w:ilvl="2">
-      <w:startOverride w:val="1"/>
-    </w:lvlOverride>
-    <w:lvlOverride w:ilvl="3">
-      <w:startOverride w:val="1"/>
-    </w:lvlOverride>
-    <w:lvlOverride w:ilvl="4">
-      <w:startOverride w:val="1"/>
-    </w:lvlOverride>
-    <w:lvlOverride w:ilvl="5">
-      <w:startOverride w:val="1"/>
-    </w:lvlOverride>
-    <w:lvlOverride w:ilvl="6">
-      <w:startOverride w:val="1"/>
-    </w:lvlOverride>
-    <w:lvlOverride w:ilvl="7">
-      <w:startOverride w:val="1"/>
-    </w:lvlOverride>
-    <w:lvlOverride w:ilvl="8">
-      <w:startOverride w:val="1"/>
-    </w:lvlOverride>
-  </w:num>
-  <w:num w:numId="1039">
-    <w:abstractNumId w:val="99414"/>
-    <w:lvlOverride w:ilvl="0">
-      <w:startOverride w:val="4"/>
-    </w:lvlOverride>
-    <w:lvlOverride w:ilvl="1">
-      <w:startOverride w:val="4"/>
-    </w:lvlOverride>
-    <w:lvlOverride w:ilvl="2">
-      <w:startOverride w:val="4"/>
-    </w:lvlOverride>
-    <w:lvlOverride w:ilvl="3">
-      <w:startOverride w:val="4"/>
-    </w:lvlOverride>
-    <w:lvlOverride w:ilvl="4">
-      <w:startOverride w:val="4"/>
-    </w:lvlOverride>
-    <w:lvlOverride w:ilvl="5">
-      <w:startOverride w:val="4"/>
-    </w:lvlOverride>
-    <w:lvlOverride w:ilvl="6">
-      <w:startOverride w:val="4"/>
-    </w:lvlOverride>
-    <w:lvlOverride w:ilvl="7">
-      <w:startOverride w:val="4"/>
-    </w:lvlOverride>
-    <w:lvlOverride w:ilvl="8">
-      <w:startOverride w:val="4"/>
-    </w:lvlOverride>
   </w:num>
   <w:num w:numId="1040">
     <w:abstractNumId w:val="99411"/>
@@ -16266,6 +15490,36 @@
     </w:lvlOverride>
   </w:num>
   <w:num w:numId="1043">
+    <w:abstractNumId w:val="99414"/>
+    <w:lvlOverride w:ilvl="0">
+      <w:startOverride w:val="4"/>
+    </w:lvlOverride>
+    <w:lvlOverride w:ilvl="1">
+      <w:startOverride w:val="4"/>
+    </w:lvlOverride>
+    <w:lvlOverride w:ilvl="2">
+      <w:startOverride w:val="4"/>
+    </w:lvlOverride>
+    <w:lvlOverride w:ilvl="3">
+      <w:startOverride w:val="4"/>
+    </w:lvlOverride>
+    <w:lvlOverride w:ilvl="4">
+      <w:startOverride w:val="4"/>
+    </w:lvlOverride>
+    <w:lvlOverride w:ilvl="5">
+      <w:startOverride w:val="4"/>
+    </w:lvlOverride>
+    <w:lvlOverride w:ilvl="6">
+      <w:startOverride w:val="4"/>
+    </w:lvlOverride>
+    <w:lvlOverride w:ilvl="7">
+      <w:startOverride w:val="4"/>
+    </w:lvlOverride>
+    <w:lvlOverride w:ilvl="8">
+      <w:startOverride w:val="4"/>
+    </w:lvlOverride>
+  </w:num>
+  <w:num w:numId="1044">
     <w:abstractNumId w:val="99411"/>
     <w:lvlOverride w:ilvl="0">
       <w:startOverride w:val="1"/>
@@ -16294,9 +15548,6 @@
     <w:lvlOverride w:ilvl="8">
       <w:startOverride w:val="1"/>
     </w:lvlOverride>
-  </w:num>
-  <w:num w:numId="1044">
-    <w:abstractNumId w:val="991"/>
   </w:num>
   <w:num w:numId="1045">
     <w:abstractNumId w:val="99411"/>
@@ -16329,6 +15580,9 @@
     </w:lvlOverride>
   </w:num>
   <w:num w:numId="1046">
+    <w:abstractNumId w:val="991"/>
+  </w:num>
+  <w:num w:numId="1047">
     <w:abstractNumId w:val="99411"/>
     <w:lvlOverride w:ilvl="0">
       <w:startOverride w:val="1"/>
@@ -16358,11 +15612,35 @@
       <w:startOverride w:val="1"/>
     </w:lvlOverride>
   </w:num>
-  <w:num w:numId="1047">
-    <w:abstractNumId w:val="991"/>
-  </w:num>
   <w:num w:numId="1048">
-    <w:abstractNumId w:val="991"/>
+    <w:abstractNumId w:val="99411"/>
+    <w:lvlOverride w:ilvl="0">
+      <w:startOverride w:val="1"/>
+    </w:lvlOverride>
+    <w:lvlOverride w:ilvl="1">
+      <w:startOverride w:val="1"/>
+    </w:lvlOverride>
+    <w:lvlOverride w:ilvl="2">
+      <w:startOverride w:val="1"/>
+    </w:lvlOverride>
+    <w:lvlOverride w:ilvl="3">
+      <w:startOverride w:val="1"/>
+    </w:lvlOverride>
+    <w:lvlOverride w:ilvl="4">
+      <w:startOverride w:val="1"/>
+    </w:lvlOverride>
+    <w:lvlOverride w:ilvl="5">
+      <w:startOverride w:val="1"/>
+    </w:lvlOverride>
+    <w:lvlOverride w:ilvl="6">
+      <w:startOverride w:val="1"/>
+    </w:lvlOverride>
+    <w:lvlOverride w:ilvl="7">
+      <w:startOverride w:val="1"/>
+    </w:lvlOverride>
+    <w:lvlOverride w:ilvl="8">
+      <w:startOverride w:val="1"/>
+    </w:lvlOverride>
   </w:num>
   <w:num w:numId="1049">
     <w:abstractNumId w:val="991"/>
@@ -16419,12 +15697,6 @@
     <w:abstractNumId w:val="991"/>
   </w:num>
   <w:num w:numId="1067">
-    <w:abstractNumId w:val="991"/>
-  </w:num>
-  <w:num w:numId="1068">
-    <w:abstractNumId w:val="991"/>
-  </w:num>
-  <w:num w:numId="1069">
     <w:abstractNumId w:val="991"/>
   </w:num>
 </w:numbering>

--- a/STUDIO_LEGALE_AI_MANUALE_IT.docx
+++ b/STUDIO_LEGALE_AI_MANUALE_IT.docx
@@ -651,7 +651,7 @@
                 <w:color w:val="333333"/>
                 <w:sz w:val="20"/>
               </w:rPr>
-              <w:t>PDF per la stampa, DOCX per le modifiche, MD per l’archivio</w:t>
+              <w:t>PDF per la stampa, DOCX per Microsoft Word, MD per l’archivio</w:t>
             </w:r>
           </w:p>
         </w:tc>
@@ -5856,7 +5856,232 @@
           <w:color w:val="333333"/>
           <w:sz w:val="22"/>
         </w:rPr>
-        <w:t>Il formato è professionale, con font Times New Roman 12pt</w:t>
+        <w:t>Il formato è professionale, con:</w:t>
+      </w:r>
+    </w:p>
+    <w:p>
+      <w:pPr>
+        <w:pStyle w:val="ListBullet"/>
+        <w:spacing w:line="360" w:lineRule="auto" w:after="80"/>
+        <w:ind w:left="567"/>
+      </w:pPr>
+      <w:r>
+        <w:rPr>
+          <w:rFonts w:ascii="Calibri" w:hAnsi="Calibri"/>
+          <w:color w:val="333333"/>
+          <w:sz w:val="22"/>
+        </w:rPr>
+        <w:t>Font Times New Roman 12pt</w:t>
+      </w:r>
+    </w:p>
+    <w:p>
+      <w:pPr>
+        <w:pStyle w:val="ListBullet"/>
+        <w:spacing w:line="360" w:lineRule="auto" w:after="80"/>
+        <w:ind w:left="567"/>
+      </w:pPr>
+      <w:r>
+        <w:rPr>
+          <w:rFonts w:ascii="Calibri" w:hAnsi="Calibri"/>
+          <w:color w:val="333333"/>
+          <w:sz w:val="22"/>
+        </w:rPr>
+        <w:t>Intestazione su ogni pagina con nome studio e avvocato</w:t>
+      </w:r>
+    </w:p>
+    <w:p>
+      <w:pPr>
+        <w:pStyle w:val="ListBullet"/>
+        <w:spacing w:line="360" w:lineRule="auto" w:after="80"/>
+        <w:ind w:left="567"/>
+      </w:pPr>
+      <w:r>
+        <w:rPr>
+          <w:rFonts w:ascii="Calibri" w:hAnsi="Calibri"/>
+          <w:color w:val="333333"/>
+          <w:sz w:val="22"/>
+        </w:rPr>
+        <w:t>Piè di pagina con tipologia documento, numero di protocollo (se presente) e numero pagina</w:t>
+      </w:r>
+    </w:p>
+    <w:p>
+      <w:pPr>
+        <w:pStyle w:val="ListBullet"/>
+        <w:spacing w:line="360" w:lineRule="auto" w:after="80"/>
+        <w:ind w:left="567"/>
+      </w:pPr>
+      <w:r>
+        <w:rPr>
+          <w:rFonts w:ascii="Calibri" w:hAnsi="Calibri"/>
+          <w:color w:val="333333"/>
+          <w:sz w:val="22"/>
+        </w:rPr>
+        <w:t>Stili Word nativi (Titolo 1, Titolo 2, Titolo 3, elenchi puntati/numerati)</w:t>
+      </w:r>
+    </w:p>
+    <w:p>
+      <w:pPr>
+        <w:pStyle w:val="ListBullet"/>
+        <w:spacing w:line="360" w:lineRule="auto" w:after="80"/>
+        <w:ind w:left="567"/>
+      </w:pPr>
+      <w:r>
+        <w:rPr>
+          <w:rFonts w:ascii="Calibri" w:hAnsi="Calibri"/>
+          <w:color w:val="333333"/>
+          <w:sz w:val="22"/>
+        </w:rPr>
+        <w:t>Indice automatico generato dagli heading del documento</w:t>
+      </w:r>
+    </w:p>
+    <w:p>
+      <w:pPr>
+        <w:pStyle w:val="ListBullet"/>
+        <w:spacing w:line="360" w:lineRule="auto" w:after="80"/>
+        <w:ind w:left="567"/>
+      </w:pPr>
+      <w:r>
+        <w:rPr>
+          <w:rFonts w:ascii="Calibri" w:hAnsi="Calibri"/>
+          <w:color w:val="333333"/>
+          <w:sz w:val="22"/>
+        </w:rPr>
+        <w:t>Tabelle formattate con intestazione in evidenza</w:t>
+      </w:r>
+    </w:p>
+    <w:p>
+      <w:pPr>
+        <w:pStyle w:val="ListBullet"/>
+        <w:spacing w:line="360" w:lineRule="auto" w:after="80"/>
+        <w:ind w:left="567"/>
+      </w:pPr>
+      <w:r>
+        <w:rPr>
+          <w:rFonts w:ascii="Calibri" w:hAnsi="Calibri"/>
+          <w:color w:val="333333"/>
+          <w:sz w:val="22"/>
+        </w:rPr>
+        <w:t>Firma in calce</w:t>
+      </w:r>
+    </w:p>
+    <w:p>
+      <w:pPr>
+        <w:pStyle w:val="ListBullet"/>
+        <w:spacing w:line="360" w:lineRule="auto" w:after="80"/>
+        <w:ind w:left="567"/>
+      </w:pPr>
+      <w:r>
+        <w:rPr>
+          <w:rFonts w:ascii="Calibri" w:hAnsi="Calibri"/>
+          <w:color w:val="333333"/>
+          <w:sz w:val="22"/>
+        </w:rPr>
+        <w:t>Metadati del documento (titolo, autore, oggetto)</w:t>
+      </w:r>
+    </w:p>
+    <w:p>
+      <w:pPr>
+        <w:pStyle w:val="Heading3"/>
+        <w:spacing w:before="240" w:after="120"/>
+      </w:pPr>
+      <w:r>
+        <w:rPr>
+          <w:rFonts w:ascii="Calibri" w:hAnsi="Calibri"/>
+          <w:b/>
+          <w:color w:val="1A3C6E"/>
+          <w:sz w:val="26"/>
+        </w:rPr>
+        <w:t>Flusso consigliato con Microsoft Word</w:t>
+      </w:r>
+    </w:p>
+    <w:p>
+      <w:pPr>
+        <w:pStyle w:val="ListNumber"/>
+        <w:spacing w:line="360" w:lineRule="auto" w:after="80"/>
+        <w:ind w:left="567"/>
+      </w:pPr>
+      <w:r>
+        <w:rPr>
+          <w:rFonts w:ascii="Calibri" w:hAnsi="Calibri"/>
+          <w:color w:val="333333"/>
+          <w:sz w:val="22"/>
+        </w:rPr>
+        <w:t>Genera il documento in Studio Legale AI</w:t>
+      </w:r>
+    </w:p>
+    <w:p>
+      <w:pPr>
+        <w:pStyle w:val="ListNumber"/>
+        <w:spacing w:line="360" w:lineRule="auto" w:after="80"/>
+        <w:ind w:left="567"/>
+      </w:pPr>
+      <w:r>
+        <w:rPr>
+          <w:rFonts w:ascii="Calibri" w:hAnsi="Calibri"/>
+          <w:color w:val="333333"/>
+          <w:sz w:val="22"/>
+        </w:rPr>
+        <w:t>Scarica la versione DOCX</w:t>
+      </w:r>
+    </w:p>
+    <w:p>
+      <w:pPr>
+        <w:pStyle w:val="ListNumber"/>
+        <w:spacing w:line="360" w:lineRule="auto" w:after="80"/>
+        <w:ind w:left="567"/>
+      </w:pPr>
+      <w:r>
+        <w:rPr>
+          <w:rFonts w:ascii="Calibri" w:hAnsi="Calibri"/>
+          <w:color w:val="333333"/>
+          <w:sz w:val="22"/>
+        </w:rPr>
+        <w:t>Apri il file in Word e apporta le modifiche necessarie</w:t>
+      </w:r>
+    </w:p>
+    <w:p>
+      <w:pPr>
+        <w:pStyle w:val="ListNumber"/>
+        <w:spacing w:line="360" w:lineRule="auto" w:after="80"/>
+        <w:ind w:left="567"/>
+      </w:pPr>
+      <w:r>
+        <w:rPr>
+          <w:rFonts w:ascii="Calibri" w:hAnsi="Calibri"/>
+          <w:color w:val="333333"/>
+          <w:sz w:val="22"/>
+        </w:rPr>
+        <w:t>Salva il file modificato</w:t>
+      </w:r>
+    </w:p>
+    <w:p>
+      <w:pPr>
+        <w:pStyle w:val="ListNumber"/>
+        <w:spacing w:line="360" w:lineRule="auto" w:after="80"/>
+        <w:ind w:left="567"/>
+      </w:pPr>
+      <w:r>
+        <w:rPr>
+          <w:rFonts w:ascii="Calibri" w:hAnsi="Calibri"/>
+          <w:color w:val="333333"/>
+          <w:sz w:val="22"/>
+        </w:rPr>
+        <w:t>Se vuoi archiviare la versione finale nello studio, caricala tramite I miei Documenti oppure allegala a una nuova email dal sistema</w:t>
+      </w:r>
+    </w:p>
+    <w:p>
+      <w:pPr>
+        <w:spacing w:before="120" w:after="120"/>
+        <w:ind w:left="567" w:right="567"/>
+      </w:pPr>
+      <w:r>
+        <w:rPr>
+          <w:rFonts w:ascii="Calibri" w:hAnsi="Calibri"/>
+          <w:i/>
+          <w:color w:val="555555"/>
+          <w:sz w:val="22"/>
+        </w:rPr>
+        <w:t>**Suggerimento:** Word riconosce automaticamente gli stili applicati, quindi puoi aggiornare l'indice con un clic su &lt;strong&gt;Riferimenti → Aggiorna indice&lt;/strong&gt;.</w:t>
       </w:r>
     </w:p>
     <w:p>

--- a/STUDIO_LEGALE_AI_MANUALE_IT.docx
+++ b/STUDIO_LEGALE_AI_MANUALE_IT.docx
@@ -10297,6 +10297,1380 @@
           <w:sz w:val="22"/>
         </w:rPr>
         <w:t>**Sicurezza:** le credenziali dei gestionali sono salvate solo sul tuo computer, nel file `database/settings.json`, e non vengono mai trasmesse a GeneForge o a terzi.</w:t>
+      </w:r>
+    </w:p>
+    <w:p>
+      <w:pPr>
+        <w:pStyle w:val="Heading2"/>
+        <w:spacing w:before="360" w:after="160"/>
+      </w:pPr>
+      <w:r>
+        <w:rPr>
+          <w:rFonts w:ascii="Calibri" w:hAnsi="Calibri"/>
+          <w:b/>
+          <w:color w:val="1A3C6E"/>
+          <w:sz w:val="32"/>
+        </w:rPr>
+        <w:t>📧 PEC Professionale</w:t>
+      </w:r>
+    </w:p>
+    <w:p>
+      <w:pPr>
+        <w:spacing w:line="360" w:lineRule="auto" w:after="120"/>
+      </w:pPr>
+      <w:r>
+        <w:rPr>
+          <w:rFonts w:ascii="Calibri" w:hAnsi="Calibri"/>
+          <w:color w:val="333333"/>
+          <w:sz w:val="22"/>
+        </w:rPr>
+        <w:t>Studio Legale AI integra la Posta Elettronica Certificata per inviare e ricevere comunicazioni legali direttamente dalla piattaforma. Le credenziali PEC restano salvate solo in locale.</w:t>
+      </w:r>
+    </w:p>
+    <w:p>
+      <w:pPr>
+        <w:spacing w:line="360" w:lineRule="auto" w:after="120"/>
+      </w:pPr>
+      <w:r>
+        <w:rPr>
+          <w:rFonts w:ascii="Calibri" w:hAnsi="Calibri"/>
+          <w:color w:val="333333"/>
+          <w:sz w:val="22"/>
+        </w:rPr>
+        <w:t>Provider supportati:</w:t>
+      </w:r>
+    </w:p>
+    <w:tbl>
+      <w:tblPr>
+        <w:tblStyle w:val="TableGrid"/>
+        <w:tblW w:type="auto" w:w="0"/>
+        <w:tblLayout w:type="autofit"/>
+        <w:tblLook w:firstColumn="1" w:firstRow="1" w:lastColumn="0" w:lastRow="0" w:noHBand="0" w:noVBand="1" w:val="04A0"/>
+      </w:tblPr>
+      <w:tblGrid>
+        <w:gridCol w:w="3135"/>
+        <w:gridCol w:w="3135"/>
+        <w:gridCol w:w="3135"/>
+      </w:tblGrid>
+      <w:tr>
+        <w:tc>
+          <w:tcPr>
+            <w:tcW w:type="dxa" w:w="3135"/>
+            <w:shd w:fill="1A3C6E"/>
+          </w:tcPr>
+          <w:p>
+            <w:pPr>
+              <w:jc w:val="center"/>
+            </w:pPr>
+            <w:r>
+              <w:rPr>
+                <w:rFonts w:ascii="Calibri" w:hAnsi="Calibri"/>
+                <w:b/>
+                <w:color w:val="FFFFFF"/>
+                <w:sz w:val="20"/>
+              </w:rPr>
+              <w:t>Provider</w:t>
+            </w:r>
+          </w:p>
+        </w:tc>
+        <w:tc>
+          <w:tcPr>
+            <w:tcW w:type="dxa" w:w="3135"/>
+            <w:shd w:fill="1A3C6E"/>
+          </w:tcPr>
+          <w:p>
+            <w:pPr>
+              <w:jc w:val="center"/>
+            </w:pPr>
+            <w:r>
+              <w:rPr>
+                <w:rFonts w:ascii="Calibri" w:hAnsi="Calibri"/>
+                <w:b/>
+                <w:color w:val="FFFFFF"/>
+                <w:sz w:val="20"/>
+              </w:rPr>
+              <w:t>Server predefinito</w:t>
+            </w:r>
+          </w:p>
+        </w:tc>
+        <w:tc>
+          <w:tcPr>
+            <w:tcW w:type="dxa" w:w="3135"/>
+            <w:shd w:fill="1A3C6E"/>
+          </w:tcPr>
+          <w:p>
+            <w:pPr>
+              <w:jc w:val="center"/>
+            </w:pPr>
+            <w:r>
+              <w:rPr>
+                <w:rFonts w:ascii="Calibri" w:hAnsi="Calibri"/>
+                <w:b/>
+                <w:color w:val="FFFFFF"/>
+                <w:sz w:val="20"/>
+              </w:rPr>
+              <w:t>Protocollo</w:t>
+            </w:r>
+          </w:p>
+        </w:tc>
+      </w:tr>
+      <w:tr>
+        <w:tc>
+          <w:tcPr>
+            <w:tcW w:type="dxa" w:w="3135"/>
+          </w:tcPr>
+          <w:p>
+            <w:r>
+              <w:rPr>
+                <w:rFonts w:ascii="Calibri" w:hAnsi="Calibri"/>
+                <w:color w:val="333333"/>
+                <w:sz w:val="20"/>
+              </w:rPr>
+              <w:t>**Aruba PEC**</w:t>
+            </w:r>
+          </w:p>
+        </w:tc>
+        <w:tc>
+          <w:tcPr>
+            <w:tcW w:type="dxa" w:w="3135"/>
+          </w:tcPr>
+          <w:p>
+            <w:r>
+              <w:rPr>
+                <w:rFonts w:ascii="Calibri" w:hAnsi="Calibri"/>
+                <w:color w:val="333333"/>
+                <w:sz w:val="20"/>
+              </w:rPr>
+              <w:t>`smtp.pec.aruba.it` / `imap.pec.aruba.it`</w:t>
+            </w:r>
+          </w:p>
+        </w:tc>
+        <w:tc>
+          <w:tcPr>
+            <w:tcW w:type="dxa" w:w="3135"/>
+          </w:tcPr>
+          <w:p>
+            <w:r>
+              <w:rPr>
+                <w:rFonts w:ascii="Calibri" w:hAnsi="Calibri"/>
+                <w:color w:val="333333"/>
+                <w:sz w:val="20"/>
+              </w:rPr>
+              <w:t>SMTP/IMAP SSL</w:t>
+            </w:r>
+          </w:p>
+        </w:tc>
+      </w:tr>
+      <w:tr>
+        <w:tc>
+          <w:tcPr>
+            <w:tcW w:type="dxa" w:w="3135"/>
+          </w:tcPr>
+          <w:p>
+            <w:r>
+              <w:rPr>
+                <w:rFonts w:ascii="Calibri" w:hAnsi="Calibri"/>
+                <w:color w:val="333333"/>
+                <w:sz w:val="20"/>
+              </w:rPr>
+              <w:t>**Legalmail**</w:t>
+            </w:r>
+          </w:p>
+        </w:tc>
+        <w:tc>
+          <w:tcPr>
+            <w:tcW w:type="dxa" w:w="3135"/>
+          </w:tcPr>
+          <w:p>
+            <w:r>
+              <w:rPr>
+                <w:rFonts w:ascii="Calibri" w:hAnsi="Calibri"/>
+                <w:color w:val="333333"/>
+                <w:sz w:val="20"/>
+              </w:rPr>
+              <w:t>`smtp.legalmail.it` / `imap.legalmail.it`</w:t>
+            </w:r>
+          </w:p>
+        </w:tc>
+        <w:tc>
+          <w:tcPr>
+            <w:tcW w:type="dxa" w:w="3135"/>
+          </w:tcPr>
+          <w:p>
+            <w:r>
+              <w:rPr>
+                <w:rFonts w:ascii="Calibri" w:hAnsi="Calibri"/>
+                <w:color w:val="333333"/>
+                <w:sz w:val="20"/>
+              </w:rPr>
+              <w:t>SMTP/IMAP SSL</w:t>
+            </w:r>
+          </w:p>
+        </w:tc>
+      </w:tr>
+      <w:tr>
+        <w:tc>
+          <w:tcPr>
+            <w:tcW w:type="dxa" w:w="3135"/>
+          </w:tcPr>
+          <w:p>
+            <w:r>
+              <w:rPr>
+                <w:rFonts w:ascii="Calibri" w:hAnsi="Calibri"/>
+                <w:color w:val="333333"/>
+                <w:sz w:val="20"/>
+              </w:rPr>
+              <w:t>**PosteCert**</w:t>
+            </w:r>
+          </w:p>
+        </w:tc>
+        <w:tc>
+          <w:tcPr>
+            <w:tcW w:type="dxa" w:w="3135"/>
+          </w:tcPr>
+          <w:p>
+            <w:r>
+              <w:rPr>
+                <w:rFonts w:ascii="Calibri" w:hAnsi="Calibri"/>
+                <w:color w:val="333333"/>
+                <w:sz w:val="20"/>
+              </w:rPr>
+              <w:t>`smtp.postecert.it` / `imap.postecert.it`</w:t>
+            </w:r>
+          </w:p>
+        </w:tc>
+        <w:tc>
+          <w:tcPr>
+            <w:tcW w:type="dxa" w:w="3135"/>
+          </w:tcPr>
+          <w:p>
+            <w:r>
+              <w:rPr>
+                <w:rFonts w:ascii="Calibri" w:hAnsi="Calibri"/>
+                <w:color w:val="333333"/>
+                <w:sz w:val="20"/>
+              </w:rPr>
+              <w:t>SMTP/IMAP SSL</w:t>
+            </w:r>
+          </w:p>
+        </w:tc>
+      </w:tr>
+      <w:tr>
+        <w:tc>
+          <w:tcPr>
+            <w:tcW w:type="dxa" w:w="3135"/>
+          </w:tcPr>
+          <w:p>
+            <w:r>
+              <w:rPr>
+                <w:rFonts w:ascii="Calibri" w:hAnsi="Calibri"/>
+                <w:color w:val="333333"/>
+                <w:sz w:val="20"/>
+              </w:rPr>
+              <w:t>**PEC.it**</w:t>
+            </w:r>
+          </w:p>
+        </w:tc>
+        <w:tc>
+          <w:tcPr>
+            <w:tcW w:type="dxa" w:w="3135"/>
+          </w:tcPr>
+          <w:p>
+            <w:r>
+              <w:rPr>
+                <w:rFonts w:ascii="Calibri" w:hAnsi="Calibri"/>
+                <w:color w:val="333333"/>
+                <w:sz w:val="20"/>
+              </w:rPr>
+              <w:t>`smtp.pec.it` / `imap.pec.it`</w:t>
+            </w:r>
+          </w:p>
+        </w:tc>
+        <w:tc>
+          <w:tcPr>
+            <w:tcW w:type="dxa" w:w="3135"/>
+          </w:tcPr>
+          <w:p>
+            <w:r>
+              <w:rPr>
+                <w:rFonts w:ascii="Calibri" w:hAnsi="Calibri"/>
+                <w:color w:val="333333"/>
+                <w:sz w:val="20"/>
+              </w:rPr>
+              <w:t>SMTP/IMAP SSL</w:t>
+            </w:r>
+          </w:p>
+        </w:tc>
+      </w:tr>
+      <w:tr>
+        <w:tc>
+          <w:tcPr>
+            <w:tcW w:type="dxa" w:w="3135"/>
+          </w:tcPr>
+          <w:p>
+            <w:r>
+              <w:rPr>
+                <w:rFonts w:ascii="Calibri" w:hAnsi="Calibri"/>
+                <w:color w:val="333333"/>
+                <w:sz w:val="20"/>
+              </w:rPr>
+              <w:t>**Provider generico**</w:t>
+            </w:r>
+          </w:p>
+        </w:tc>
+        <w:tc>
+          <w:tcPr>
+            <w:tcW w:type="dxa" w:w="3135"/>
+          </w:tcPr>
+          <w:p>
+            <w:r>
+              <w:rPr>
+                <w:rFonts w:ascii="Calibri" w:hAnsi="Calibri"/>
+                <w:color w:val="333333"/>
+                <w:sz w:val="20"/>
+              </w:rPr>
+              <w:t>Personalizzabile</w:t>
+            </w:r>
+          </w:p>
+        </w:tc>
+        <w:tc>
+          <w:tcPr>
+            <w:tcW w:type="dxa" w:w="3135"/>
+          </w:tcPr>
+          <w:p>
+            <w:r>
+              <w:rPr>
+                <w:rFonts w:ascii="Calibri" w:hAnsi="Calibri"/>
+                <w:color w:val="333333"/>
+                <w:sz w:val="20"/>
+              </w:rPr>
+              <w:t>SMTP/IMAP SSL/TLS</w:t>
+            </w:r>
+          </w:p>
+        </w:tc>
+      </w:tr>
+    </w:tbl>
+    <w:p/>
+    <w:p>
+      <w:pPr>
+        <w:pStyle w:val="Heading3"/>
+        <w:spacing w:before="240" w:after="120"/>
+      </w:pPr>
+      <w:r>
+        <w:rPr>
+          <w:rFonts w:ascii="Calibri" w:hAnsi="Calibri"/>
+          <w:b/>
+          <w:color w:val="1A3C6E"/>
+          <w:sz w:val="26"/>
+        </w:rPr>
+        <w:t>Funzionalità</w:t>
+      </w:r>
+    </w:p>
+    <w:p>
+      <w:pPr>
+        <w:pStyle w:val="ListBullet"/>
+        <w:spacing w:line="360" w:lineRule="auto" w:after="80"/>
+        <w:ind w:left="567"/>
+      </w:pPr>
+      <w:r>
+        <w:rPr>
+          <w:rFonts w:ascii="Calibri" w:hAnsi="Calibri"/>
+          <w:color w:val="333333"/>
+          <w:sz w:val="22"/>
+        </w:rPr>
+        <w:t>Invio PEC con destinatario, oggetto, corpo e allegati (PDF/DOCX).</w:t>
+      </w:r>
+    </w:p>
+    <w:p>
+      <w:pPr>
+        <w:pStyle w:val="ListBullet"/>
+        <w:spacing w:line="360" w:lineRule="auto" w:after="80"/>
+        <w:ind w:left="567"/>
+      </w:pPr>
+      <w:r>
+        <w:rPr>
+          <w:rFonts w:ascii="Calibri" w:hAnsi="Calibri"/>
+          <w:color w:val="333333"/>
+          <w:sz w:val="22"/>
+        </w:rPr>
+        <w:t>Ricezione PEC tramite IMAP con riconoscimento ricevute di accettazione/consegna.</w:t>
+      </w:r>
+    </w:p>
+    <w:p>
+      <w:pPr>
+        <w:pStyle w:val="ListBullet"/>
+        <w:spacing w:line="360" w:lineRule="auto" w:after="80"/>
+        <w:ind w:left="567"/>
+      </w:pPr>
+      <w:r>
+        <w:rPr>
+          <w:rFonts w:ascii="Calibri" w:hAnsi="Calibri"/>
+          <w:color w:val="333333"/>
+          <w:sz w:val="22"/>
+        </w:rPr>
+        <w:t>Associazione automatica alla pratica tramite numero pratica nell'oggetto.</w:t>
+      </w:r>
+    </w:p>
+    <w:p>
+      <w:pPr>
+        <w:pStyle w:val="ListBullet"/>
+        <w:spacing w:line="360" w:lineRule="auto" w:after="80"/>
+        <w:ind w:left="567"/>
+      </w:pPr>
+      <w:r>
+        <w:rPr>
+          <w:rFonts w:ascii="Calibri" w:hAnsi="Calibri"/>
+          <w:color w:val="333333"/>
+          <w:sz w:val="22"/>
+        </w:rPr>
+        <w:t>Archivio locale dei messaggi in ingresso e in uscita.</w:t>
+      </w:r>
+    </w:p>
+    <w:p>
+      <w:pPr>
+        <w:pStyle w:val="Heading3"/>
+        <w:spacing w:before="240" w:after="120"/>
+      </w:pPr>
+      <w:r>
+        <w:rPr>
+          <w:rFonts w:ascii="Calibri" w:hAnsi="Calibri"/>
+          <w:b/>
+          <w:color w:val="1A3C6E"/>
+          <w:sz w:val="26"/>
+        </w:rPr>
+        <w:t>Come configurare la PEC</w:t>
+      </w:r>
+    </w:p>
+    <w:p>
+      <w:pPr>
+        <w:pStyle w:val="ListNumber"/>
+        <w:spacing w:line="360" w:lineRule="auto" w:after="80"/>
+        <w:ind w:left="567"/>
+      </w:pPr>
+      <w:r>
+        <w:rPr>
+          <w:rFonts w:ascii="Calibri" w:hAnsi="Calibri"/>
+          <w:color w:val="333333"/>
+          <w:sz w:val="22"/>
+        </w:rPr>
+        <w:t>Vai su Impostazioni</w:t>
+      </w:r>
+    </w:p>
+    <w:p>
+      <w:pPr>
+        <w:pStyle w:val="ListNumber"/>
+        <w:spacing w:line="360" w:lineRule="auto" w:after="80"/>
+        <w:ind w:left="567"/>
+      </w:pPr>
+      <w:r>
+        <w:rPr>
+          <w:rFonts w:ascii="Calibri" w:hAnsi="Calibri"/>
+          <w:color w:val="333333"/>
+          <w:sz w:val="22"/>
+        </w:rPr>
+        <w:t>Scorri fino alla sezione 📧 PEC Professionale</w:t>
+      </w:r>
+    </w:p>
+    <w:p>
+      <w:pPr>
+        <w:pStyle w:val="ListNumber"/>
+        <w:spacing w:line="360" w:lineRule="auto" w:after="80"/>
+        <w:ind w:left="567"/>
+      </w:pPr>
+      <w:r>
+        <w:rPr>
+          <w:rFonts w:ascii="Calibri" w:hAnsi="Calibri"/>
+          <w:color w:val="333333"/>
+          <w:sz w:val="22"/>
+        </w:rPr>
+        <w:t>Seleziona il provider o inserisci i server manualmente</w:t>
+      </w:r>
+    </w:p>
+    <w:p>
+      <w:pPr>
+        <w:pStyle w:val="ListNumber"/>
+        <w:spacing w:line="360" w:lineRule="auto" w:after="80"/>
+        <w:ind w:left="567"/>
+      </w:pPr>
+      <w:r>
+        <w:rPr>
+          <w:rFonts w:ascii="Calibri" w:hAnsi="Calibri"/>
+          <w:color w:val="333333"/>
+          <w:sz w:val="22"/>
+        </w:rPr>
+        <w:t>Inserisci:</w:t>
+      </w:r>
+    </w:p>
+    <w:p>
+      <w:pPr>
+        <w:pStyle w:val="ListBullet"/>
+        <w:spacing w:line="360" w:lineRule="auto" w:after="80"/>
+        <w:ind w:left="567"/>
+      </w:pPr>
+      <w:r>
+        <w:rPr>
+          <w:rFonts w:ascii="Calibri" w:hAnsi="Calibri"/>
+          <w:color w:val="333333"/>
+          <w:sz w:val="22"/>
+        </w:rPr>
+        <w:t>Indirizzo PEC</w:t>
+      </w:r>
+    </w:p>
+    <w:p>
+      <w:pPr>
+        <w:pStyle w:val="ListBullet"/>
+        <w:spacing w:line="360" w:lineRule="auto" w:after="80"/>
+        <w:ind w:left="567"/>
+      </w:pPr>
+      <w:r>
+        <w:rPr>
+          <w:rFonts w:ascii="Calibri" w:hAnsi="Calibri"/>
+          <w:color w:val="333333"/>
+          <w:sz w:val="22"/>
+        </w:rPr>
+        <w:t>Username</w:t>
+      </w:r>
+    </w:p>
+    <w:p>
+      <w:pPr>
+        <w:pStyle w:val="ListBullet"/>
+        <w:spacing w:line="360" w:lineRule="auto" w:after="80"/>
+        <w:ind w:left="567"/>
+      </w:pPr>
+      <w:r>
+        <w:rPr>
+          <w:rFonts w:ascii="Calibri" w:hAnsi="Calibri"/>
+          <w:color w:val="333333"/>
+          <w:sz w:val="22"/>
+        </w:rPr>
+        <w:t>Password</w:t>
+      </w:r>
+    </w:p>
+    <w:p>
+      <w:pPr>
+        <w:pStyle w:val="ListBullet"/>
+        <w:spacing w:line="360" w:lineRule="auto" w:after="80"/>
+        <w:ind w:left="567"/>
+      </w:pPr>
+      <w:r>
+        <w:rPr>
+          <w:rFonts w:ascii="Calibri" w:hAnsi="Calibri"/>
+          <w:color w:val="333333"/>
+          <w:sz w:val="22"/>
+        </w:rPr>
+        <w:t>Server SMTP/IMAP e relative porte</w:t>
+      </w:r>
+    </w:p>
+    <w:p>
+      <w:pPr>
+        <w:pStyle w:val="ListNumber"/>
+        <w:spacing w:line="360" w:lineRule="auto" w:after="80"/>
+        <w:ind w:left="567"/>
+      </w:pPr>
+      <w:r>
+        <w:rPr>
+          <w:rFonts w:ascii="Calibri" w:hAnsi="Calibri"/>
+          <w:color w:val="333333"/>
+          <w:sz w:val="22"/>
+        </w:rPr>
+        <w:t>Clicca 💾 Salva</w:t>
+      </w:r>
+    </w:p>
+    <w:p>
+      <w:pPr>
+        <w:pStyle w:val="ListNumber"/>
+        <w:spacing w:line="360" w:lineRule="auto" w:after="80"/>
+        <w:ind w:left="567"/>
+      </w:pPr>
+      <w:r>
+        <w:rPr>
+          <w:rFonts w:ascii="Calibri" w:hAnsi="Calibri"/>
+          <w:color w:val="333333"/>
+          <w:sz w:val="22"/>
+        </w:rPr>
+        <w:t>Clicca 🧪 Test PEC per verificare la connessione</w:t>
+      </w:r>
+    </w:p>
+    <w:p>
+      <w:pPr>
+        <w:spacing w:before="120" w:after="120"/>
+        <w:ind w:left="567" w:right="567"/>
+      </w:pPr>
+      <w:r>
+        <w:rPr>
+          <w:rFonts w:ascii="Calibri" w:hAnsi="Calibri"/>
+          <w:i/>
+          <w:color w:val="555555"/>
+          <w:sz w:val="22"/>
+        </w:rPr>
+        <w:t>**Importante:** per l'invio effettivo è necessario che il provider PEC abiliti l'accesso SMTP. Alcuni provider richiedono password specifiche per applicazioni o l'abilitazione dell'accesso meno sicuro.</w:t>
+      </w:r>
+    </w:p>
+    <w:p>
+      <w:pPr>
+        <w:pStyle w:val="Heading2"/>
+        <w:spacing w:before="360" w:after="160"/>
+      </w:pPr>
+      <w:r>
+        <w:rPr>
+          <w:rFonts w:ascii="Calibri" w:hAnsi="Calibri"/>
+          <w:b/>
+          <w:color w:val="1A3C6E"/>
+          <w:sz w:val="32"/>
+        </w:rPr>
+        <w:t>⚖️ Deposito Telematico / E-filing</w:t>
+      </w:r>
+    </w:p>
+    <w:p>
+      <w:pPr>
+        <w:spacing w:line="360" w:lineRule="auto" w:after="120"/>
+      </w:pPr>
+      <w:r>
+        <w:rPr>
+          <w:rFonts w:ascii="Calibri" w:hAnsi="Calibri"/>
+          <w:color w:val="333333"/>
+          <w:sz w:val="22"/>
+        </w:rPr>
+        <w:t>Studio Legale AI predispone i connettori per i principali portali di deposito telematico italiani. L'integrazione automatica richiede firma digitale/smart card e/o API del provider; il sistema genera il pacchetto di deposito e apre il link al portale corretto.</w:t>
+      </w:r>
+    </w:p>
+    <w:p>
+      <w:pPr>
+        <w:spacing w:line="360" w:lineRule="auto" w:after="120"/>
+      </w:pPr>
+      <w:r>
+        <w:rPr>
+          <w:rFonts w:ascii="Calibri" w:hAnsi="Calibri"/>
+          <w:color w:val="333333"/>
+          <w:sz w:val="22"/>
+        </w:rPr>
+        <w:t>Provider e portali supportati:</w:t>
+      </w:r>
+    </w:p>
+    <w:tbl>
+      <w:tblPr>
+        <w:tblStyle w:val="TableGrid"/>
+        <w:tblW w:type="auto" w:w="0"/>
+        <w:tblLayout w:type="autofit"/>
+        <w:tblLook w:firstColumn="1" w:firstRow="1" w:lastColumn="0" w:lastRow="0" w:noHBand="0" w:noVBand="1" w:val="04A0"/>
+      </w:tblPr>
+      <w:tblGrid>
+        <w:gridCol w:w="2351"/>
+        <w:gridCol w:w="2351"/>
+        <w:gridCol w:w="2351"/>
+        <w:gridCol w:w="2351"/>
+      </w:tblGrid>
+      <w:tr>
+        <w:tc>
+          <w:tcPr>
+            <w:tcW w:type="dxa" w:w="2351"/>
+            <w:shd w:fill="1A3C6E"/>
+          </w:tcPr>
+          <w:p>
+            <w:pPr>
+              <w:jc w:val="center"/>
+            </w:pPr>
+            <w:r>
+              <w:rPr>
+                <w:rFonts w:ascii="Calibri" w:hAnsi="Calibri"/>
+                <w:b/>
+                <w:color w:val="FFFFFF"/>
+                <w:sz w:val="20"/>
+              </w:rPr>
+              <w:t>Provider / Portale</w:t>
+            </w:r>
+          </w:p>
+        </w:tc>
+        <w:tc>
+          <w:tcPr>
+            <w:tcW w:type="dxa" w:w="2351"/>
+            <w:shd w:fill="1A3C6E"/>
+          </w:tcPr>
+          <w:p>
+            <w:pPr>
+              <w:jc w:val="center"/>
+            </w:pPr>
+            <w:r>
+              <w:rPr>
+                <w:rFonts w:ascii="Calibri" w:hAnsi="Calibri"/>
+                <w:b/>
+                <w:color w:val="FFFFFF"/>
+                <w:sz w:val="20"/>
+              </w:rPr>
+              <w:t>Categoria</w:t>
+            </w:r>
+          </w:p>
+        </w:tc>
+        <w:tc>
+          <w:tcPr>
+            <w:tcW w:type="dxa" w:w="2351"/>
+            <w:shd w:fill="1A3C6E"/>
+          </w:tcPr>
+          <w:p>
+            <w:pPr>
+              <w:jc w:val="center"/>
+            </w:pPr>
+            <w:r>
+              <w:rPr>
+                <w:rFonts w:ascii="Calibri" w:hAnsi="Calibri"/>
+                <w:b/>
+                <w:color w:val="FFFFFF"/>
+                <w:sz w:val="20"/>
+              </w:rPr>
+              <w:t>Requisiti</w:t>
+            </w:r>
+          </w:p>
+        </w:tc>
+        <w:tc>
+          <w:tcPr>
+            <w:tcW w:type="dxa" w:w="2351"/>
+            <w:shd w:fill="1A3C6E"/>
+          </w:tcPr>
+          <w:p>
+            <w:pPr>
+              <w:jc w:val="center"/>
+            </w:pPr>
+            <w:r>
+              <w:rPr>
+                <w:rFonts w:ascii="Calibri" w:hAnsi="Calibri"/>
+                <w:b/>
+                <w:color w:val="FFFFFF"/>
+                <w:sz w:val="20"/>
+              </w:rPr>
+              <w:t>Stato</w:t>
+            </w:r>
+          </w:p>
+        </w:tc>
+      </w:tr>
+      <w:tr>
+        <w:tc>
+          <w:tcPr>
+            <w:tcW w:type="dxa" w:w="2351"/>
+          </w:tcPr>
+          <w:p>
+            <w:r>
+              <w:rPr>
+                <w:rFonts w:ascii="Calibri" w:hAnsi="Calibri"/>
+                <w:color w:val="333333"/>
+                <w:sz w:val="20"/>
+              </w:rPr>
+              <w:t>**PCT** — Processo Civile Telematico</w:t>
+            </w:r>
+          </w:p>
+        </w:tc>
+        <w:tc>
+          <w:tcPr>
+            <w:tcW w:type="dxa" w:w="2351"/>
+          </w:tcPr>
+          <w:p>
+            <w:r>
+              <w:rPr>
+                <w:rFonts w:ascii="Calibri" w:hAnsi="Calibri"/>
+                <w:color w:val="333333"/>
+                <w:sz w:val="20"/>
+              </w:rPr>
+              <w:t>Ministero Giustizia</w:t>
+            </w:r>
+          </w:p>
+        </w:tc>
+        <w:tc>
+          <w:tcPr>
+            <w:tcW w:type="dxa" w:w="2351"/>
+          </w:tcPr>
+          <w:p>
+            <w:r>
+              <w:rPr>
+                <w:rFonts w:ascii="Calibri" w:hAnsi="Calibri"/>
+                <w:color w:val="333333"/>
+                <w:sz w:val="20"/>
+              </w:rPr>
+              <w:t>Smart card, software PCT, PIN</w:t>
+            </w:r>
+          </w:p>
+        </w:tc>
+        <w:tc>
+          <w:tcPr>
+            <w:tcW w:type="dxa" w:w="2351"/>
+          </w:tcPr>
+          <w:p>
+            <w:r>
+              <w:rPr>
+                <w:rFonts w:ascii="Calibri" w:hAnsi="Calibri"/>
+                <w:color w:val="333333"/>
+                <w:sz w:val="20"/>
+              </w:rPr>
+              <w:t>🟡 Placeholder</w:t>
+            </w:r>
+          </w:p>
+        </w:tc>
+      </w:tr>
+      <w:tr>
+        <w:tc>
+          <w:tcPr>
+            <w:tcW w:type="dxa" w:w="2351"/>
+          </w:tcPr>
+          <w:p>
+            <w:r>
+              <w:rPr>
+                <w:rFonts w:ascii="Calibri" w:hAnsi="Calibri"/>
+                <w:color w:val="333333"/>
+                <w:sz w:val="20"/>
+              </w:rPr>
+              <w:t>**UNEP** — Cassazione / Consiglio di Stato / TAR</w:t>
+            </w:r>
+          </w:p>
+        </w:tc>
+        <w:tc>
+          <w:tcPr>
+            <w:tcW w:type="dxa" w:w="2351"/>
+          </w:tcPr>
+          <w:p>
+            <w:r>
+              <w:rPr>
+                <w:rFonts w:ascii="Calibri" w:hAnsi="Calibri"/>
+                <w:color w:val="333333"/>
+                <w:sz w:val="20"/>
+              </w:rPr>
+              <w:t>Giurisdizioni superiori</w:t>
+            </w:r>
+          </w:p>
+        </w:tc>
+        <w:tc>
+          <w:tcPr>
+            <w:tcW w:type="dxa" w:w="2351"/>
+          </w:tcPr>
+          <w:p>
+            <w:r>
+              <w:rPr>
+                <w:rFonts w:ascii="Calibri" w:hAnsi="Calibri"/>
+                <w:color w:val="333333"/>
+                <w:sz w:val="20"/>
+              </w:rPr>
+              <w:t>Credenziali UNEP, smart card, PIN</w:t>
+            </w:r>
+          </w:p>
+        </w:tc>
+        <w:tc>
+          <w:tcPr>
+            <w:tcW w:type="dxa" w:w="2351"/>
+          </w:tcPr>
+          <w:p>
+            <w:r>
+              <w:rPr>
+                <w:rFonts w:ascii="Calibri" w:hAnsi="Calibri"/>
+                <w:color w:val="333333"/>
+                <w:sz w:val="20"/>
+              </w:rPr>
+              <w:t>🟡 Placeholder</w:t>
+            </w:r>
+          </w:p>
+        </w:tc>
+      </w:tr>
+      <w:tr>
+        <w:tc>
+          <w:tcPr>
+            <w:tcW w:type="dxa" w:w="2351"/>
+          </w:tcPr>
+          <w:p>
+            <w:r>
+              <w:rPr>
+                <w:rFonts w:ascii="Calibri" w:hAnsi="Calibri"/>
+                <w:color w:val="333333"/>
+                <w:sz w:val="20"/>
+              </w:rPr>
+              <w:t>**ReGIndE**</w:t>
+            </w:r>
+          </w:p>
+        </w:tc>
+        <w:tc>
+          <w:tcPr>
+            <w:tcW w:type="dxa" w:w="2351"/>
+          </w:tcPr>
+          <w:p>
+            <w:r>
+              <w:rPr>
+                <w:rFonts w:ascii="Calibri" w:hAnsi="Calibri"/>
+                <w:color w:val="333333"/>
+                <w:sz w:val="20"/>
+              </w:rPr>
+              <w:t>Registro indice elettronico</w:t>
+            </w:r>
+          </w:p>
+        </w:tc>
+        <w:tc>
+          <w:tcPr>
+            <w:tcW w:type="dxa" w:w="2351"/>
+          </w:tcPr>
+          <w:p>
+            <w:r>
+              <w:rPr>
+                <w:rFonts w:ascii="Calibri" w:hAnsi="Calibri"/>
+                <w:color w:val="333333"/>
+                <w:sz w:val="20"/>
+              </w:rPr>
+              <w:t>Credenziali, smart card</w:t>
+            </w:r>
+          </w:p>
+        </w:tc>
+        <w:tc>
+          <w:tcPr>
+            <w:tcW w:type="dxa" w:w="2351"/>
+          </w:tcPr>
+          <w:p>
+            <w:r>
+              <w:rPr>
+                <w:rFonts w:ascii="Calibri" w:hAnsi="Calibri"/>
+                <w:color w:val="333333"/>
+                <w:sz w:val="20"/>
+              </w:rPr>
+              <w:t>🟡 Placeholder</w:t>
+            </w:r>
+          </w:p>
+        </w:tc>
+      </w:tr>
+      <w:tr>
+        <w:tc>
+          <w:tcPr>
+            <w:tcW w:type="dxa" w:w="2351"/>
+          </w:tcPr>
+          <w:p>
+            <w:r>
+              <w:rPr>
+                <w:rFonts w:ascii="Calibri" w:hAnsi="Calibri"/>
+                <w:color w:val="333333"/>
+                <w:sz w:val="20"/>
+              </w:rPr>
+              <w:t>**Polisweb**</w:t>
+            </w:r>
+          </w:p>
+        </w:tc>
+        <w:tc>
+          <w:tcPr>
+            <w:tcW w:type="dxa" w:w="2351"/>
+          </w:tcPr>
+          <w:p>
+            <w:r>
+              <w:rPr>
+                <w:rFonts w:ascii="Calibri" w:hAnsi="Calibri"/>
+                <w:color w:val="333333"/>
+                <w:sz w:val="20"/>
+              </w:rPr>
+              <w:t>Commerciale</w:t>
+            </w:r>
+          </w:p>
+        </w:tc>
+        <w:tc>
+          <w:tcPr>
+            <w:tcW w:type="dxa" w:w="2351"/>
+          </w:tcPr>
+          <w:p>
+            <w:r>
+              <w:rPr>
+                <w:rFonts w:ascii="Calibri" w:hAnsi="Calibri"/>
+                <w:color w:val="333333"/>
+                <w:sz w:val="20"/>
+              </w:rPr>
+              <w:t>API key, username</w:t>
+            </w:r>
+          </w:p>
+        </w:tc>
+        <w:tc>
+          <w:tcPr>
+            <w:tcW w:type="dxa" w:w="2351"/>
+          </w:tcPr>
+          <w:p>
+            <w:r>
+              <w:rPr>
+                <w:rFonts w:ascii="Calibri" w:hAnsi="Calibri"/>
+                <w:color w:val="333333"/>
+                <w:sz w:val="20"/>
+              </w:rPr>
+              <w:t>🟡 Placeholder</w:t>
+            </w:r>
+          </w:p>
+        </w:tc>
+      </w:tr>
+      <w:tr>
+        <w:tc>
+          <w:tcPr>
+            <w:tcW w:type="dxa" w:w="2351"/>
+          </w:tcPr>
+          <w:p>
+            <w:r>
+              <w:rPr>
+                <w:rFonts w:ascii="Calibri" w:hAnsi="Calibri"/>
+                <w:color w:val="333333"/>
+                <w:sz w:val="20"/>
+              </w:rPr>
+              <w:t>**TrialOnline**</w:t>
+            </w:r>
+          </w:p>
+        </w:tc>
+        <w:tc>
+          <w:tcPr>
+            <w:tcW w:type="dxa" w:w="2351"/>
+          </w:tcPr>
+          <w:p>
+            <w:r>
+              <w:rPr>
+                <w:rFonts w:ascii="Calibri" w:hAnsi="Calibri"/>
+                <w:color w:val="333333"/>
+                <w:sz w:val="20"/>
+              </w:rPr>
+              <w:t>Commerciale</w:t>
+            </w:r>
+          </w:p>
+        </w:tc>
+        <w:tc>
+          <w:tcPr>
+            <w:tcW w:type="dxa" w:w="2351"/>
+          </w:tcPr>
+          <w:p>
+            <w:r>
+              <w:rPr>
+                <w:rFonts w:ascii="Calibri" w:hAnsi="Calibri"/>
+                <w:color w:val="333333"/>
+                <w:sz w:val="20"/>
+              </w:rPr>
+              <w:t>API key, username</w:t>
+            </w:r>
+          </w:p>
+        </w:tc>
+        <w:tc>
+          <w:tcPr>
+            <w:tcW w:type="dxa" w:w="2351"/>
+          </w:tcPr>
+          <w:p>
+            <w:r>
+              <w:rPr>
+                <w:rFonts w:ascii="Calibri" w:hAnsi="Calibri"/>
+                <w:color w:val="333333"/>
+                <w:sz w:val="20"/>
+              </w:rPr>
+              <w:t>🟡 Placeholder</w:t>
+            </w:r>
+          </w:p>
+        </w:tc>
+      </w:tr>
+      <w:tr>
+        <w:tc>
+          <w:tcPr>
+            <w:tcW w:type="dxa" w:w="2351"/>
+          </w:tcPr>
+          <w:p>
+            <w:r>
+              <w:rPr>
+                <w:rFonts w:ascii="Calibri" w:hAnsi="Calibri"/>
+                <w:color w:val="333333"/>
+                <w:sz w:val="20"/>
+              </w:rPr>
+              <w:t>**eDepart**</w:t>
+            </w:r>
+          </w:p>
+        </w:tc>
+        <w:tc>
+          <w:tcPr>
+            <w:tcW w:type="dxa" w:w="2351"/>
+          </w:tcPr>
+          <w:p>
+            <w:r>
+              <w:rPr>
+                <w:rFonts w:ascii="Calibri" w:hAnsi="Calibri"/>
+                <w:color w:val="333333"/>
+                <w:sz w:val="20"/>
+              </w:rPr>
+              <w:t>Commerciale</w:t>
+            </w:r>
+          </w:p>
+        </w:tc>
+        <w:tc>
+          <w:tcPr>
+            <w:tcW w:type="dxa" w:w="2351"/>
+          </w:tcPr>
+          <w:p>
+            <w:r>
+              <w:rPr>
+                <w:rFonts w:ascii="Calibri" w:hAnsi="Calibri"/>
+                <w:color w:val="333333"/>
+                <w:sz w:val="20"/>
+              </w:rPr>
+              <w:t>API key, username</w:t>
+            </w:r>
+          </w:p>
+        </w:tc>
+        <w:tc>
+          <w:tcPr>
+            <w:tcW w:type="dxa" w:w="2351"/>
+          </w:tcPr>
+          <w:p>
+            <w:r>
+              <w:rPr>
+                <w:rFonts w:ascii="Calibri" w:hAnsi="Calibri"/>
+                <w:color w:val="333333"/>
+                <w:sz w:val="20"/>
+              </w:rPr>
+              <w:t>🟡 Placeholder</w:t>
+            </w:r>
+          </w:p>
+        </w:tc>
+      </w:tr>
+      <w:tr>
+        <w:tc>
+          <w:tcPr>
+            <w:tcW w:type="dxa" w:w="2351"/>
+          </w:tcPr>
+          <w:p>
+            <w:r>
+              <w:rPr>
+                <w:rFonts w:ascii="Calibri" w:hAnsi="Calibri"/>
+                <w:color w:val="333333"/>
+                <w:sz w:val="20"/>
+              </w:rPr>
+              <w:t>**Altalex Studio Legale**</w:t>
+            </w:r>
+          </w:p>
+        </w:tc>
+        <w:tc>
+          <w:tcPr>
+            <w:tcW w:type="dxa" w:w="2351"/>
+          </w:tcPr>
+          <w:p>
+            <w:r>
+              <w:rPr>
+                <w:rFonts w:ascii="Calibri" w:hAnsi="Calibri"/>
+                <w:color w:val="333333"/>
+                <w:sz w:val="20"/>
+              </w:rPr>
+              <w:t>Commerciale</w:t>
+            </w:r>
+          </w:p>
+        </w:tc>
+        <w:tc>
+          <w:tcPr>
+            <w:tcW w:type="dxa" w:w="2351"/>
+          </w:tcPr>
+          <w:p>
+            <w:r>
+              <w:rPr>
+                <w:rFonts w:ascii="Calibri" w:hAnsi="Calibri"/>
+                <w:color w:val="333333"/>
+                <w:sz w:val="20"/>
+              </w:rPr>
+              <w:t>API key, client ID</w:t>
+            </w:r>
+          </w:p>
+        </w:tc>
+        <w:tc>
+          <w:tcPr>
+            <w:tcW w:type="dxa" w:w="2351"/>
+          </w:tcPr>
+          <w:p>
+            <w:r>
+              <w:rPr>
+                <w:rFonts w:ascii="Calibri" w:hAnsi="Calibri"/>
+                <w:color w:val="333333"/>
+                <w:sz w:val="20"/>
+              </w:rPr>
+              <w:t>🟡 Placeholder</w:t>
+            </w:r>
+          </w:p>
+        </w:tc>
+      </w:tr>
+    </w:tbl>
+    <w:p/>
+    <w:p>
+      <w:pPr>
+        <w:pStyle w:val="Heading3"/>
+        <w:spacing w:before="240" w:after="120"/>
+      </w:pPr>
+      <w:r>
+        <w:rPr>
+          <w:rFonts w:ascii="Calibri" w:hAnsi="Calibri"/>
+          <w:b/>
+          <w:color w:val="1A3C6E"/>
+          <w:sz w:val="26"/>
+        </w:rPr>
+        <w:t>Funzionalità</w:t>
+      </w:r>
+    </w:p>
+    <w:p>
+      <w:pPr>
+        <w:pStyle w:val="ListBullet"/>
+        <w:spacing w:line="360" w:lineRule="auto" w:after="80"/>
+        <w:ind w:left="567"/>
+      </w:pPr>
+      <w:r>
+        <w:rPr>
+          <w:rFonts w:ascii="Calibri" w:hAnsi="Calibri"/>
+          <w:color w:val="333333"/>
+          <w:sz w:val="22"/>
+        </w:rPr>
+        <w:t>Generazione pacchetto di deposito con metadati della pratica.</w:t>
+      </w:r>
+    </w:p>
+    <w:p>
+      <w:pPr>
+        <w:pStyle w:val="ListBullet"/>
+        <w:spacing w:line="360" w:lineRule="auto" w:after="80"/>
+        <w:ind w:left="567"/>
+      </w:pPr>
+      <w:r>
+        <w:rPr>
+          <w:rFonts w:ascii="Calibri" w:hAnsi="Calibri"/>
+          <w:color w:val="333333"/>
+          <w:sz w:val="22"/>
+        </w:rPr>
+        <w:t>Link rapido al portale corretto con dati precompilati quando possibile.</w:t>
+      </w:r>
+    </w:p>
+    <w:p>
+      <w:pPr>
+        <w:pStyle w:val="ListBullet"/>
+        <w:spacing w:line="360" w:lineRule="auto" w:after="80"/>
+        <w:ind w:left="567"/>
+      </w:pPr>
+      <w:r>
+        <w:rPr>
+          <w:rFonts w:ascii="Calibri" w:hAnsi="Calibri"/>
+          <w:color w:val="333333"/>
+          <w:sz w:val="22"/>
+        </w:rPr>
+        <w:t>Tracciamento manuale dello stato del deposito (bozza → pronto → depositato → esito).</w:t>
+      </w:r>
+    </w:p>
+    <w:p>
+      <w:pPr>
+        <w:pStyle w:val="ListBullet"/>
+        <w:spacing w:line="360" w:lineRule="auto" w:after="80"/>
+        <w:ind w:left="567"/>
+      </w:pPr>
+      <w:r>
+        <w:rPr>
+          <w:rFonts w:ascii="Calibri" w:hAnsi="Calibri"/>
+          <w:color w:val="333333"/>
+          <w:sz w:val="22"/>
+        </w:rPr>
+        <w:t>Template CSV per tenere traccia dei depositi in attesa di integrazione automatica.</w:t>
+      </w:r>
+    </w:p>
+    <w:p>
+      <w:pPr>
+        <w:pStyle w:val="Heading3"/>
+        <w:spacing w:before="240" w:after="120"/>
+      </w:pPr>
+      <w:r>
+        <w:rPr>
+          <w:rFonts w:ascii="Calibri" w:hAnsi="Calibri"/>
+          <w:b/>
+          <w:color w:val="1A3C6E"/>
+          <w:sz w:val="26"/>
+        </w:rPr>
+        <w:t>Come configurare un provider e-filing</w:t>
+      </w:r>
+    </w:p>
+    <w:p>
+      <w:pPr>
+        <w:pStyle w:val="ListNumber"/>
+        <w:spacing w:line="360" w:lineRule="auto" w:after="80"/>
+        <w:ind w:left="567"/>
+      </w:pPr>
+      <w:r>
+        <w:rPr>
+          <w:rFonts w:ascii="Calibri" w:hAnsi="Calibri"/>
+          <w:color w:val="333333"/>
+          <w:sz w:val="22"/>
+        </w:rPr>
+        <w:t>Vai su Impostazioni</w:t>
+      </w:r>
+    </w:p>
+    <w:p>
+      <w:pPr>
+        <w:pStyle w:val="ListNumber"/>
+        <w:spacing w:line="360" w:lineRule="auto" w:after="80"/>
+        <w:ind w:left="567"/>
+      </w:pPr>
+      <w:r>
+        <w:rPr>
+          <w:rFonts w:ascii="Calibri" w:hAnsi="Calibri"/>
+          <w:color w:val="333333"/>
+          <w:sz w:val="22"/>
+        </w:rPr>
+        <w:t>Scorri fino alla sezione ⚖️ Deposito Telematico / E-filing</w:t>
+      </w:r>
+    </w:p>
+    <w:p>
+      <w:pPr>
+        <w:pStyle w:val="ListNumber"/>
+        <w:spacing w:line="360" w:lineRule="auto" w:after="80"/>
+        <w:ind w:left="567"/>
+      </w:pPr>
+      <w:r>
+        <w:rPr>
+          <w:rFonts w:ascii="Calibri" w:hAnsi="Calibri"/>
+          <w:color w:val="333333"/>
+          <w:sz w:val="22"/>
+        </w:rPr>
+        <w:t>Espandi il provider che ti interessa</w:t>
+      </w:r>
+    </w:p>
+    <w:p>
+      <w:pPr>
+        <w:pStyle w:val="ListNumber"/>
+        <w:spacing w:line="360" w:lineRule="auto" w:after="80"/>
+        <w:ind w:left="567"/>
+      </w:pPr>
+      <w:r>
+        <w:rPr>
+          <w:rFonts w:ascii="Calibri" w:hAnsi="Calibri"/>
+          <w:color w:val="333333"/>
+          <w:sz w:val="22"/>
+        </w:rPr>
+        <w:t>Attiva il provider e inserisci i dati richiesti</w:t>
+      </w:r>
+    </w:p>
+    <w:p>
+      <w:pPr>
+        <w:pStyle w:val="ListNumber"/>
+        <w:spacing w:line="360" w:lineRule="auto" w:after="80"/>
+        <w:ind w:left="567"/>
+      </w:pPr>
+      <w:r>
+        <w:rPr>
+          <w:rFonts w:ascii="Calibri" w:hAnsi="Calibri"/>
+          <w:color w:val="333333"/>
+          <w:sz w:val="22"/>
+        </w:rPr>
+        <w:t>Clicca 💾 Salva</w:t>
+      </w:r>
+    </w:p>
+    <w:p>
+      <w:pPr>
+        <w:pStyle w:val="ListNumber"/>
+        <w:spacing w:line="360" w:lineRule="auto" w:after="80"/>
+        <w:ind w:left="567"/>
+      </w:pPr>
+      <w:r>
+        <w:rPr>
+          <w:rFonts w:ascii="Calibri" w:hAnsi="Calibri"/>
+          <w:color w:val="333333"/>
+          <w:sz w:val="22"/>
+        </w:rPr>
+        <w:t>Clicca 🧪 Test provider per verificare la configurazione</w:t>
+      </w:r>
+    </w:p>
+    <w:p>
+      <w:pPr>
+        <w:spacing w:before="120" w:after="120"/>
+        <w:ind w:left="567" w:right="567"/>
+      </w:pPr>
+      <w:r>
+        <w:rPr>
+          <w:rFonts w:ascii="Calibri" w:hAnsi="Calibri"/>
+          <w:i/>
+          <w:color w:val="555555"/>
+          <w:sz w:val="22"/>
+        </w:rPr>
+        <w:t>**Sicurezza:** le credenziali e i documenti relativi ai depositi telematici restano nello studio. La firma digitale viene richiesta all'esterno o tramite smart card locale; Studio Legale AI non gestisce chiavi private.</w:t>
       </w:r>
     </w:p>
     <w:p>

--- a/STUDIO_LEGALE_AI_MANUALE_IT.docx
+++ b/STUDIO_LEGALE_AI_MANUALE_IT.docx
@@ -2,7 +2,57 @@
 <file path=word/document.xml><?xml version="1.0" encoding="utf-8"?>
 <w:document xmlns:w="http://schemas.openxmlformats.org/wordprocessingml/2006/main" xmlns:m="http://schemas.openxmlformats.org/officeDocument/2006/math" xmlns:r="http://schemas.openxmlformats.org/officeDocument/2006/relationships" xmlns:o="urn:schemas-microsoft-com:office:office" xmlns:v="urn:schemas-microsoft-com:vml" xmlns:w10="urn:schemas-microsoft-com:office:word" xmlns:a="http://schemas.openxmlformats.org/drawingml/2006/main" xmlns:pic="http://schemas.openxmlformats.org/drawingml/2006/picture" xmlns:wp="http://schemas.openxmlformats.org/drawingml/2006/wordprocessingDrawing">
   <w:body>
-    <w:bookmarkStart w:id="136" w:name="studio-legale-ai-manuale-utente"/>
+    <w:p>
+      <w:pPr>
+        <w:pStyle w:val="Title"/>
+      </w:pPr>
+      <w:r>
+        <w:t xml:space="preserve">Studio Legale AI — Manuale Utente</w:t>
+      </w:r>
+    </w:p>
+    <w:p>
+      <w:pPr>
+        <w:pStyle w:val="Subtitle"/>
+      </w:pPr>
+      <w:r>
+        <w:t xml:space="preserve">Versione 2.4 — 15 Agosto 2026</w:t>
+      </w:r>
+    </w:p>
+    <w:p>
+      <w:pPr>
+        <w:pStyle w:val="Author"/>
+      </w:pPr>
+      <w:r>
+        <w:t xml:space="preserve">GeneForge AI</w:t>
+      </w:r>
+    </w:p>
+    <w:sdt>
+      <w:sdtPr>
+        <w:docPartObj>
+          <w:docPartGallery w:val="Table of Contents"/>
+          <w:docPartUnique/>
+        </w:docPartObj>
+      </w:sdtPr>
+      <w:sdtContent>
+        <w:p>
+          <w:pPr>
+            <w:pStyle w:val="TOCHeading"/>
+          </w:pPr>
+          <w:r>
+            <w:t xml:space="preserve">Table of Contents</w:t>
+          </w:r>
+        </w:p>
+        <w:p>
+          <w:r>
+            <w:fldChar w:fldCharType="begin" w:dirty="true"/>
+            <w:instrText xml:space="preserve">TOC \o "1-2" \h \z \u</w:instrText>
+            <w:fldChar w:fldCharType="separate"/>
+            <w:fldChar w:fldCharType="end"/>
+          </w:r>
+        </w:p>
+      </w:sdtContent>
+    </w:sdt>
+    <w:bookmarkStart w:id="140" w:name="studio-legale-ai-manuale-utente"/>
     <w:p>
       <w:pPr>
         <w:pStyle w:val="Heading1"/>
@@ -26,7 +76,7 @@
         <w:t xml:space="preserve"> </w:t>
       </w:r>
       <w:r>
-        <w:t xml:space="preserve">2.3</w:t>
+        <w:t xml:space="preserve">2.4</w:t>
       </w:r>
       <w:r>
         <w:br/>
@@ -42,7 +92,7 @@
         <w:t xml:space="preserve"> </w:t>
       </w:r>
       <w:r>
-        <w:t xml:space="preserve">9 Luglio 2026</w:t>
+        <w:t xml:space="preserve">15 Agosto 2026</w:t>
       </w:r>
       <w:r>
         <w:br/>
@@ -7006,7 +7056,7 @@
               <w:jc w:val="left"/>
             </w:pPr>
             <w:r>
-              <w:t xml:space="preserve">Nemotron-70B</w:t>
+              <w:t xml:space="preserve">Nemotron 3.5 Lightning 30B</w:t>
             </w:r>
           </w:p>
         </w:tc>
@@ -7060,7 +7110,7 @@
               <w:jc w:val="left"/>
             </w:pPr>
             <w:r>
-              <w:t xml:space="preserve">Nemotron-70B</w:t>
+              <w:t xml:space="preserve">Nemotron 3.5 Lightning 30B</w:t>
             </w:r>
           </w:p>
         </w:tc>
@@ -15030,7 +15080,7 @@
         <w:t xml:space="preserve"> </w:t>
       </w:r>
       <w:r>
-        <w:t xml:space="preserve">Gli agenti AI girano sul tuo server locale. Nessun dato lascia il computer, eccetto le ricerche avanzate (Nemotron API) dove viene trasmesso</w:t>
+        <w:t xml:space="preserve">Tutti i modelli AI (Nemotron 3.5 Lightning 30B, Qwen2.5-7B, Qwen3-32B) girano sul tuo server locale via llama.cpp: nessun dato lascia il computer. Le uniche connessioni esterne sono le ricerche sui motori giuridici pubblici (Normattiva, EUR-Lex, ecc.), che trasmettono</w:t>
       </w:r>
       <w:r>
         <w:t xml:space="preserve"> </w:t>
@@ -15043,7 +15093,7 @@
         <w:t xml:space="preserve">solo il testo della query</w:t>
       </w:r>
       <w:r>
-        <w:t xml:space="preserve">, mai dati delle pratiche. Le ricerche sui motori giuridici (Normattiva, EUR-Lex, ecc.) sono pubbliche.</w:t>
+        <w:t xml:space="preserve">, mai dati delle pratiche.</w:t>
       </w:r>
     </w:p>
     <w:p>
@@ -16401,7 +16451,7 @@
         <w:t xml:space="preserve"> </w:t>
       </w:r>
       <w:r>
-        <w:t xml:space="preserve">Nemotron-70B</w:t>
+        <w:t xml:space="preserve">Nemotron 3.5 Lightning 30B</w:t>
       </w:r>
     </w:p>
     <w:p>
@@ -16573,7 +16623,7 @@
         <w:t xml:space="preserve"> </w:t>
       </w:r>
       <w:r>
-        <w:t xml:space="preserve">Nemotron-70B</w:t>
+        <w:t xml:space="preserve">Nemotron 3.5 Lightning 30B</w:t>
       </w:r>
     </w:p>
     <w:p>
@@ -16745,7 +16795,7 @@
         <w:t xml:space="preserve"> </w:t>
       </w:r>
       <w:r>
-        <w:t xml:space="preserve">Nemotron-70B</w:t>
+        <w:t xml:space="preserve">Nemotron 3.5 Lightning 30B</w:t>
       </w:r>
     </w:p>
     <w:p>
@@ -16929,7 +16979,7 @@
         <w:t xml:space="preserve"> </w:t>
       </w:r>
       <w:r>
-        <w:t xml:space="preserve">Nemotron-70B</w:t>
+        <w:t xml:space="preserve">Nemotron 3.5 Lightning 30B</w:t>
       </w:r>
     </w:p>
     <w:p>
@@ -17137,7 +17187,7 @@
         <w:t xml:space="preserve"> </w:t>
       </w:r>
       <w:r>
-        <w:t xml:space="preserve">Qwen-72B</w:t>
+        <w:t xml:space="preserve">Qwen2.5-7B</w:t>
       </w:r>
     </w:p>
     <w:p>
@@ -17319,7 +17369,7 @@
         <w:t xml:space="preserve"> </w:t>
       </w:r>
       <w:r>
-        <w:t xml:space="preserve">Nemotron-70B</w:t>
+        <w:t xml:space="preserve">Nemotron 3.5 Lightning 30B</w:t>
       </w:r>
     </w:p>
     <w:p>
@@ -17571,21 +17621,329 @@
     </w:p>
     <w:bookmarkEnd w:id="124"/>
     <w:bookmarkEnd w:id="125"/>
-    <w:bookmarkStart w:id="135" w:name="prezzi-e-servizi-commerciali"/>
+    <w:bookmarkStart w:id="129" w:name="consulenza-strategica-pagina-strategy"/>
     <w:p>
       <w:pPr>
         <w:pStyle w:val="Heading2"/>
       </w:pPr>
       <w:r>
-        <w:t xml:space="preserve">13. Prezzi e Servizi Commerciali</w:t>
-      </w:r>
-    </w:p>
-    <w:bookmarkStart w:id="126" w:name="modello-di-business"/>
+        <w:t xml:space="preserve">14. Consulenza Strategica (pagina /strategy)</w:t>
+      </w:r>
+    </w:p>
+    <w:p>
+      <w:pPr>
+        <w:pStyle w:val="FirstParagraph"/>
+      </w:pPr>
+      <w:r>
+        <w:t xml:space="preserve">La pagina</w:t>
+      </w:r>
+      <w:r>
+        <w:t xml:space="preserve"> </w:t>
+      </w:r>
+      <w:r>
+        <w:rPr>
+          <w:bCs/>
+          <w:b/>
+        </w:rPr>
+        <w:t xml:space="preserve">🧠 Strategia</w:t>
+      </w:r>
+      <w:r>
+        <w:t xml:space="preserve"> </w:t>
+      </w:r>
+      <w:r>
+        <w:t xml:space="preserve">è dedicata alle domande complesse: strategie difensive, valutazione di scenari, ottimizzazione delle soluzioni da prospettare ai clienti.</w:t>
+      </w:r>
+    </w:p>
+    <w:bookmarkStart w:id="126" w:name="come-funziona"/>
     <w:p>
       <w:pPr>
         <w:pStyle w:val="Heading3"/>
       </w:pPr>
       <w:r>
+        <w:t xml:space="preserve">Come funziona</w:t>
+      </w:r>
+    </w:p>
+    <w:p>
+      <w:pPr>
+        <w:numPr>
+          <w:ilvl w:val="0"/>
+          <w:numId w:val="1077"/>
+        </w:numPr>
+        <w:pStyle w:val="Compact"/>
+      </w:pPr>
+      <w:r>
+        <w:t xml:space="preserve">Usa un modello dedicato,</w:t>
+      </w:r>
+      <w:r>
+        <w:t xml:space="preserve"> </w:t>
+      </w:r>
+      <w:r>
+        <w:rPr>
+          <w:bCs/>
+          <w:b/>
+        </w:rPr>
+        <w:t xml:space="preserve">Qwen3-32B</w:t>
+      </w:r>
+      <w:r>
+        <w:t xml:space="preserve"> </w:t>
+      </w:r>
+      <w:r>
+        <w:t xml:space="preserve">(porta 8083), con</w:t>
+      </w:r>
+      <w:r>
+        <w:t xml:space="preserve"> </w:t>
+      </w:r>
+      <w:r>
+        <w:rPr>
+          <w:bCs/>
+          <w:b/>
+        </w:rPr>
+        <w:t xml:space="preserve">ragionamento visibile in diretta</w:t>
+      </w:r>
+      <w:r>
+        <w:t xml:space="preserve">: mentre il modello elabora, il pannello</w:t>
+      </w:r>
+      <w:r>
+        <w:t xml:space="preserve"> </w:t>
+      </w:r>
+      <w:r>
+        <w:t xml:space="preserve">“</w:t>
+      </w:r>
+      <w:r>
+        <w:t xml:space="preserve">Ragionamento del modello</w:t>
+      </w:r>
+      <w:r>
+        <w:t xml:space="preserve">”</w:t>
+      </w:r>
+      <w:r>
+        <w:t xml:space="preserve"> </w:t>
+      </w:r>
+      <w:r>
+        <w:t xml:space="preserve">mostra la catena logica passo-passo, poi si chiude automaticamente quando inizia la risposta finale.</w:t>
+      </w:r>
+    </w:p>
+    <w:p>
+      <w:pPr>
+        <w:numPr>
+          <w:ilvl w:val="0"/>
+          <w:numId w:val="1077"/>
+        </w:numPr>
+        <w:pStyle w:val="Compact"/>
+      </w:pPr>
+      <w:r>
+        <w:t xml:space="preserve">L’analisi può richiedere da 30 secondi ad alcuni minuti: il timer mostra il tempo trascorso e il pulsante</w:t>
+      </w:r>
+      <w:r>
+        <w:t xml:space="preserve"> </w:t>
+      </w:r>
+      <w:r>
+        <w:rPr>
+          <w:bCs/>
+          <w:b/>
+        </w:rPr>
+        <w:t xml:space="preserve">Interrompi</w:t>
+      </w:r>
+      <w:r>
+        <w:t xml:space="preserve"> </w:t>
+      </w:r>
+      <w:r>
+        <w:t xml:space="preserve">annulla l’elaborazione.</w:t>
+      </w:r>
+    </w:p>
+    <w:bookmarkEnd w:id="126"/>
+    <w:bookmarkStart w:id="127" w:name="due-modalità"/>
+    <w:p>
+      <w:pPr>
+        <w:pStyle w:val="Heading3"/>
+      </w:pPr>
+      <w:r>
+        <w:t xml:space="preserve">Due modalità</w:t>
+      </w:r>
+    </w:p>
+    <w:tbl>
+      <w:tblPr>
+        <w:tblStyle w:val="Table"/>
+        <w:tblW w:type="pct" w:w="5000"/>
+        <w:tblLook w:firstRow="1" w:lastRow="0" w:firstColumn="0" w:lastColumn="0" w:noHBand="0" w:noVBand="0" w:val="0020"/>
+        <w:jc w:val="start"/>
+      </w:tblPr>
+      <w:tblGrid>
+        <w:gridCol w:w="5280"/>
+        <w:gridCol w:w="2640"/>
+      </w:tblGrid>
+      <w:tr>
+        <w:trPr>
+          <w:tblHeader w:val="true"/>
+        </w:trPr>
+        <w:tc>
+          <w:tcPr/>
+          <w:p>
+            <w:pPr>
+              <w:pStyle w:val="Compact"/>
+              <w:jc w:val="left"/>
+            </w:pPr>
+            <w:r>
+              <w:t xml:space="preserve">Modalità</w:t>
+            </w:r>
+          </w:p>
+        </w:tc>
+        <w:tc>
+          <w:tcPr/>
+          <w:p>
+            <w:pPr>
+              <w:pStyle w:val="Compact"/>
+              <w:jc w:val="left"/>
+            </w:pPr>
+            <w:r>
+              <w:t xml:space="preserve">Uso</w:t>
+            </w:r>
+          </w:p>
+        </w:tc>
+      </w:tr>
+      <w:tr>
+        <w:tc>
+          <w:tcPr/>
+          <w:p>
+            <w:pPr>
+              <w:pStyle w:val="Compact"/>
+              <w:jc w:val="left"/>
+            </w:pPr>
+            <w:r>
+              <w:rPr>
+                <w:bCs/>
+                <w:b/>
+              </w:rPr>
+              <w:t xml:space="preserve">Consulenza strategica</w:t>
+            </w:r>
+          </w:p>
+        </w:tc>
+        <w:tc>
+          <w:tcPr/>
+          <w:p>
+            <w:pPr>
+              <w:pStyle w:val="Compact"/>
+              <w:jc w:val="left"/>
+            </w:pPr>
+            <w:r>
+              <w:t xml:space="preserve">Scenari, rischi, tempistiche, raccomandazione finale attuabile</w:t>
+            </w:r>
+          </w:p>
+        </w:tc>
+      </w:tr>
+      <w:tr>
+        <w:tc>
+          <w:tcPr/>
+          <w:p>
+            <w:pPr>
+              <w:pStyle w:val="Compact"/>
+              <w:jc w:val="left"/>
+            </w:pPr>
+            <w:r>
+              <w:rPr>
+                <w:bCs/>
+                <w:b/>
+              </w:rPr>
+              <w:t xml:space="preserve">Modalità contenzioso</w:t>
+            </w:r>
+          </w:p>
+        </w:tc>
+        <w:tc>
+          <w:tcPr/>
+          <w:p>
+            <w:pPr>
+              <w:pStyle w:val="Compact"/>
+              <w:jc w:val="left"/>
+            </w:pPr>
+            <w:r>
+              <w:t xml:space="preserve">Analisi forense a 8 punti per cause contro attori istituzionali/industriali: catena della conoscenza, onere probatorio, conflitti di interesse di periti e CTU, dati grezzi da richiedere, timeline delle riammissioni</w:t>
+            </w:r>
+          </w:p>
+        </w:tc>
+      </w:tr>
+    </w:tbl>
+    <w:bookmarkEnd w:id="127"/>
+    <w:bookmarkStart w:id="128" w:name="note-duso"/>
+    <w:p>
+      <w:pPr>
+        <w:pStyle w:val="Heading3"/>
+      </w:pPr>
+      <w:r>
+        <w:t xml:space="preserve">Note d’uso</w:t>
+      </w:r>
+    </w:p>
+    <w:p>
+      <w:pPr>
+        <w:numPr>
+          <w:ilvl w:val="0"/>
+          <w:numId w:val="1078"/>
+        </w:numPr>
+        <w:pStyle w:val="Compact"/>
+      </w:pPr>
+      <w:r>
+        <w:t xml:space="preserve">La risposta è sempre nella lingua della domanda (italiano o bulgaro); il ragionamento interno può apparire in inglese — è normale.</w:t>
+      </w:r>
+    </w:p>
+    <w:p>
+      <w:pPr>
+        <w:numPr>
+          <w:ilvl w:val="0"/>
+          <w:numId w:val="1078"/>
+        </w:numPr>
+        <w:pStyle w:val="Compact"/>
+      </w:pPr>
+      <w:r>
+        <w:t xml:space="preserve">La Modalità contenzioso lavora</w:t>
+      </w:r>
+      <w:r>
+        <w:t xml:space="preserve"> </w:t>
+      </w:r>
+      <w:r>
+        <w:rPr>
+          <w:bCs/>
+          <w:b/>
+        </w:rPr>
+        <w:t xml:space="preserve">solo sui fatti e sugli atti forniti</w:t>
+      </w:r>
+      <w:r>
+        <w:t xml:space="preserve">: elenca cosa procurarsi e dove cercarlo, senza pronunciarsi sul merito scientifico.</w:t>
+      </w:r>
+    </w:p>
+    <w:p>
+      <w:pPr>
+        <w:numPr>
+          <w:ilvl w:val="0"/>
+          <w:numId w:val="1078"/>
+        </w:numPr>
+        <w:pStyle w:val="Compact"/>
+      </w:pPr>
+      <w:r>
+        <w:t xml:space="preserve">Il ragionamento mostrato è uno strumento di trasparenza interna: non va copiato negli atti.</w:t>
+      </w:r>
+    </w:p>
+    <w:p>
+      <w:r>
+        <w:pict>
+          <v:rect style="width:0;height:1.5pt" o:hralign="center" o:hrstd="t" o:hr="t"/>
+        </w:pict>
+      </w:r>
+    </w:p>
+    <w:bookmarkEnd w:id="128"/>
+    <w:bookmarkEnd w:id="129"/>
+    <w:bookmarkStart w:id="139" w:name="prezzi-e-servizi-commerciali"/>
+    <w:p>
+      <w:pPr>
+        <w:pStyle w:val="Heading2"/>
+      </w:pPr>
+      <w:r>
+        <w:t xml:space="preserve">15. Prezzi e Servizi Commerciali</w:t>
+      </w:r>
+    </w:p>
+    <w:bookmarkStart w:id="130" w:name="modello-di-business"/>
+    <w:p>
+      <w:pPr>
+        <w:pStyle w:val="Heading3"/>
+      </w:pPr>
+      <w:r>
         <w:t xml:space="preserve">Modello di business</w:t>
       </w:r>
     </w:p>
@@ -17610,8 +17968,8 @@
         <w:t xml:space="preserve">: il sistema viene installato fisicamente nello studio su hardware NVIDIA DGX SPARK (acquistato separatamente). I dati non escono mai dall’ufficio.</w:t>
       </w:r>
     </w:p>
-    <w:bookmarkEnd w:id="126"/>
-    <w:bookmarkStart w:id="127" w:name="pacchetti-disponibili"/>
+    <w:bookmarkEnd w:id="130"/>
+    <w:bookmarkStart w:id="131" w:name="pacchetti-disponibili"/>
     <w:p>
       <w:pPr>
         <w:pStyle w:val="Heading3"/>
@@ -17849,8 +18207,8 @@
         </w:tc>
       </w:tr>
     </w:tbl>
-    <w:bookmarkEnd w:id="127"/>
-    <w:bookmarkStart w:id="131" w:name="cosa-include-ogni-pacchetto"/>
+    <w:bookmarkEnd w:id="131"/>
+    <w:bookmarkStart w:id="135" w:name="cosa-include-ogni-pacchetto"/>
     <w:p>
       <w:pPr>
         <w:pStyle w:val="Heading3"/>
@@ -17859,7 +18217,7 @@
         <w:t xml:space="preserve">Cosa include ogni pacchetto</w:t>
       </w:r>
     </w:p>
-    <w:bookmarkStart w:id="128" w:name="base-500mese"/>
+    <w:bookmarkStart w:id="132" w:name="base-500mese"/>
     <w:p>
       <w:pPr>
         <w:pStyle w:val="Heading4"/>
@@ -17872,7 +18230,7 @@
       <w:pPr>
         <w:numPr>
           <w:ilvl w:val="0"/>
-          <w:numId w:val="1077"/>
+          <w:numId w:val="1079"/>
         </w:numPr>
         <w:pStyle w:val="Compact"/>
       </w:pPr>
@@ -17884,7 +18242,7 @@
       <w:pPr>
         <w:numPr>
           <w:ilvl w:val="0"/>
-          <w:numId w:val="1077"/>
+          <w:numId w:val="1079"/>
         </w:numPr>
         <w:pStyle w:val="Compact"/>
       </w:pPr>
@@ -17896,7 +18254,7 @@
       <w:pPr>
         <w:numPr>
           <w:ilvl w:val="0"/>
-          <w:numId w:val="1077"/>
+          <w:numId w:val="1079"/>
         </w:numPr>
         <w:pStyle w:val="Compact"/>
       </w:pPr>
@@ -17908,7 +18266,7 @@
       <w:pPr>
         <w:numPr>
           <w:ilvl w:val="0"/>
-          <w:numId w:val="1077"/>
+          <w:numId w:val="1079"/>
         </w:numPr>
         <w:pStyle w:val="Compact"/>
       </w:pPr>
@@ -17920,7 +18278,7 @@
       <w:pPr>
         <w:numPr>
           <w:ilvl w:val="0"/>
-          <w:numId w:val="1077"/>
+          <w:numId w:val="1079"/>
         </w:numPr>
         <w:pStyle w:val="Compact"/>
       </w:pPr>
@@ -17928,8 +18286,8 @@
         <w:t xml:space="preserve">Supporto email (24h SLA)</w:t>
       </w:r>
     </w:p>
-    <w:bookmarkEnd w:id="128"/>
-    <w:bookmarkStart w:id="129" w:name="professional-1.000mese"/>
+    <w:bookmarkEnd w:id="132"/>
+    <w:bookmarkStart w:id="133" w:name="professional-1.000mese"/>
     <w:p>
       <w:pPr>
         <w:pStyle w:val="Heading4"/>
@@ -17942,7 +18300,7 @@
       <w:pPr>
         <w:numPr>
           <w:ilvl w:val="0"/>
-          <w:numId w:val="1078"/>
+          <w:numId w:val="1080"/>
         </w:numPr>
         <w:pStyle w:val="Compact"/>
       </w:pPr>
@@ -17954,7 +18312,7 @@
       <w:pPr>
         <w:numPr>
           <w:ilvl w:val="0"/>
-          <w:numId w:val="1078"/>
+          <w:numId w:val="1080"/>
         </w:numPr>
         <w:pStyle w:val="Compact"/>
       </w:pPr>
@@ -17966,7 +18324,7 @@
       <w:pPr>
         <w:numPr>
           <w:ilvl w:val="0"/>
-          <w:numId w:val="1078"/>
+          <w:numId w:val="1080"/>
         </w:numPr>
         <w:pStyle w:val="Compact"/>
       </w:pPr>
@@ -17978,7 +18336,7 @@
       <w:pPr>
         <w:numPr>
           <w:ilvl w:val="0"/>
-          <w:numId w:val="1078"/>
+          <w:numId w:val="1080"/>
         </w:numPr>
         <w:pStyle w:val="Compact"/>
       </w:pPr>
@@ -17990,7 +18348,7 @@
       <w:pPr>
         <w:numPr>
           <w:ilvl w:val="0"/>
-          <w:numId w:val="1078"/>
+          <w:numId w:val="1080"/>
         </w:numPr>
         <w:pStyle w:val="Compact"/>
       </w:pPr>
@@ -18002,7 +18360,7 @@
       <w:pPr>
         <w:numPr>
           <w:ilvl w:val="0"/>
-          <w:numId w:val="1078"/>
+          <w:numId w:val="1080"/>
         </w:numPr>
         <w:pStyle w:val="Compact"/>
       </w:pPr>
@@ -18010,8 +18368,8 @@
         <w:t xml:space="preserve">2 sessioni di formazione</w:t>
       </w:r>
     </w:p>
-    <w:bookmarkEnd w:id="129"/>
-    <w:bookmarkStart w:id="130" w:name="enterprise-2.500mese"/>
+    <w:bookmarkEnd w:id="133"/>
+    <w:bookmarkStart w:id="134" w:name="enterprise-2.500mese"/>
     <w:p>
       <w:pPr>
         <w:pStyle w:val="Heading4"/>
@@ -18024,7 +18382,7 @@
       <w:pPr>
         <w:numPr>
           <w:ilvl w:val="0"/>
-          <w:numId w:val="1079"/>
+          <w:numId w:val="1081"/>
         </w:numPr>
         <w:pStyle w:val="Compact"/>
       </w:pPr>
@@ -18036,7 +18394,7 @@
       <w:pPr>
         <w:numPr>
           <w:ilvl w:val="0"/>
-          <w:numId w:val="1079"/>
+          <w:numId w:val="1081"/>
         </w:numPr>
         <w:pStyle w:val="Compact"/>
       </w:pPr>
@@ -18048,7 +18406,7 @@
       <w:pPr>
         <w:numPr>
           <w:ilvl w:val="0"/>
-          <w:numId w:val="1079"/>
+          <w:numId w:val="1081"/>
         </w:numPr>
         <w:pStyle w:val="Compact"/>
       </w:pPr>
@@ -18060,7 +18418,7 @@
       <w:pPr>
         <w:numPr>
           <w:ilvl w:val="0"/>
-          <w:numId w:val="1079"/>
+          <w:numId w:val="1081"/>
         </w:numPr>
         <w:pStyle w:val="Compact"/>
       </w:pPr>
@@ -18072,7 +18430,7 @@
       <w:pPr>
         <w:numPr>
           <w:ilvl w:val="0"/>
-          <w:numId w:val="1079"/>
+          <w:numId w:val="1081"/>
         </w:numPr>
         <w:pStyle w:val="Compact"/>
       </w:pPr>
@@ -18084,7 +18442,7 @@
       <w:pPr>
         <w:numPr>
           <w:ilvl w:val="0"/>
-          <w:numId w:val="1079"/>
+          <w:numId w:val="1081"/>
         </w:numPr>
         <w:pStyle w:val="Compact"/>
       </w:pPr>
@@ -18092,9 +18450,9 @@
         <w:t xml:space="preserve">Cluster HA (2 DGX SPARK)</w:t>
       </w:r>
     </w:p>
-    <w:bookmarkEnd w:id="130"/>
-    <w:bookmarkEnd w:id="131"/>
-    <w:bookmarkStart w:id="132" w:name="hardware-prerequisito"/>
+    <w:bookmarkEnd w:id="134"/>
+    <w:bookmarkEnd w:id="135"/>
+    <w:bookmarkStart w:id="136" w:name="hardware-prerequisito"/>
     <w:p>
       <w:pPr>
         <w:pStyle w:val="Heading3"/>
@@ -18135,8 +18493,8 @@
         <w:t xml:space="preserve">- &lt; 35 dB in operazione (adatto a ufficio)</w:t>
       </w:r>
     </w:p>
-    <w:bookmarkEnd w:id="132"/>
-    <w:bookmarkStart w:id="133" w:name="roi-stimato"/>
+    <w:bookmarkEnd w:id="136"/>
+    <w:bookmarkStart w:id="137" w:name="roi-stimato"/>
     <w:p>
       <w:pPr>
         <w:pStyle w:val="Heading3"/>
@@ -18304,8 +18662,8 @@
         </w:tc>
       </w:tr>
     </w:tbl>
-    <w:bookmarkEnd w:id="133"/>
-    <w:bookmarkStart w:id="134" w:name="contatti-commerciali"/>
+    <w:bookmarkEnd w:id="137"/>
+    <w:bookmarkStart w:id="138" w:name="contatti-commerciali"/>
     <w:p>
       <w:pPr>
         <w:pStyle w:val="Heading3"/>
@@ -18318,7 +18676,7 @@
       <w:pPr>
         <w:numPr>
           <w:ilvl w:val="0"/>
-          <w:numId w:val="1080"/>
+          <w:numId w:val="1082"/>
         </w:numPr>
         <w:pStyle w:val="Compact"/>
       </w:pPr>
@@ -18340,7 +18698,7 @@
       <w:pPr>
         <w:numPr>
           <w:ilvl w:val="0"/>
-          <w:numId w:val="1080"/>
+          <w:numId w:val="1082"/>
         </w:numPr>
         <w:pStyle w:val="Compact"/>
       </w:pPr>
@@ -18362,7 +18720,7 @@
       <w:pPr>
         <w:numPr>
           <w:ilvl w:val="0"/>
-          <w:numId w:val="1080"/>
+          <w:numId w:val="1082"/>
         </w:numPr>
         <w:pStyle w:val="Compact"/>
       </w:pPr>
@@ -18430,12 +18788,12 @@
           <w:iCs/>
           <w:i/>
         </w:rPr>
-        <w:t xml:space="preserve">Versione 2.1 — 2 Maggio 2026</w:t>
-      </w:r>
-    </w:p>
-    <w:bookmarkEnd w:id="134"/>
-    <w:bookmarkEnd w:id="135"/>
-    <w:bookmarkEnd w:id="136"/>
+        <w:t xml:space="preserve">Versione 2.4 — 15 Agosto 2026</w:t>
+      </w:r>
+    </w:p>
+    <w:bookmarkEnd w:id="138"/>
+    <w:bookmarkEnd w:id="139"/>
+    <w:bookmarkEnd w:id="140"/>
     <w:sectPr/>
   </w:body>
 </w:document>
@@ -20055,6 +20413,12 @@
     <w:abstractNumId w:val="991"/>
   </w:num>
   <w:num w:numId="1080">
+    <w:abstractNumId w:val="991"/>
+  </w:num>
+  <w:num w:numId="1081">
+    <w:abstractNumId w:val="991"/>
+  </w:num>
+  <w:num w:numId="1082">
     <w:abstractNumId w:val="991"/>
   </w:num>
 </w:numbering>
@@ -20546,7 +20910,7 @@
       <w:color w:themeColor="accent1" w:themeShade="BF" w:val="365F91"/>
     </w:rPr>
   </w:style>
-  <w:style w:type="paragraph" w:customStyle="1" w:styleId="SourceCode">
+  <w:style w:customStyle="1" w:styleId="SourceCode" w:type="paragraph">
     <w:name w:val="Source Code"/>
     <w:basedOn w:val="Normal"/>
     <w:link w:val="VerbatimChar"/>
@@ -20554,7 +20918,7 @@
       <w:wordWrap w:val="off"/>
     </w:pPr>
   </w:style>
-  <w:style w:type="character" w:customStyle="1" w:styleId="KeywordTok">
+  <w:style w:customStyle="1" w:styleId="KeywordTok" w:type="character">
     <w:name w:val="KeywordTok"/>
     <w:basedOn w:val="VerbatimChar"/>
     <w:rPr>
@@ -20562,77 +20926,77 @@
       <w:b/>
     </w:rPr>
   </w:style>
-  <w:style w:type="character" w:customStyle="1" w:styleId="DataTypeTok">
+  <w:style w:customStyle="1" w:styleId="DataTypeTok" w:type="character">
     <w:name w:val="DataTypeTok"/>
     <w:basedOn w:val="VerbatimChar"/>
     <w:rPr>
       <w:color w:val="902000"/>
     </w:rPr>
   </w:style>
-  <w:style w:type="character" w:customStyle="1" w:styleId="DecValTok">
+  <w:style w:customStyle="1" w:styleId="DecValTok" w:type="character">
     <w:name w:val="DecValTok"/>
     <w:basedOn w:val="VerbatimChar"/>
     <w:rPr>
       <w:color w:val="40a070"/>
     </w:rPr>
   </w:style>
-  <w:style w:type="character" w:customStyle="1" w:styleId="BaseNTok">
+  <w:style w:customStyle="1" w:styleId="BaseNTok" w:type="character">
     <w:name w:val="BaseNTok"/>
     <w:basedOn w:val="VerbatimChar"/>
     <w:rPr>
       <w:color w:val="40a070"/>
     </w:rPr>
   </w:style>
-  <w:style w:type="character" w:customStyle="1" w:styleId="FloatTok">
+  <w:style w:customStyle="1" w:styleId="FloatTok" w:type="character">
     <w:name w:val="FloatTok"/>
     <w:basedOn w:val="VerbatimChar"/>
     <w:rPr>
       <w:color w:val="40a070"/>
     </w:rPr>
   </w:style>
-  <w:style w:type="character" w:customStyle="1" w:styleId="ConstantTok">
+  <w:style w:customStyle="1" w:styleId="ConstantTok" w:type="character">
     <w:name w:val="ConstantTok"/>
     <w:basedOn w:val="VerbatimChar"/>
     <w:rPr>
       <w:color w:val="880000"/>
     </w:rPr>
   </w:style>
-  <w:style w:type="character" w:customStyle="1" w:styleId="CharTok">
+  <w:style w:customStyle="1" w:styleId="CharTok" w:type="character">
     <w:name w:val="CharTok"/>
     <w:basedOn w:val="VerbatimChar"/>
     <w:rPr>
       <w:color w:val="4070a0"/>
     </w:rPr>
   </w:style>
-  <w:style w:type="character" w:customStyle="1" w:styleId="SpecialCharTok">
+  <w:style w:customStyle="1" w:styleId="SpecialCharTok" w:type="character">
     <w:name w:val="SpecialCharTok"/>
     <w:basedOn w:val="VerbatimChar"/>
     <w:rPr>
       <w:color w:val="4070a0"/>
     </w:rPr>
   </w:style>
-  <w:style w:type="character" w:customStyle="1" w:styleId="StringTok">
+  <w:style w:customStyle="1" w:styleId="StringTok" w:type="character">
     <w:name w:val="StringTok"/>
     <w:basedOn w:val="VerbatimChar"/>
     <w:rPr>
       <w:color w:val="4070a0"/>
     </w:rPr>
   </w:style>
-  <w:style w:type="character" w:customStyle="1" w:styleId="VerbatimStringTok">
+  <w:style w:customStyle="1" w:styleId="VerbatimStringTok" w:type="character">
     <w:name w:val="VerbatimStringTok"/>
     <w:basedOn w:val="VerbatimChar"/>
     <w:rPr>
       <w:color w:val="4070a0"/>
     </w:rPr>
   </w:style>
-  <w:style w:type="character" w:customStyle="1" w:styleId="SpecialStringTok">
+  <w:style w:customStyle="1" w:styleId="SpecialStringTok" w:type="character">
     <w:name w:val="SpecialStringTok"/>
     <w:basedOn w:val="VerbatimChar"/>
     <w:rPr>
       <w:color w:val="bb6688"/>
     </w:rPr>
   </w:style>
-  <w:style w:type="character" w:customStyle="1" w:styleId="ImportTok">
+  <w:style w:customStyle="1" w:styleId="ImportTok" w:type="character">
     <w:name w:val="ImportTok"/>
     <w:basedOn w:val="VerbatimChar"/>
     <w:rPr>
@@ -20640,7 +21004,7 @@
       <w:b/>
     </w:rPr>
   </w:style>
-  <w:style w:type="character" w:customStyle="1" w:styleId="CommentTok">
+  <w:style w:customStyle="1" w:styleId="CommentTok" w:type="character">
     <w:name w:val="CommentTok"/>
     <w:basedOn w:val="VerbatimChar"/>
     <w:rPr>
@@ -20648,7 +21012,7 @@
       <w:i/>
     </w:rPr>
   </w:style>
-  <w:style w:type="character" w:customStyle="1" w:styleId="DocumentationTok">
+  <w:style w:customStyle="1" w:styleId="DocumentationTok" w:type="character">
     <w:name w:val="DocumentationTok"/>
     <w:basedOn w:val="VerbatimChar"/>
     <w:rPr>
@@ -20656,7 +21020,7 @@
       <w:i/>
     </w:rPr>
   </w:style>
-  <w:style w:type="character" w:customStyle="1" w:styleId="AnnotationTok">
+  <w:style w:customStyle="1" w:styleId="AnnotationTok" w:type="character">
     <w:name w:val="AnnotationTok"/>
     <w:basedOn w:val="VerbatimChar"/>
     <w:rPr>
@@ -20665,7 +21029,7 @@
       <w:i/>
     </w:rPr>
   </w:style>
-  <w:style w:type="character" w:customStyle="1" w:styleId="CommentVarTok">
+  <w:style w:customStyle="1" w:styleId="CommentVarTok" w:type="character">
     <w:name w:val="CommentVarTok"/>
     <w:basedOn w:val="VerbatimChar"/>
     <w:rPr>
@@ -20674,28 +21038,28 @@
       <w:i/>
     </w:rPr>
   </w:style>
-  <w:style w:type="character" w:customStyle="1" w:styleId="OtherTok">
+  <w:style w:customStyle="1" w:styleId="OtherTok" w:type="character">
     <w:name w:val="OtherTok"/>
     <w:basedOn w:val="VerbatimChar"/>
     <w:rPr>
       <w:color w:val="007020"/>
     </w:rPr>
   </w:style>
-  <w:style w:type="character" w:customStyle="1" w:styleId="FunctionTok">
+  <w:style w:customStyle="1" w:styleId="FunctionTok" w:type="character">
     <w:name w:val="FunctionTok"/>
     <w:basedOn w:val="VerbatimChar"/>
     <w:rPr>
       <w:color w:val="06287e"/>
     </w:rPr>
   </w:style>
-  <w:style w:type="character" w:customStyle="1" w:styleId="VariableTok">
+  <w:style w:customStyle="1" w:styleId="VariableTok" w:type="character">
     <w:name w:val="VariableTok"/>
     <w:basedOn w:val="VerbatimChar"/>
     <w:rPr>
       <w:color w:val="19177c"/>
     </w:rPr>
   </w:style>
-  <w:style w:type="character" w:customStyle="1" w:styleId="ControlFlowTok">
+  <w:style w:customStyle="1" w:styleId="ControlFlowTok" w:type="character">
     <w:name w:val="ControlFlowTok"/>
     <w:basedOn w:val="VerbatimChar"/>
     <w:rPr>
@@ -20703,45 +21067,45 @@
       <w:b/>
     </w:rPr>
   </w:style>
-  <w:style w:type="character" w:customStyle="1" w:styleId="OperatorTok">
+  <w:style w:customStyle="1" w:styleId="OperatorTok" w:type="character">
     <w:name w:val="OperatorTok"/>
     <w:basedOn w:val="VerbatimChar"/>
     <w:rPr>
       <w:color w:val="666666"/>
     </w:rPr>
   </w:style>
-  <w:style w:type="character" w:customStyle="1" w:styleId="BuiltInTok">
+  <w:style w:customStyle="1" w:styleId="BuiltInTok" w:type="character">
     <w:name w:val="BuiltInTok"/>
     <w:basedOn w:val="VerbatimChar"/>
     <w:rPr>
       <w:color w:val="008000"/>
     </w:rPr>
   </w:style>
-  <w:style w:type="character" w:customStyle="1" w:styleId="ExtensionTok">
+  <w:style w:customStyle="1" w:styleId="ExtensionTok" w:type="character">
     <w:name w:val="ExtensionTok"/>
     <w:basedOn w:val="VerbatimChar"/>
     <w:rPr/>
   </w:style>
-  <w:style w:type="character" w:customStyle="1" w:styleId="PreprocessorTok">
+  <w:style w:customStyle="1" w:styleId="PreprocessorTok" w:type="character">
     <w:name w:val="PreprocessorTok"/>
     <w:basedOn w:val="VerbatimChar"/>
     <w:rPr>
       <w:color w:val="bc7a00"/>
     </w:rPr>
   </w:style>
-  <w:style w:type="character" w:customStyle="1" w:styleId="AttributeTok">
+  <w:style w:customStyle="1" w:styleId="AttributeTok" w:type="character">
     <w:name w:val="AttributeTok"/>
     <w:basedOn w:val="VerbatimChar"/>
     <w:rPr>
       <w:color w:val="7d9029"/>
     </w:rPr>
   </w:style>
-  <w:style w:type="character" w:customStyle="1" w:styleId="RegionMarkerTok">
+  <w:style w:customStyle="1" w:styleId="RegionMarkerTok" w:type="character">
     <w:name w:val="RegionMarkerTok"/>
     <w:basedOn w:val="VerbatimChar"/>
     <w:rPr/>
   </w:style>
-  <w:style w:type="character" w:customStyle="1" w:styleId="InformationTok">
+  <w:style w:customStyle="1" w:styleId="InformationTok" w:type="character">
     <w:name w:val="InformationTok"/>
     <w:basedOn w:val="VerbatimChar"/>
     <w:rPr>
@@ -20750,7 +21114,7 @@
       <w:i/>
     </w:rPr>
   </w:style>
-  <w:style w:type="character" w:customStyle="1" w:styleId="WarningTok">
+  <w:style w:customStyle="1" w:styleId="WarningTok" w:type="character">
     <w:name w:val="WarningTok"/>
     <w:basedOn w:val="VerbatimChar"/>
     <w:rPr>
@@ -20759,7 +21123,7 @@
       <w:i/>
     </w:rPr>
   </w:style>
-  <w:style w:type="character" w:customStyle="1" w:styleId="AlertTok">
+  <w:style w:customStyle="1" w:styleId="AlertTok" w:type="character">
     <w:name w:val="AlertTok"/>
     <w:basedOn w:val="VerbatimChar"/>
     <w:rPr>
@@ -20767,7 +21131,7 @@
       <w:b/>
     </w:rPr>
   </w:style>
-  <w:style w:type="character" w:customStyle="1" w:styleId="ErrorTok">
+  <w:style w:customStyle="1" w:styleId="ErrorTok" w:type="character">
     <w:name w:val="ErrorTok"/>
     <w:basedOn w:val="VerbatimChar"/>
     <w:rPr>
@@ -20775,7 +21139,7 @@
       <w:b/>
     </w:rPr>
   </w:style>
-  <w:style w:type="character" w:customStyle="1" w:styleId="NormalTok">
+  <w:style w:customStyle="1" w:styleId="NormalTok" w:type="character">
     <w:name w:val="NormalTok"/>
     <w:basedOn w:val="VerbatimChar"/>
     <w:rPr/>
